--- a/05-数字电路/01-组合逻辑电路/半加器电路/半加器电路.docx
+++ b/05-数字电路/01-组合逻辑电路/半加器电路/半加器电路.docx
@@ -1783,6 +1783,20 @@
     </w:p>
     <w:bookmarkEnd w:id="26"/>
     <w:bookmarkEnd w:id="27"/>
+    <w:p>
+      <w:pPr>
+        <w:spacing w:before="360"/>
+        <w:jc w:val="center"/>
+      </w:pPr>
+      <w:r>
+        <w:rPr>
+          <w:rFonts w:ascii="Times New Roman" w:hAnsi="Times New Roman"/>
+          <w:color w:val="555555"/>
+          <w:sz w:val="21"/>
+        </w:rPr>
+        <w:t>材料收集者：杜文杰</w:t>
+      </w:r>
+    </w:p>
     <w:sectPr>
       <w:headerReference r:id="rId9" w:type="default"/>
       <w:footerReference r:id="rId10" w:type="default"/>

--- a/05-数字电路/01-组合逻辑电路/半加器电路/半加器电路.docx
+++ b/05-数字电路/01-组合逻辑电路/半加器电路/半加器电路.docx
@@ -1,6 +1,6 @@
 
 <file path=word/document.xml><?xml version="1.0" encoding="utf-8"?>
-<w:document xmlns:w="http://schemas.openxmlformats.org/wordprocessingml/2006/main" xmlns:m="http://schemas.openxmlformats.org/officeDocument/2006/math" xmlns:r="http://schemas.openxmlformats.org/officeDocument/2006/relationships" xmlns:o="urn:schemas-microsoft-com:office:office" xmlns:v="urn:schemas-microsoft-com:vml" xmlns:w10="urn:schemas-microsoft-com:office:word" xmlns:a="http://schemas.openxmlformats.org/drawingml/2006/main" xmlns:pic="http://schemas.openxmlformats.org/drawingml/2006/picture" xmlns:wp="http://schemas.openxmlformats.org/drawingml/2006/wordprocessingDrawing">
+<w:document xmlns:m="http://schemas.openxmlformats.org/officeDocument/2006/math" xmlns:r="http://schemas.openxmlformats.org/officeDocument/2006/relationships" xmlns:w="http://schemas.openxmlformats.org/wordprocessingml/2006/main" xmlns:o="urn:schemas-microsoft-com:office:office" xmlns:v="urn:schemas-microsoft-com:vml" xmlns:w10="urn:schemas-microsoft-com:office:word" xmlns:a="http://schemas.openxmlformats.org/drawingml/2006/main" xmlns:pic="http://schemas.openxmlformats.org/drawingml/2006/picture" xmlns:wp="http://schemas.openxmlformats.org/drawingml/2006/wordprocessingDrawing">
   <w:body>
     <w:bookmarkStart w:id="27" w:name="半加器电路"/>
     <w:p>
@@ -9,7 +9,7 @@
       </w:pPr>
       <w:r>
         <w:rPr>
-          <w:rFonts w:hint="eastAsia"/>
+          <w:rFonts w:hint="eastAsia" w:eastAsia="黑体"/>
         </w:rPr>
         <w:t xml:space="preserve">半加器电路</w:t>
       </w:r>
@@ -21,7 +21,7 @@
       </w:pPr>
       <w:r>
         <w:rPr>
-          <w:rFonts w:hint="eastAsia"/>
+          <w:rFonts w:hint="eastAsia" w:eastAsia="黑体"/>
         </w:rPr>
         <w:t xml:space="preserve">拓扑描述</w:t>
       </w:r>
@@ -32,13 +32,13 @@
       </w:pPr>
       <w:r>
         <w:rPr>
-          <w:rFonts w:hint="eastAsia"/>
+          <w:rFonts w:hint="eastAsia" w:eastAsia="黑体"/>
         </w:rPr>
         <w:t xml:space="preserve">由</w:t>
       </w:r>
       <w:r>
         <w:rPr>
-          <w:rFonts w:hint="eastAsia"/>
+          <w:rFonts w:hint="eastAsia" w:eastAsia="黑体"/>
           <w:b/>
           <w:bCs/>
         </w:rPr>
@@ -46,23 +46,27 @@
       </w:r>
       <w:r>
         <w:rPr>
+          <w:rFonts w:eastAsia="黑体"/>
           <w:b/>
           <w:bCs/>
         </w:rPr>
         <w:t xml:space="preserve"> A1</w:t>
       </w:r>
       <w:r>
+        <w:rPr>
+          <w:rFonts w:eastAsia="黑体"/>
+        </w:rPr>
         <w:t xml:space="preserve"> </w:t>
       </w:r>
       <w:r>
         <w:rPr>
-          <w:rFonts w:hint="eastAsia"/>
+          <w:rFonts w:hint="eastAsia" w:eastAsia="黑体"/>
         </w:rPr>
         <w:t xml:space="preserve">与</w:t>
       </w:r>
       <w:r>
         <w:rPr>
-          <w:rFonts w:hint="eastAsia"/>
+          <w:rFonts w:hint="eastAsia" w:eastAsia="黑体"/>
           <w:b/>
           <w:bCs/>
         </w:rPr>
@@ -70,41 +74,51 @@
       </w:r>
       <w:r>
         <w:rPr>
+          <w:rFonts w:eastAsia="黑体"/>
           <w:b/>
           <w:bCs/>
         </w:rPr>
         <w:t xml:space="preserve"> A2</w:t>
       </w:r>
       <w:r>
+        <w:rPr>
+          <w:rFonts w:eastAsia="黑体"/>
+        </w:rPr>
         <w:t xml:space="preserve"> </w:t>
       </w:r>
       <w:r>
         <w:rPr>
-          <w:rFonts w:hint="eastAsia"/>
+          <w:rFonts w:hint="eastAsia" w:eastAsia="黑体"/>
         </w:rPr>
         <w:t xml:space="preserve">组成，两个门共享两个输入</w:t>
       </w:r>
       <w:r>
+        <w:rPr>
+          <w:rFonts w:eastAsia="黑体"/>
+        </w:rPr>
         <w:t xml:space="preserve"> </w:t>
       </w:r>
       <w:r>
         <w:rPr>
-          <w:rFonts w:hint="eastAsia"/>
+          <w:rFonts w:hint="eastAsia" w:eastAsia="黑体"/>
         </w:rPr>
         <w:t xml:space="preserve">A、B。电路共有</w:t>
       </w:r>
       <w:r>
+        <w:rPr>
+          <w:rFonts w:eastAsia="黑体"/>
+        </w:rPr>
         <w:t xml:space="preserve"> 4 </w:t>
       </w:r>
       <w:r>
         <w:rPr>
-          <w:rFonts w:hint="eastAsia"/>
+          <w:rFonts w:hint="eastAsia" w:eastAsia="黑体"/>
         </w:rPr>
         <w:t xml:space="preserve">个关键节点：</w:t>
       </w:r>
       <w:r>
         <w:rPr>
-          <w:rFonts w:hint="eastAsia"/>
+          <w:rFonts w:hint="eastAsia" w:eastAsia="黑体"/>
           <w:b/>
           <w:bCs/>
         </w:rPr>
@@ -112,6 +126,7 @@
       </w:r>
       <w:r>
         <w:rPr>
+          <w:rFonts w:eastAsia="黑体"/>
           <w:b/>
           <w:bCs/>
         </w:rPr>
@@ -119,7 +134,7 @@
       </w:r>
       <w:r>
         <w:rPr>
-          <w:rFonts w:hint="eastAsia"/>
+          <w:rFonts w:hint="eastAsia" w:eastAsia="黑体"/>
           <w:b/>
           <w:bCs/>
         </w:rPr>
@@ -127,6 +142,7 @@
       </w:r>
       <w:r>
         <w:rPr>
+          <w:rFonts w:eastAsia="黑体"/>
           <w:b/>
           <w:bCs/>
         </w:rPr>
@@ -134,11 +150,14 @@
       </w:r>
       <w:r>
         <w:rPr>
-          <w:rFonts w:hint="eastAsia"/>
+          <w:rFonts w:hint="eastAsia" w:eastAsia="黑体"/>
         </w:rPr>
         <w:t xml:space="preserve">（外部输入信号</w:t>
       </w:r>
       <w:r>
+        <w:rPr>
+          <w:rFonts w:eastAsia="黑体"/>
+        </w:rPr>
         <w:t xml:space="preserve"> </w:t>
       </w:r>
       <m:oMath>
@@ -147,53 +166,68 @@
         </m:r>
       </m:oMath>
       <w:r>
+        <w:rPr>
+          <w:rFonts w:eastAsia="黑体"/>
+        </w:rPr>
         <w:t xml:space="preserve"> </w:t>
       </w:r>
       <w:r>
         <w:rPr>
-          <w:rFonts w:hint="eastAsia"/>
+          <w:rFonts w:hint="eastAsia" w:eastAsia="黑体"/>
         </w:rPr>
         <w:t xml:space="preserve">与</w:t>
       </w:r>
       <w:r>
+        <w:rPr>
+          <w:rFonts w:eastAsia="黑体"/>
+        </w:rPr>
         <w:t xml:space="preserve"> A1 </w:t>
       </w:r>
       <w:r>
         <w:rPr>
-          <w:rFonts w:hint="eastAsia"/>
+          <w:rFonts w:hint="eastAsia" w:eastAsia="黑体"/>
         </w:rPr>
         <w:t xml:space="preserve">的</w:t>
       </w:r>
       <w:r>
+        <w:rPr>
+          <w:rFonts w:eastAsia="黑体"/>
+        </w:rPr>
         <w:t xml:space="preserve"> A </w:t>
       </w:r>
       <w:r>
         <w:rPr>
-          <w:rFonts w:hint="eastAsia"/>
+          <w:rFonts w:hint="eastAsia" w:eastAsia="黑体"/>
         </w:rPr>
         <w:t xml:space="preserve">端、A2</w:t>
       </w:r>
       <w:r>
+        <w:rPr>
+          <w:rFonts w:eastAsia="黑体"/>
+        </w:rPr>
         <w:t xml:space="preserve"> </w:t>
       </w:r>
       <w:r>
         <w:rPr>
-          <w:rFonts w:hint="eastAsia"/>
+          <w:rFonts w:hint="eastAsia" w:eastAsia="黑体"/>
         </w:rPr>
         <w:t xml:space="preserve">的</w:t>
       </w:r>
       <w:r>
+        <w:rPr>
+          <w:rFonts w:eastAsia="黑体"/>
+        </w:rPr>
         <w:t xml:space="preserve"> A </w:t>
       </w:r>
       <w:r>
         <w:rPr>
-          <w:rFonts w:hint="eastAsia"/>
+          <w:rFonts w:hint="eastAsia" w:eastAsia="黑体"/>
         </w:rPr>
         <w:t xml:space="preserve">端相连）；</w:t>
       </w:r>
       <w:r>
         <w:rPr>
-          <w:rFonts w:hint="eastAsia"/>
+          <w:rFonts w:hint="eastAsia" w:eastAsia="黑体"/>
           <w:b/>
           <w:bCs/>
         </w:rPr>
@@ -201,6 +235,7 @@
       </w:r>
       <w:r>
         <w:rPr>
+          <w:rFonts w:eastAsia="黑体"/>
           <w:b/>
           <w:bCs/>
         </w:rPr>
@@ -208,7 +243,7 @@
       </w:r>
       <w:r>
         <w:rPr>
-          <w:rFonts w:hint="eastAsia"/>
+          <w:rFonts w:hint="eastAsia" w:eastAsia="黑体"/>
           <w:b/>
           <w:bCs/>
         </w:rPr>
@@ -216,6 +251,7 @@
       </w:r>
       <w:r>
         <w:rPr>
+          <w:rFonts w:eastAsia="黑体"/>
           <w:b/>
           <w:bCs/>
         </w:rPr>
@@ -223,11 +259,14 @@
       </w:r>
       <w:r>
         <w:rPr>
-          <w:rFonts w:hint="eastAsia"/>
+          <w:rFonts w:hint="eastAsia" w:eastAsia="黑体"/>
         </w:rPr>
         <w:t xml:space="preserve">（外部输入信号</w:t>
       </w:r>
       <w:r>
+        <w:rPr>
+          <w:rFonts w:eastAsia="黑体"/>
+        </w:rPr>
         <w:t xml:space="preserve"> </w:t>
       </w:r>
       <m:oMath>
@@ -236,53 +275,68 @@
         </m:r>
       </m:oMath>
       <w:r>
+        <w:rPr>
+          <w:rFonts w:eastAsia="黑体"/>
+        </w:rPr>
         <w:t xml:space="preserve"> </w:t>
       </w:r>
       <w:r>
         <w:rPr>
-          <w:rFonts w:hint="eastAsia"/>
+          <w:rFonts w:hint="eastAsia" w:eastAsia="黑体"/>
         </w:rPr>
         <w:t xml:space="preserve">与</w:t>
       </w:r>
       <w:r>
+        <w:rPr>
+          <w:rFonts w:eastAsia="黑体"/>
+        </w:rPr>
         <w:t xml:space="preserve"> A1 </w:t>
       </w:r>
       <w:r>
         <w:rPr>
-          <w:rFonts w:hint="eastAsia"/>
+          <w:rFonts w:hint="eastAsia" w:eastAsia="黑体"/>
         </w:rPr>
         <w:t xml:space="preserve">的</w:t>
       </w:r>
       <w:r>
+        <w:rPr>
+          <w:rFonts w:eastAsia="黑体"/>
+        </w:rPr>
         <w:t xml:space="preserve"> B </w:t>
       </w:r>
       <w:r>
         <w:rPr>
-          <w:rFonts w:hint="eastAsia"/>
+          <w:rFonts w:hint="eastAsia" w:eastAsia="黑体"/>
         </w:rPr>
         <w:t xml:space="preserve">端、A2</w:t>
       </w:r>
       <w:r>
+        <w:rPr>
+          <w:rFonts w:eastAsia="黑体"/>
+        </w:rPr>
         <w:t xml:space="preserve"> </w:t>
       </w:r>
       <w:r>
         <w:rPr>
-          <w:rFonts w:hint="eastAsia"/>
+          <w:rFonts w:hint="eastAsia" w:eastAsia="黑体"/>
         </w:rPr>
         <w:t xml:space="preserve">的</w:t>
       </w:r>
       <w:r>
+        <w:rPr>
+          <w:rFonts w:eastAsia="黑体"/>
+        </w:rPr>
         <w:t xml:space="preserve"> B </w:t>
       </w:r>
       <w:r>
         <w:rPr>
-          <w:rFonts w:hint="eastAsia"/>
+          <w:rFonts w:hint="eastAsia" w:eastAsia="黑体"/>
         </w:rPr>
         <w:t xml:space="preserve">端相连）；</w:t>
       </w:r>
       <w:r>
         <w:rPr>
-          <w:rFonts w:hint="eastAsia"/>
+          <w:rFonts w:hint="eastAsia" w:eastAsia="黑体"/>
           <w:b/>
           <w:bCs/>
         </w:rPr>
@@ -290,6 +344,7 @@
       </w:r>
       <w:r>
         <w:rPr>
+          <w:rFonts w:eastAsia="黑体"/>
           <w:b/>
           <w:bCs/>
         </w:rPr>
@@ -297,7 +352,7 @@
       </w:r>
       <w:r>
         <w:rPr>
-          <w:rFonts w:hint="eastAsia"/>
+          <w:rFonts w:hint="eastAsia" w:eastAsia="黑体"/>
           <w:b/>
           <w:bCs/>
         </w:rPr>
@@ -305,6 +360,7 @@
       </w:r>
       <w:r>
         <w:rPr>
+          <w:rFonts w:eastAsia="黑体"/>
           <w:b/>
           <w:bCs/>
         </w:rPr>
@@ -312,29 +368,38 @@
       </w:r>
       <w:r>
         <w:rPr>
-          <w:rFonts w:hint="eastAsia"/>
+          <w:rFonts w:hint="eastAsia" w:eastAsia="黑体"/>
         </w:rPr>
         <w:t xml:space="preserve">（A1</w:t>
       </w:r>
       <w:r>
+        <w:rPr>
+          <w:rFonts w:eastAsia="黑体"/>
+        </w:rPr>
         <w:t xml:space="preserve"> </w:t>
       </w:r>
       <w:r>
         <w:rPr>
-          <w:rFonts w:hint="eastAsia"/>
+          <w:rFonts w:hint="eastAsia" w:eastAsia="黑体"/>
         </w:rPr>
         <w:t xml:space="preserve">的输出</w:t>
       </w:r>
       <w:r>
+        <w:rPr>
+          <w:rFonts w:eastAsia="黑体"/>
+        </w:rPr>
         <w:t xml:space="preserve"> Y </w:t>
       </w:r>
       <w:r>
         <w:rPr>
-          <w:rFonts w:hint="eastAsia"/>
+          <w:rFonts w:hint="eastAsia" w:eastAsia="黑体"/>
         </w:rPr>
         <w:t xml:space="preserve">作为电路的和位输出</w:t>
       </w:r>
       <w:r>
+        <w:rPr>
+          <w:rFonts w:eastAsia="黑体"/>
+        </w:rPr>
         <w:t xml:space="preserve"> </w:t>
       </w:r>
       <m:oMath>
@@ -344,11 +409,14 @@
       </m:oMath>
       <w:r>
         <w:rPr>
-          <w:rFonts w:hint="eastAsia"/>
+          <w:rFonts w:hint="eastAsia" w:eastAsia="黑体"/>
         </w:rPr>
         <w:t xml:space="preserve">，携带</w:t>
       </w:r>
       <w:r>
+        <w:rPr>
+          <w:rFonts w:eastAsia="黑体"/>
+        </w:rPr>
         <w:t xml:space="preserve"> </w:t>
       </w:r>
       <m:oMath>
@@ -367,13 +435,13 @@
       </m:oMath>
       <w:r>
         <w:rPr>
-          <w:rFonts w:hint="eastAsia"/>
+          <w:rFonts w:hint="eastAsia" w:eastAsia="黑体"/>
         </w:rPr>
         <w:t xml:space="preserve">）；</w:t>
       </w:r>
       <w:r>
         <w:rPr>
-          <w:rFonts w:hint="eastAsia"/>
+          <w:rFonts w:hint="eastAsia" w:eastAsia="黑体"/>
           <w:b/>
           <w:bCs/>
         </w:rPr>
@@ -381,6 +449,7 @@
       </w:r>
       <w:r>
         <w:rPr>
+          <w:rFonts w:eastAsia="黑体"/>
           <w:b/>
           <w:bCs/>
         </w:rPr>
@@ -388,7 +457,7 @@
       </w:r>
       <w:r>
         <w:rPr>
-          <w:rFonts w:hint="eastAsia"/>
+          <w:rFonts w:hint="eastAsia" w:eastAsia="黑体"/>
           <w:b/>
           <w:bCs/>
         </w:rPr>
@@ -396,6 +465,7 @@
       </w:r>
       <w:r>
         <w:rPr>
+          <w:rFonts w:eastAsia="黑体"/>
           <w:b/>
           <w:bCs/>
         </w:rPr>
@@ -403,29 +473,38 @@
       </w:r>
       <w:r>
         <w:rPr>
-          <w:rFonts w:hint="eastAsia"/>
+          <w:rFonts w:hint="eastAsia" w:eastAsia="黑体"/>
         </w:rPr>
         <w:t xml:space="preserve">（A2</w:t>
       </w:r>
       <w:r>
+        <w:rPr>
+          <w:rFonts w:eastAsia="黑体"/>
+        </w:rPr>
         <w:t xml:space="preserve"> </w:t>
       </w:r>
       <w:r>
         <w:rPr>
-          <w:rFonts w:hint="eastAsia"/>
+          <w:rFonts w:hint="eastAsia" w:eastAsia="黑体"/>
         </w:rPr>
         <w:t xml:space="preserve">的输出</w:t>
       </w:r>
       <w:r>
+        <w:rPr>
+          <w:rFonts w:eastAsia="黑体"/>
+        </w:rPr>
         <w:t xml:space="preserve"> Y </w:t>
       </w:r>
       <w:r>
         <w:rPr>
-          <w:rFonts w:hint="eastAsia"/>
+          <w:rFonts w:hint="eastAsia" w:eastAsia="黑体"/>
         </w:rPr>
         <w:t xml:space="preserve">作为电路的进位输出</w:t>
       </w:r>
       <w:r>
+        <w:rPr>
+          <w:rFonts w:eastAsia="黑体"/>
+        </w:rPr>
         <w:t xml:space="preserve"> </w:t>
       </w:r>
       <m:oMath>
@@ -435,11 +514,14 @@
       </m:oMath>
       <w:r>
         <w:rPr>
-          <w:rFonts w:hint="eastAsia"/>
+          <w:rFonts w:hint="eastAsia" w:eastAsia="黑体"/>
         </w:rPr>
         <w:t xml:space="preserve">，携带</w:t>
       </w:r>
       <w:r>
+        <w:rPr>
+          <w:rFonts w:eastAsia="黑体"/>
+        </w:rPr>
         <w:t xml:space="preserve"> </w:t>
       </w:r>
       <m:oMath>
@@ -458,7 +540,7 @@
       </m:oMath>
       <w:r>
         <w:rPr>
-          <w:rFonts w:hint="eastAsia"/>
+          <w:rFonts w:hint="eastAsia" w:eastAsia="黑体"/>
         </w:rPr>
         <w:t xml:space="preserve">）。</w:t>
       </w:r>
@@ -467,82 +549,106 @@
       <w:pPr/>
       <w:r>
         <w:rPr>
-          <w:rFonts w:hint="eastAsia"/>
+          <w:rFonts w:hint="eastAsia" w:eastAsia="黑体"/>
         </w:rPr>
         <w:t xml:space="preserve">各门管脚连接：</w:t>
       </w:r>
       <w:r>
         <w:rPr>
-          <w:rFonts w:hint="eastAsia"/>
+          <w:rFonts w:hint="eastAsia" w:eastAsia="黑体"/>
           <w:b/>
           <w:bCs/>
         </w:rPr>
         <w:t xml:space="preserve">A1（异或门）</w:t>
       </w:r>
       <w:r>
+        <w:rPr>
+          <w:rFonts w:eastAsia="黑体"/>
+        </w:rPr>
         <w:t xml:space="preserve"> </w:t>
       </w:r>
       <w:r>
         <w:rPr>
-          <w:rFonts w:hint="eastAsia"/>
+          <w:rFonts w:hint="eastAsia" w:eastAsia="黑体"/>
         </w:rPr>
         <w:t xml:space="preserve">的</w:t>
       </w:r>
       <w:r>
+        <w:rPr>
+          <w:rFonts w:eastAsia="黑体"/>
+        </w:rPr>
         <w:t xml:space="preserve"> A </w:t>
       </w:r>
       <w:r>
         <w:rPr>
-          <w:rFonts w:hint="eastAsia"/>
+          <w:rFonts w:hint="eastAsia" w:eastAsia="黑体"/>
         </w:rPr>
         <w:t xml:space="preserve">端接输入节点</w:t>
       </w:r>
       <w:r>
+        <w:rPr>
+          <w:rFonts w:eastAsia="黑体"/>
+        </w:rPr>
         <w:t xml:space="preserve"> A、B </w:t>
       </w:r>
       <w:r>
         <w:rPr>
-          <w:rFonts w:hint="eastAsia"/>
+          <w:rFonts w:hint="eastAsia" w:eastAsia="黑体"/>
         </w:rPr>
         <w:t xml:space="preserve">端接输入节点</w:t>
       </w:r>
       <w:r>
+        <w:rPr>
+          <w:rFonts w:eastAsia="黑体"/>
+        </w:rPr>
         <w:t xml:space="preserve"> </w:t>
       </w:r>
       <w:r>
         <w:rPr>
-          <w:rFonts w:hint="eastAsia"/>
+          <w:rFonts w:hint="eastAsia" w:eastAsia="黑体"/>
         </w:rPr>
         <w:t xml:space="preserve">B、输出</w:t>
       </w:r>
       <w:r>
+        <w:rPr>
+          <w:rFonts w:eastAsia="黑体"/>
+        </w:rPr>
         <w:t xml:space="preserve"> Y </w:t>
       </w:r>
       <w:r>
         <w:rPr>
-          <w:rFonts w:hint="eastAsia"/>
+          <w:rFonts w:hint="eastAsia" w:eastAsia="黑体"/>
         </w:rPr>
         <w:t xml:space="preserve">端接和位节点</w:t>
       </w:r>
       <w:r>
+        <w:rPr>
+          <w:rFonts w:eastAsia="黑体"/>
+        </w:rPr>
         <w:t xml:space="preserve"> </w:t>
       </w:r>
       <w:r>
         <w:rPr>
-          <w:rFonts w:hint="eastAsia"/>
+          <w:rFonts w:hint="eastAsia" w:eastAsia="黑体"/>
         </w:rPr>
         <w:t xml:space="preserve">S，正电源脚</w:t>
       </w:r>
       <w:r>
+        <w:rPr>
+          <w:rFonts w:eastAsia="黑体"/>
+        </w:rPr>
         <w:t xml:space="preserve"> VDD </w:t>
       </w:r>
       <w:r>
         <w:rPr>
-          <w:rFonts w:hint="eastAsia"/>
+          <w:rFonts w:hint="eastAsia" w:eastAsia="黑体"/>
         </w:rPr>
         <w:t xml:space="preserve">接</w:t>
       </w:r>
       <w:r>
+        <w:rPr>
+          <w:rFonts w:eastAsia="黑体"/>
+        </w:rPr>
         <w:t xml:space="preserve"> </w:t>
       </w:r>
       <m:oMath>
@@ -570,100 +676,130 @@
       </m:oMath>
       <w:r>
         <w:rPr>
-          <w:rFonts w:hint="eastAsia"/>
+          <w:rFonts w:hint="eastAsia" w:eastAsia="黑体"/>
         </w:rPr>
         <w:t xml:space="preserve">、接地脚</w:t>
       </w:r>
       <w:r>
+        <w:rPr>
+          <w:rFonts w:eastAsia="黑体"/>
+        </w:rPr>
         <w:t xml:space="preserve"> GND </w:t>
       </w:r>
       <w:r>
         <w:rPr>
-          <w:rFonts w:hint="eastAsia"/>
+          <w:rFonts w:hint="eastAsia" w:eastAsia="黑体"/>
         </w:rPr>
         <w:t xml:space="preserve">接</w:t>
       </w:r>
       <w:r>
+        <w:rPr>
+          <w:rFonts w:eastAsia="黑体"/>
+        </w:rPr>
         <w:t xml:space="preserve"> </w:t>
       </w:r>
       <w:r>
         <w:rPr>
-          <w:rFonts w:hint="eastAsia"/>
+          <w:rFonts w:hint="eastAsia" w:eastAsia="黑体"/>
         </w:rPr>
         <w:t xml:space="preserve">GND；</w:t>
       </w:r>
       <w:r>
         <w:rPr>
-          <w:rFonts w:hint="eastAsia"/>
+          <w:rFonts w:hint="eastAsia" w:eastAsia="黑体"/>
           <w:b/>
           <w:bCs/>
         </w:rPr>
         <w:t xml:space="preserve">A2（与门）</w:t>
       </w:r>
       <w:r>
+        <w:rPr>
+          <w:rFonts w:eastAsia="黑体"/>
+        </w:rPr>
         <w:t xml:space="preserve"> </w:t>
       </w:r>
       <w:r>
         <w:rPr>
-          <w:rFonts w:hint="eastAsia"/>
+          <w:rFonts w:hint="eastAsia" w:eastAsia="黑体"/>
         </w:rPr>
         <w:t xml:space="preserve">的</w:t>
       </w:r>
       <w:r>
+        <w:rPr>
+          <w:rFonts w:eastAsia="黑体"/>
+        </w:rPr>
         <w:t xml:space="preserve"> A </w:t>
       </w:r>
       <w:r>
         <w:rPr>
-          <w:rFonts w:hint="eastAsia"/>
+          <w:rFonts w:hint="eastAsia" w:eastAsia="黑体"/>
         </w:rPr>
         <w:t xml:space="preserve">端接输入节点</w:t>
       </w:r>
       <w:r>
+        <w:rPr>
+          <w:rFonts w:eastAsia="黑体"/>
+        </w:rPr>
         <w:t xml:space="preserve"> A、B </w:t>
       </w:r>
       <w:r>
         <w:rPr>
-          <w:rFonts w:hint="eastAsia"/>
+          <w:rFonts w:hint="eastAsia" w:eastAsia="黑体"/>
         </w:rPr>
         <w:t xml:space="preserve">端接输入节点</w:t>
       </w:r>
       <w:r>
+        <w:rPr>
+          <w:rFonts w:eastAsia="黑体"/>
+        </w:rPr>
         <w:t xml:space="preserve"> </w:t>
       </w:r>
       <w:r>
         <w:rPr>
-          <w:rFonts w:hint="eastAsia"/>
+          <w:rFonts w:hint="eastAsia" w:eastAsia="黑体"/>
         </w:rPr>
         <w:t xml:space="preserve">B、输出</w:t>
       </w:r>
       <w:r>
+        <w:rPr>
+          <w:rFonts w:eastAsia="黑体"/>
+        </w:rPr>
         <w:t xml:space="preserve"> Y </w:t>
       </w:r>
       <w:r>
         <w:rPr>
-          <w:rFonts w:hint="eastAsia"/>
+          <w:rFonts w:hint="eastAsia" w:eastAsia="黑体"/>
         </w:rPr>
         <w:t xml:space="preserve">端接进位节点</w:t>
       </w:r>
       <w:r>
+        <w:rPr>
+          <w:rFonts w:eastAsia="黑体"/>
+        </w:rPr>
         <w:t xml:space="preserve"> </w:t>
       </w:r>
       <w:r>
         <w:rPr>
-          <w:rFonts w:hint="eastAsia"/>
+          <w:rFonts w:hint="eastAsia" w:eastAsia="黑体"/>
         </w:rPr>
         <w:t xml:space="preserve">C，正电源脚</w:t>
       </w:r>
       <w:r>
+        <w:rPr>
+          <w:rFonts w:eastAsia="黑体"/>
+        </w:rPr>
         <w:t xml:space="preserve"> VDD </w:t>
       </w:r>
       <w:r>
         <w:rPr>
-          <w:rFonts w:hint="eastAsia"/>
+          <w:rFonts w:hint="eastAsia" w:eastAsia="黑体"/>
         </w:rPr>
         <w:t xml:space="preserve">接</w:t>
       </w:r>
       <w:r>
+        <w:rPr>
+          <w:rFonts w:eastAsia="黑体"/>
+        </w:rPr>
         <w:t xml:space="preserve"> </w:t>
       </w:r>
       <m:oMath>
@@ -691,20 +827,26 @@
       </m:oMath>
       <w:r>
         <w:rPr>
-          <w:rFonts w:hint="eastAsia"/>
+          <w:rFonts w:hint="eastAsia" w:eastAsia="黑体"/>
         </w:rPr>
         <w:t xml:space="preserve">、接地脚</w:t>
       </w:r>
       <w:r>
+        <w:rPr>
+          <w:rFonts w:eastAsia="黑体"/>
+        </w:rPr>
         <w:t xml:space="preserve"> GND </w:t>
       </w:r>
       <w:r>
         <w:rPr>
-          <w:rFonts w:hint="eastAsia"/>
+          <w:rFonts w:hint="eastAsia" w:eastAsia="黑体"/>
         </w:rPr>
         <w:t xml:space="preserve">接</w:t>
       </w:r>
       <w:r>
+        <w:rPr>
+          <w:rFonts w:eastAsia="黑体"/>
+        </w:rPr>
         <w:t xml:space="preserve"> GND。</w:t>
       </w:r>
     </w:p>
@@ -712,20 +854,26 @@
       <w:pPr/>
       <w:r>
         <w:rPr>
-          <w:rFonts w:hint="eastAsia"/>
+          <w:rFonts w:hint="eastAsia" w:eastAsia="黑体"/>
         </w:rPr>
         <w:t xml:space="preserve">由此构成”两输入</w:t>
       </w:r>
       <w:r>
+        <w:rPr>
+          <w:rFonts w:eastAsia="黑体"/>
+        </w:rPr>
         <w:t xml:space="preserve"> A、B </w:t>
       </w:r>
       <w:r>
         <w:rPr>
-          <w:rFonts w:hint="eastAsia"/>
+          <w:rFonts w:hint="eastAsia" w:eastAsia="黑体"/>
         </w:rPr>
         <w:t xml:space="preserve">同时驱动异或门与与门”的半加器组态，输出和位</w:t>
       </w:r>
       <w:r>
+        <w:rPr>
+          <w:rFonts w:eastAsia="黑体"/>
+        </w:rPr>
         <w:t xml:space="preserve"> </w:t>
       </w:r>
       <m:oMath>
@@ -753,11 +901,14 @@
       </m:oMath>
       <w:r>
         <w:rPr>
-          <w:rFonts w:hint="eastAsia"/>
+          <w:rFonts w:hint="eastAsia" w:eastAsia="黑体"/>
         </w:rPr>
         <w:t xml:space="preserve">、进位</w:t>
       </w:r>
       <w:r>
+        <w:rPr>
+          <w:rFonts w:eastAsia="黑体"/>
+        </w:rPr>
         <w:t xml:space="preserve"> </w:t>
       </w:r>
       <m:oMath>
@@ -785,16 +936,19 @@
       </m:oMath>
       <w:r>
         <w:rPr>
-          <w:rFonts w:hint="eastAsia"/>
+          <w:rFonts w:hint="eastAsia" w:eastAsia="黑体"/>
         </w:rPr>
         <w:t xml:space="preserve">；它只能对两个</w:t>
       </w:r>
       <w:r>
+        <w:rPr>
+          <w:rFonts w:eastAsia="黑体"/>
+        </w:rPr>
         <w:t xml:space="preserve"> 1 </w:t>
       </w:r>
       <w:r>
         <w:rPr>
-          <w:rFonts w:hint="eastAsia"/>
+          <w:rFonts w:hint="eastAsia" w:eastAsia="黑体"/>
         </w:rPr>
         <w:t xml:space="preserve">位二进制数相加而不处理来自低位的进位，是构建全加器的基础单元。</w:t>
       </w:r>
@@ -807,7 +961,7 @@
       </w:pPr>
       <w:r>
         <w:rPr>
-          <w:rFonts w:hint="eastAsia"/>
+          <w:rFonts w:hint="eastAsia" w:eastAsia="黑体"/>
         </w:rPr>
         <w:t xml:space="preserve">工作原理</w:t>
       </w:r>
@@ -818,61 +972,79 @@
       </w:pPr>
       <w:r>
         <w:rPr>
-          <w:rFonts w:hint="eastAsia"/>
+          <w:rFonts w:hint="eastAsia" w:eastAsia="黑体"/>
         </w:rPr>
         <w:t xml:space="preserve">两个输入位异或得到不考虑进位的本位和，与门检测两输入同时为</w:t>
       </w:r>
       <w:r>
+        <w:rPr>
+          <w:rFonts w:eastAsia="黑体"/>
+        </w:rPr>
         <w:t xml:space="preserve"> 1 </w:t>
       </w:r>
       <w:r>
         <w:rPr>
-          <w:rFonts w:hint="eastAsia"/>
+          <w:rFonts w:hint="eastAsia" w:eastAsia="黑体"/>
         </w:rPr>
         <w:t xml:space="preserve">的进位情况。当</w:t>
       </w:r>
       <w:r>
+        <w:rPr>
+          <w:rFonts w:eastAsia="黑体"/>
+        </w:rPr>
         <w:t xml:space="preserve"> A、B </w:t>
       </w:r>
       <w:r>
         <w:rPr>
-          <w:rFonts w:hint="eastAsia"/>
+          <w:rFonts w:hint="eastAsia" w:eastAsia="黑体"/>
         </w:rPr>
         <w:t xml:space="preserve">同时为</w:t>
       </w:r>
       <w:r>
+        <w:rPr>
+          <w:rFonts w:eastAsia="黑体"/>
+        </w:rPr>
         <w:t xml:space="preserve"> 1 </w:t>
       </w:r>
       <w:r>
         <w:rPr>
-          <w:rFonts w:hint="eastAsia"/>
+          <w:rFonts w:hint="eastAsia" w:eastAsia="黑体"/>
         </w:rPr>
         <w:t xml:space="preserve">时和位为</w:t>
       </w:r>
       <w:r>
+        <w:rPr>
+          <w:rFonts w:eastAsia="黑体"/>
+        </w:rPr>
         <w:t xml:space="preserve"> </w:t>
       </w:r>
       <w:r>
         <w:rPr>
-          <w:rFonts w:hint="eastAsia"/>
+          <w:rFonts w:hint="eastAsia" w:eastAsia="黑体"/>
         </w:rPr>
         <w:t xml:space="preserve">0、进位为</w:t>
       </w:r>
       <w:r>
+        <w:rPr>
+          <w:rFonts w:eastAsia="黑体"/>
+        </w:rPr>
         <w:t xml:space="preserve"> </w:t>
       </w:r>
       <w:r>
         <w:rPr>
-          <w:rFonts w:hint="eastAsia"/>
+          <w:rFonts w:hint="eastAsia" w:eastAsia="黑体"/>
         </w:rPr>
         <w:t xml:space="preserve">1；其余情况进位为</w:t>
       </w:r>
       <w:r>
+        <w:rPr>
+          <w:rFonts w:eastAsia="黑体"/>
+        </w:rPr>
         <w:t xml:space="preserve"> </w:t>
       </w:r>
       <w:r>
         <w:rPr>
-          <w:rFonts w:hint="eastAsia"/>
+          <w:rFonts w:hint="eastAsia" w:eastAsia="黑体"/>
         </w:rPr>
         <w:t xml:space="preserve">0。半加器本身无进位输入，无法级联处理多位数相加，需配合全加器使用。</w:t>
       </w:r>
@@ -885,7 +1057,7 @@
       </w:pPr>
       <w:r>
         <w:rPr>
-          <w:rFonts w:hint="eastAsia"/>
+          <w:rFonts w:hint="eastAsia" w:eastAsia="黑体"/>
         </w:rPr>
         <w:t xml:space="preserve">关键计算公式</w:t>
       </w:r>
@@ -899,7 +1071,7 @@
       </w:pPr>
       <w:r>
         <w:rPr>
-          <w:rFonts w:hint="eastAsia"/>
+          <w:rFonts w:hint="eastAsia" w:eastAsia="黑体"/>
         </w:rPr>
         <w:t xml:space="preserve">和位（Sum）：</w:t>
       </w:r>
@@ -985,7 +1157,7 @@
       </w:pPr>
       <w:r>
         <w:rPr>
-          <w:rFonts w:hint="eastAsia"/>
+          <w:rFonts w:hint="eastAsia" w:eastAsia="黑体"/>
         </w:rPr>
         <w:t xml:space="preserve">进位位（Carry）：</w:t>
       </w:r>
@@ -1033,7 +1205,7 @@
       </w:pPr>
       <w:r>
         <w:rPr>
-          <w:rFonts w:hint="eastAsia"/>
+          <w:rFonts w:hint="eastAsia" w:eastAsia="黑体"/>
         </w:rPr>
         <w:t xml:space="preserve">半加器真值表可用这两式完全描述。</w:t>
       </w:r>
@@ -1069,7 +1241,7 @@
             </w:pPr>
             <w:r>
               <w:rPr>
-                <w:rFonts w:hint="eastAsia"/>
+                <w:rFonts w:hint="eastAsia" w:eastAsia="黑体"/>
               </w:rPr>
               <w:t xml:space="preserve">符号</w:t>
             </w:r>
@@ -1083,7 +1255,7 @@
             </w:pPr>
             <w:r>
               <w:rPr>
-                <w:rFonts w:hint="eastAsia"/>
+                <w:rFonts w:hint="eastAsia" w:eastAsia="黑体"/>
               </w:rPr>
               <w:t xml:space="preserve">含义</w:t>
             </w:r>
@@ -1097,7 +1269,7 @@
             </w:pPr>
             <w:r>
               <w:rPr>
-                <w:rFonts w:hint="eastAsia"/>
+                <w:rFonts w:hint="eastAsia" w:eastAsia="黑体"/>
               </w:rPr>
               <w:t xml:space="preserve">单位</w:t>
             </w:r>
@@ -1126,6 +1298,9 @@
               </m:r>
             </m:oMath>
             <w:r>
+              <w:rPr>
+                <w:rFonts w:eastAsia="黑体"/>
+              </w:rPr>
               <w:t xml:space="preserve">​</w:t>
             </w:r>
           </w:p>
@@ -1138,16 +1313,19 @@
             </w:pPr>
             <w:r>
               <w:rPr>
-                <w:rFonts w:hint="eastAsia"/>
+                <w:rFonts w:hint="eastAsia" w:eastAsia="黑体"/>
               </w:rPr>
               <w:t xml:space="preserve">两个</w:t>
             </w:r>
             <w:r>
+              <w:rPr>
+                <w:rFonts w:eastAsia="黑体"/>
+              </w:rPr>
               <w:t xml:space="preserve"> 1 </w:t>
             </w:r>
             <w:r>
               <w:rPr>
-                <w:rFonts w:hint="eastAsia"/>
+                <w:rFonts w:hint="eastAsia" w:eastAsia="黑体"/>
               </w:rPr>
               <w:t xml:space="preserve">位输入</w:t>
             </w:r>
@@ -1160,6 +1338,9 @@
               <w:pStyle w:val="Compact"/>
             </w:pPr>
             <w:r>
+              <w:rPr>
+                <w:rFonts w:eastAsia="黑体"/>
+              </w:rPr>
               <w:t xml:space="preserve">—</w:t>
             </w:r>
           </w:p>
@@ -1178,6 +1359,9 @@
               </m:r>
             </m:oMath>
             <w:r>
+              <w:rPr>
+                <w:rFonts w:eastAsia="黑体"/>
+              </w:rPr>
               <w:t xml:space="preserve">​</w:t>
             </w:r>
           </w:p>
@@ -1190,7 +1374,7 @@
             </w:pPr>
             <w:r>
               <w:rPr>
-                <w:rFonts w:hint="eastAsia"/>
+                <w:rFonts w:hint="eastAsia" w:eastAsia="黑体"/>
               </w:rPr>
               <w:t xml:space="preserve">本位和</w:t>
             </w:r>
@@ -1203,6 +1387,9 @@
               <w:pStyle w:val="Compact"/>
             </w:pPr>
             <w:r>
+              <w:rPr>
+                <w:rFonts w:eastAsia="黑体"/>
+              </w:rPr>
               <w:t xml:space="preserve">—</w:t>
             </w:r>
           </w:p>
@@ -1221,6 +1408,9 @@
               </m:r>
             </m:oMath>
             <w:r>
+              <w:rPr>
+                <w:rFonts w:eastAsia="黑体"/>
+              </w:rPr>
               <w:t xml:space="preserve">​</w:t>
             </w:r>
           </w:p>
@@ -1233,7 +1423,7 @@
             </w:pPr>
             <w:r>
               <w:rPr>
-                <w:rFonts w:hint="eastAsia"/>
+                <w:rFonts w:hint="eastAsia" w:eastAsia="黑体"/>
               </w:rPr>
               <w:t xml:space="preserve">进位输出</w:t>
             </w:r>
@@ -1246,6 +1436,9 @@
               <w:pStyle w:val="Compact"/>
             </w:pPr>
             <w:r>
+              <w:rPr>
+                <w:rFonts w:eastAsia="黑体"/>
+              </w:rPr>
               <w:t xml:space="preserve">—</w:t>
             </w:r>
           </w:p>
@@ -1260,7 +1453,7 @@
       </w:pPr>
       <w:r>
         <w:rPr>
-          <w:rFonts w:hint="eastAsia"/>
+          <w:rFonts w:hint="eastAsia" w:eastAsia="黑体"/>
         </w:rPr>
         <w:t xml:space="preserve">元件调整影响</w:t>
       </w:r>
@@ -1275,16 +1468,19 @@
       </w:pPr>
       <w:r>
         <w:rPr>
-          <w:rFonts w:hint="eastAsia"/>
+          <w:rFonts w:hint="eastAsia" w:eastAsia="黑体"/>
         </w:rPr>
         <w:t xml:space="preserve">半加器为纯逻辑，无</w:t>
       </w:r>
       <w:r>
+        <w:rPr>
+          <w:rFonts w:eastAsia="黑体"/>
+        </w:rPr>
         <w:t xml:space="preserve"> R、C </w:t>
       </w:r>
       <w:r>
         <w:rPr>
-          <w:rFonts w:hint="eastAsia"/>
+          <w:rFonts w:hint="eastAsia" w:eastAsia="黑体"/>
         </w:rPr>
         <w:t xml:space="preserve">等模拟参数；改用不同逻辑门器件只影响传播延迟与功耗。</w:t>
       </w:r>
@@ -1299,34 +1495,43 @@
       </w:pPr>
       <w:r>
         <w:rPr>
-          <w:rFonts w:hint="eastAsia"/>
+          <w:rFonts w:hint="eastAsia" w:eastAsia="黑体"/>
         </w:rPr>
         <w:t xml:space="preserve">将</w:t>
       </w:r>
       <w:r>
+        <w:rPr>
+          <w:rFonts w:eastAsia="黑体"/>
+        </w:rPr>
         <w:t xml:space="preserve"> XOR </w:t>
       </w:r>
       <w:r>
         <w:rPr>
-          <w:rFonts w:hint="eastAsia"/>
+          <w:rFonts w:hint="eastAsia" w:eastAsia="黑体"/>
         </w:rPr>
         <w:t xml:space="preserve">与</w:t>
       </w:r>
       <w:r>
+        <w:rPr>
+          <w:rFonts w:eastAsia="黑体"/>
+        </w:rPr>
         <w:t xml:space="preserve"> AND </w:t>
       </w:r>
       <w:r>
         <w:rPr>
-          <w:rFonts w:hint="eastAsia"/>
+          <w:rFonts w:hint="eastAsia" w:eastAsia="黑体"/>
         </w:rPr>
         <w:t xml:space="preserve">换成</w:t>
       </w:r>
       <w:r>
+        <w:rPr>
+          <w:rFonts w:eastAsia="黑体"/>
+        </w:rPr>
         <w:t xml:space="preserve"> NAND/NOR </w:t>
       </w:r>
       <w:r>
         <w:rPr>
-          <w:rFonts w:hint="eastAsia"/>
+          <w:rFonts w:hint="eastAsia" w:eastAsia="黑体"/>
         </w:rPr>
         <w:t xml:space="preserve">实现可减少器件种类，但会增加门级数。</w:t>
       </w:r>
@@ -1341,16 +1546,19 @@
       </w:pPr>
       <w:r>
         <w:rPr>
-          <w:rFonts w:hint="eastAsia"/>
+          <w:rFonts w:hint="eastAsia" w:eastAsia="黑体"/>
         </w:rPr>
         <w:t xml:space="preserve">输出级加缓冲</w:t>
       </w:r>
       <w:r>
+        <w:rPr>
+          <w:rFonts w:eastAsia="黑体"/>
+        </w:rPr>
         <w:t xml:space="preserve"> / </w:t>
       </w:r>
       <w:r>
         <w:rPr>
-          <w:rFonts w:hint="eastAsia"/>
+          <w:rFonts w:hint="eastAsia" w:eastAsia="黑体"/>
         </w:rPr>
         <w:t xml:space="preserve">寄存器可改善扇出与时序，不影响逻辑功能。</w:t>
       </w:r>
@@ -1363,7 +1571,7 @@
       </w:pPr>
       <w:r>
         <w:rPr>
-          <w:rFonts w:hint="eastAsia"/>
+          <w:rFonts w:hint="eastAsia" w:eastAsia="黑体"/>
         </w:rPr>
         <w:t xml:space="preserve">典型参数示例</w:t>
       </w:r>
@@ -1378,16 +1586,19 @@
       </w:pPr>
       <w:r>
         <w:rPr>
-          <w:rFonts w:hint="eastAsia"/>
+          <w:rFonts w:hint="eastAsia" w:eastAsia="黑体"/>
         </w:rPr>
         <w:t xml:space="preserve">输入</w:t>
       </w:r>
       <w:r>
+        <w:rPr>
+          <w:rFonts w:eastAsia="黑体"/>
+        </w:rPr>
         <w:t xml:space="preserve"> </w:t>
       </w:r>
       <w:r>
         <w:rPr>
-          <w:rFonts w:hint="eastAsia"/>
+          <w:rFonts w:hint="eastAsia" w:eastAsia="黑体"/>
         </w:rPr>
         <w:t xml:space="preserve">A=1、B=0：</w:t>
       </w:r>
@@ -1425,7 +1636,7 @@
       </m:oMath>
       <w:r>
         <w:rPr>
-          <w:rFonts w:hint="eastAsia"/>
+          <w:rFonts w:hint="eastAsia" w:eastAsia="黑体"/>
         </w:rPr>
         <w:t xml:space="preserve">，</w:t>
       </w:r>
@@ -1463,20 +1674,26 @@
       </m:oMath>
       <w:r>
         <w:rPr>
-          <w:rFonts w:hint="eastAsia"/>
+          <w:rFonts w:hint="eastAsia" w:eastAsia="黑体"/>
         </w:rPr>
         <w:t xml:space="preserve">，即和</w:t>
       </w:r>
       <w:r>
+        <w:rPr>
+          <w:rFonts w:eastAsia="黑体"/>
+        </w:rPr>
         <w:t xml:space="preserve"> </w:t>
       </w:r>
       <w:r>
         <w:rPr>
-          <w:rFonts w:hint="eastAsia"/>
+          <w:rFonts w:hint="eastAsia" w:eastAsia="黑体"/>
         </w:rPr>
         <w:t xml:space="preserve">1、进位</w:t>
       </w:r>
       <w:r>
+        <w:rPr>
+          <w:rFonts w:eastAsia="黑体"/>
+        </w:rPr>
         <w:t xml:space="preserve"> 0。</w:t>
       </w:r>
     </w:p>
@@ -1490,16 +1707,19 @@
       </w:pPr>
       <w:r>
         <w:rPr>
-          <w:rFonts w:hint="eastAsia"/>
+          <w:rFonts w:hint="eastAsia" w:eastAsia="黑体"/>
         </w:rPr>
         <w:t xml:space="preserve">输入</w:t>
       </w:r>
       <w:r>
+        <w:rPr>
+          <w:rFonts w:eastAsia="黑体"/>
+        </w:rPr>
         <w:t xml:space="preserve"> </w:t>
       </w:r>
       <w:r>
         <w:rPr>
-          <w:rFonts w:hint="eastAsia"/>
+          <w:rFonts w:hint="eastAsia" w:eastAsia="黑体"/>
         </w:rPr>
         <w:t xml:space="preserve">A=1、B=1：</w:t>
       </w:r>
@@ -1537,7 +1757,7 @@
       </m:oMath>
       <w:r>
         <w:rPr>
-          <w:rFonts w:hint="eastAsia"/>
+          <w:rFonts w:hint="eastAsia" w:eastAsia="黑体"/>
         </w:rPr>
         <w:t xml:space="preserve">，</w:t>
       </w:r>
@@ -1575,20 +1795,26 @@
       </m:oMath>
       <w:r>
         <w:rPr>
-          <w:rFonts w:hint="eastAsia"/>
+          <w:rFonts w:hint="eastAsia" w:eastAsia="黑体"/>
         </w:rPr>
         <w:t xml:space="preserve">，即和</w:t>
       </w:r>
       <w:r>
+        <w:rPr>
+          <w:rFonts w:eastAsia="黑体"/>
+        </w:rPr>
         <w:t xml:space="preserve"> </w:t>
       </w:r>
       <w:r>
         <w:rPr>
-          <w:rFonts w:hint="eastAsia"/>
+          <w:rFonts w:hint="eastAsia" w:eastAsia="黑体"/>
         </w:rPr>
         <w:t xml:space="preserve">0、进位</w:t>
       </w:r>
       <w:r>
+        <w:rPr>
+          <w:rFonts w:eastAsia="黑体"/>
+        </w:rPr>
         <w:t xml:space="preserve"> 1。</w:t>
       </w:r>
     </w:p>
@@ -1600,7 +1826,7 @@
       </w:pPr>
       <w:r>
         <w:rPr>
-          <w:rFonts w:hint="eastAsia"/>
+          <w:rFonts w:hint="eastAsia" w:eastAsia="黑体"/>
         </w:rPr>
         <w:t xml:space="preserve">常见器件型号</w:t>
       </w:r>
@@ -1615,11 +1841,14 @@
       </w:pPr>
       <w:r>
         <w:rPr>
-          <w:rFonts w:hint="eastAsia"/>
+          <w:rFonts w:hint="eastAsia" w:eastAsia="黑体"/>
         </w:rPr>
         <w:t xml:space="preserve">74HC86（四异或门）、74HC08（四与门）；或</w:t>
       </w:r>
       <w:r>
+        <w:rPr>
+          <w:rFonts w:eastAsia="黑体"/>
+        </w:rPr>
         <w:t xml:space="preserve"> 74LS86、74LS08。</w:t>
       </w:r>
     </w:p>
@@ -1633,25 +1862,31 @@
       </w:pPr>
       <w:r>
         <w:rPr>
-          <w:rFonts w:hint="eastAsia"/>
+          <w:rFonts w:hint="eastAsia" w:eastAsia="黑体"/>
         </w:rPr>
         <w:t xml:space="preserve">集成加法器：74HC283（4</w:t>
       </w:r>
       <w:r>
+        <w:rPr>
+          <w:rFonts w:eastAsia="黑体"/>
+        </w:rPr>
         <w:t xml:space="preserve"> </w:t>
       </w:r>
       <w:r>
         <w:rPr>
-          <w:rFonts w:hint="eastAsia"/>
+          <w:rFonts w:hint="eastAsia" w:eastAsia="黑体"/>
         </w:rPr>
         <w:t xml:space="preserve">位全加器，内部含半加器</w:t>
       </w:r>
       <w:r>
+        <w:rPr>
+          <w:rFonts w:eastAsia="黑体"/>
+        </w:rPr>
         <w:t xml:space="preserve"> / </w:t>
       </w:r>
       <w:r>
         <w:rPr>
-          <w:rFonts w:hint="eastAsia"/>
+          <w:rFonts w:hint="eastAsia" w:eastAsia="黑体"/>
         </w:rPr>
         <w:t xml:space="preserve">全加器级）。</w:t>
       </w:r>
@@ -1664,7 +1899,7 @@
       </w:pPr>
       <w:r>
         <w:rPr>
-          <w:rFonts w:hint="eastAsia"/>
+          <w:rFonts w:hint="eastAsia" w:eastAsia="黑体"/>
         </w:rPr>
         <w:t xml:space="preserve">注意事项</w:t>
       </w:r>
@@ -1679,7 +1914,7 @@
       </w:pPr>
       <w:r>
         <w:rPr>
-          <w:rFonts w:hint="eastAsia"/>
+          <w:rFonts w:hint="eastAsia" w:eastAsia="黑体"/>
         </w:rPr>
         <w:t xml:space="preserve">半加器不能处理低位进位，多位加法需与全加器组合。</w:t>
       </w:r>
@@ -1694,7 +1929,7 @@
       </w:pPr>
       <w:r>
         <w:rPr>
-          <w:rFonts w:hint="eastAsia"/>
+          <w:rFonts w:hint="eastAsia" w:eastAsia="黑体"/>
         </w:rPr>
         <w:t xml:space="preserve">直接级联半加器会产生竞争冒险，多位数相加建议用全加器或集成加法器。</w:t>
       </w:r>
@@ -1709,16 +1944,19 @@
       </w:pPr>
       <w:r>
         <w:rPr>
-          <w:rFonts w:hint="eastAsia"/>
+          <w:rFonts w:hint="eastAsia" w:eastAsia="黑体"/>
         </w:rPr>
         <w:t xml:space="preserve">电平兼容：TTL（74LS）与</w:t>
       </w:r>
       <w:r>
+        <w:rPr>
+          <w:rFonts w:eastAsia="黑体"/>
+        </w:rPr>
         <w:t xml:space="preserve"> </w:t>
       </w:r>
       <w:r>
         <w:rPr>
-          <w:rFonts w:hint="eastAsia"/>
+          <w:rFonts w:hint="eastAsia" w:eastAsia="黑体"/>
         </w:rPr>
         <w:t xml:space="preserve">CMOS（74HC）输入阈值不同，混用时注意逻辑电平。</w:t>
       </w:r>
@@ -1731,7 +1969,7 @@
       </w:pPr>
       <w:r>
         <w:rPr>
-          <w:rFonts w:hint="eastAsia"/>
+          <w:rFonts w:hint="eastAsia" w:eastAsia="黑体"/>
         </w:rPr>
         <w:t xml:space="preserve">参考资料</w:t>
       </w:r>
@@ -1745,6 +1983,9 @@
         </w:numPr>
       </w:pPr>
       <w:r>
+        <w:rPr>
+          <w:rFonts w:eastAsia="黑体"/>
+        </w:rPr>
         <w:t xml:space="preserve">Wikipedia: Adder (electronics)。</w:t>
       </w:r>
     </w:p>
@@ -1758,7 +1999,7 @@
       </w:pPr>
       <w:r>
         <w:rPr>
-          <w:rFonts w:hint="eastAsia"/>
+          <w:rFonts w:hint="eastAsia" w:eastAsia="黑体"/>
         </w:rPr>
         <w:t xml:space="preserve">《数字电子技术基础》（阎石）。</w:t>
       </w:r>
@@ -1772,11 +2013,14 @@
         </w:numPr>
       </w:pPr>
       <w:r>
+        <w:rPr>
+          <w:rFonts w:eastAsia="黑体"/>
+        </w:rPr>
         <w:t xml:space="preserve">74HC86 / 74HC283 </w:t>
       </w:r>
       <w:r>
         <w:rPr>
-          <w:rFonts w:hint="eastAsia"/>
+          <w:rFonts w:hint="eastAsia" w:eastAsia="黑体"/>
         </w:rPr>
         <w:t xml:space="preserve">数据手册（TI、Nexperia）。</w:t>
       </w:r>
@@ -1790,11 +2034,11 @@
       </w:pPr>
       <w:r>
         <w:rPr>
-          <w:rFonts w:ascii="Times New Roman" w:hAnsi="Times New Roman"/>
+          <w:rFonts w:ascii="Times New Roman" w:hAnsi="Times New Roman" w:eastAsia="黑体"/>
           <w:color w:val="555555"/>
           <w:sz w:val="21"/>
         </w:rPr>
-        <w:t>材料收集者：杜文杰</w:t>
+        <w:t>材料收集者：杜文杰，WX手机：19519196569，QQ:3478827729</w:t>
       </w:r>
     </w:p>
     <w:sectPr>
@@ -1814,7 +2058,7 @@
 </file>
 
 <file path=word/footer1.xml><?xml version="1.0" encoding="utf-8"?>
-<w:ftr xmlns:m="http://schemas.openxmlformats.org/officeDocument/2006/math" xmlns:mc="http://schemas.openxmlformats.org/markup-compatibility/2006" xmlns:mo="http://schemas.microsoft.com/office/mac/office/2008/main" xmlns:mv="urn:schemas-microsoft-com:mac:vml" xmlns:o="urn:schemas-microsoft-com:office:office" xmlns:r="http://schemas.openxmlformats.org/officeDocument/2006/relationships" xmlns:v="urn:schemas-microsoft-com:vml" xmlns:w10="urn:schemas-microsoft-com:office:word" xmlns:w14="http://schemas.microsoft.com/office/word/2010/wordml" xmlns:w="http://schemas.openxmlformats.org/wordprocessingml/2006/main" xmlns:wne="http://schemas.microsoft.com/office/word/2006/wordml" xmlns:wp14="http://schemas.microsoft.com/office/word/2010/wordprocessingDrawing" xmlns:wp="http://schemas.openxmlformats.org/drawingml/2006/wordprocessingDrawing" xmlns:wpc="http://schemas.microsoft.com/office/word/2010/wordprocessingCanvas" xmlns:wpg="http://schemas.microsoft.com/office/word/2010/wordprocessingGroup" xmlns:wpi="http://schemas.microsoft.com/office/word/2010/wordprocessingInk" xmlns:wps="http://schemas.microsoft.com/office/word/2010/wordprocessingShape" mc:Ignorable="w14 wp14">
+<w:ftr xmlns:mc="http://schemas.openxmlformats.org/markup-compatibility/2006" xmlns:w="http://schemas.openxmlformats.org/wordprocessingml/2006/main" xmlns:m="http://schemas.openxmlformats.org/officeDocument/2006/math" xmlns:mo="http://schemas.microsoft.com/office/mac/office/2008/main" xmlns:mv="urn:schemas-microsoft-com:mac:vml" xmlns:o="urn:schemas-microsoft-com:office:office" xmlns:r="http://schemas.openxmlformats.org/officeDocument/2006/relationships" xmlns:v="urn:schemas-microsoft-com:vml" xmlns:w10="urn:schemas-microsoft-com:office:word" xmlns:w14="http://schemas.microsoft.com/office/word/2010/wordml" xmlns:wne="http://schemas.microsoft.com/office/word/2006/wordml" xmlns:wp14="http://schemas.microsoft.com/office/word/2010/wordprocessingDrawing" xmlns:wp="http://schemas.openxmlformats.org/drawingml/2006/wordprocessingDrawing" xmlns:wpc="http://schemas.microsoft.com/office/word/2010/wordprocessingCanvas" xmlns:wpg="http://schemas.microsoft.com/office/word/2010/wordprocessingGroup" xmlns:wpi="http://schemas.microsoft.com/office/word/2010/wordprocessingInk" xmlns:wps="http://schemas.microsoft.com/office/word/2010/wordprocessingShape" mc:Ignorable="w14 wp14">
   <w:p>
     <w:pPr>
       <w:pStyle w:val="Footer"/>
@@ -1822,12 +2066,14 @@
     </w:pPr>
     <w:r>
       <w:rPr>
+        <w:rFonts w:eastAsia="黑体"/>
         <w:sz w:val="18"/>
       </w:rPr>
       <w:t xml:space="preserve">第 </w:t>
     </w:r>
     <w:r>
       <w:rPr>
+        <w:rFonts w:eastAsia="黑体"/>
         <w:sz w:val="18"/>
       </w:rPr>
       <w:fldChar w:fldCharType="begin"/>
@@ -1836,6 +2082,7 @@
     </w:r>
     <w:r>
       <w:rPr>
+        <w:rFonts w:eastAsia="黑体"/>
         <w:sz w:val="18"/>
       </w:rPr>
       <w:t xml:space="preserve"> 页</w:t>
@@ -1849,6 +2096,9 @@
   <w:footnote w:type="continuationSeparator" w:id="0">
     <w:p>
       <w:r>
+        <w:rPr>
+          <w:rFonts w:eastAsia="黑体"/>
+        </w:rPr>
         <w:continuationSeparator/>
       </w:r>
     </w:p>
@@ -1856,6 +2106,9 @@
   <w:footnote w:type="separator" w:id="-1">
     <w:p>
       <w:r>
+        <w:rPr>
+          <w:rFonts w:eastAsia="黑体"/>
+        </w:rPr>
         <w:separator/>
       </w:r>
     </w:p>
@@ -1864,7 +2117,7 @@
 </file>
 
 <file path=word/header1.xml><?xml version="1.0" encoding="utf-8"?>
-<w:hdr xmlns:m="http://schemas.openxmlformats.org/officeDocument/2006/math" xmlns:mc="http://schemas.openxmlformats.org/markup-compatibility/2006" xmlns:mo="http://schemas.microsoft.com/office/mac/office/2008/main" xmlns:mv="urn:schemas-microsoft-com:mac:vml" xmlns:o="urn:schemas-microsoft-com:office:office" xmlns:r="http://schemas.openxmlformats.org/officeDocument/2006/relationships" xmlns:v="urn:schemas-microsoft-com:vml" xmlns:w10="urn:schemas-microsoft-com:office:word" xmlns:w14="http://schemas.microsoft.com/office/word/2010/wordml" xmlns:w="http://schemas.openxmlformats.org/wordprocessingml/2006/main" xmlns:wne="http://schemas.microsoft.com/office/word/2006/wordml" xmlns:wp14="http://schemas.microsoft.com/office/word/2010/wordprocessingDrawing" xmlns:wp="http://schemas.openxmlformats.org/drawingml/2006/wordprocessingDrawing" xmlns:wpc="http://schemas.microsoft.com/office/word/2010/wordprocessingCanvas" xmlns:wpg="http://schemas.microsoft.com/office/word/2010/wordprocessingGroup" xmlns:wpi="http://schemas.microsoft.com/office/word/2010/wordprocessingInk" xmlns:wps="http://schemas.microsoft.com/office/word/2010/wordprocessingShape" mc:Ignorable="w14 wp14">
+<w:hdr xmlns:mc="http://schemas.openxmlformats.org/markup-compatibility/2006" xmlns:w="http://schemas.openxmlformats.org/wordprocessingml/2006/main" xmlns:m="http://schemas.openxmlformats.org/officeDocument/2006/math" xmlns:mo="http://schemas.microsoft.com/office/mac/office/2008/main" xmlns:mv="urn:schemas-microsoft-com:mac:vml" xmlns:o="urn:schemas-microsoft-com:office:office" xmlns:r="http://schemas.openxmlformats.org/officeDocument/2006/relationships" xmlns:v="urn:schemas-microsoft-com:vml" xmlns:w10="urn:schemas-microsoft-com:office:word" xmlns:w14="http://schemas.microsoft.com/office/word/2010/wordml" xmlns:wne="http://schemas.microsoft.com/office/word/2006/wordml" xmlns:wp14="http://schemas.microsoft.com/office/word/2010/wordprocessingDrawing" xmlns:wp="http://schemas.openxmlformats.org/drawingml/2006/wordprocessingDrawing" xmlns:wpc="http://schemas.microsoft.com/office/word/2010/wordprocessingCanvas" xmlns:wpg="http://schemas.microsoft.com/office/word/2010/wordprocessingGroup" xmlns:wpi="http://schemas.microsoft.com/office/word/2010/wordprocessingInk" xmlns:wps="http://schemas.microsoft.com/office/word/2010/wordprocessingShape" mc:Ignorable="w14 wp14">
   <w:p>
     <w:pPr>
       <w:pStyle w:val="Header"/>
@@ -1872,7 +2125,7 @@
     </w:pPr>
     <w:r>
       <w:rPr>
-        <w:rFonts w:ascii="Times New Roman" w:hAnsi="Times New Roman"/>
+        <w:rFonts w:ascii="Times New Roman" w:hAnsi="Times New Roman" w:eastAsia="黑体"/>
         <w:sz w:val="18"/>
         <w:rFonts w:eastAsia="黑体"/>
         <w:rFonts w:eastAsia="黑体"/>
@@ -1884,7 +2137,7 @@
 </file>
 
 <file path=word/numbering.xml><?xml version="1.0" encoding="utf-8"?>
-<w:numbering xmlns:m="http://schemas.openxmlformats.org/officeDocument/2006/math" xmlns:mc="http://schemas.openxmlformats.org/markup-compatibility/2006" xmlns:mo="http://schemas.microsoft.com/office/mac/office/2008/main" xmlns:mv="urn:schemas-microsoft-com:mac:vml" xmlns:o="urn:schemas-microsoft-com:office:office" xmlns:r="http://schemas.openxmlformats.org/officeDocument/2006/relationships" xmlns:v="urn:schemas-microsoft-com:vml" xmlns:w="http://schemas.openxmlformats.org/wordprocessingml/2006/main" xmlns:w10="urn:schemas-microsoft-com:office:word" xmlns:w14="http://schemas.microsoft.com/office/word/2010/wordml" xmlns:wne="http://schemas.microsoft.com/office/word/2006/wordml" xmlns:wp="http://schemas.openxmlformats.org/drawingml/2006/wordprocessingDrawing" xmlns:wp14="http://schemas.microsoft.com/office/word/2010/wordprocessingDrawing" xmlns:wpc="http://schemas.microsoft.com/office/word/2010/wordprocessingCanvas" xmlns:wpg="http://schemas.microsoft.com/office/word/2010/wordprocessingGroup" xmlns:wpi="http://schemas.microsoft.com/office/word/2010/wordprocessingInk" xmlns:wps="http://schemas.microsoft.com/office/word/2010/wordprocessingShape" mc:Ignorable="w14 wp14">
+<w:numbering xmlns:mc="http://schemas.openxmlformats.org/markup-compatibility/2006" xmlns:w="http://schemas.openxmlformats.org/wordprocessingml/2006/main" xmlns:m="http://schemas.openxmlformats.org/officeDocument/2006/math" xmlns:mo="http://schemas.microsoft.com/office/mac/office/2008/main" xmlns:mv="urn:schemas-microsoft-com:mac:vml" xmlns:o="urn:schemas-microsoft-com:office:office" xmlns:r="http://schemas.openxmlformats.org/officeDocument/2006/relationships" xmlns:v="urn:schemas-microsoft-com:vml" xmlns:w10="urn:schemas-microsoft-com:office:word" xmlns:w14="http://schemas.microsoft.com/office/word/2010/wordml" xmlns:wne="http://schemas.microsoft.com/office/word/2006/wordml" xmlns:wp="http://schemas.openxmlformats.org/drawingml/2006/wordprocessingDrawing" xmlns:wp14="http://schemas.microsoft.com/office/word/2010/wordprocessingDrawing" xmlns:wpc="http://schemas.microsoft.com/office/word/2010/wordprocessingCanvas" xmlns:wpg="http://schemas.microsoft.com/office/word/2010/wordprocessingGroup" xmlns:wpi="http://schemas.microsoft.com/office/word/2010/wordprocessingInk" xmlns:wps="http://schemas.microsoft.com/office/word/2010/wordprocessingShape" mc:Ignorable="w14 wp14">
   <w:abstractNum w:abstractNumId="0">
     <w:nsid w:val="FFFFFF7C"/>
     <w:multiLevelType w:val="singleLevel"/>
@@ -1971,7 +2224,7 @@
         <w:ind w:hanging="360" w:left="1440"/>
       </w:pPr>
       <w:rPr>
-        <w:rFonts w:ascii="Symbol" w:hAnsi="Symbol" w:hint="default"/>
+        <w:rFonts w:ascii="Symbol" w:hAnsi="Symbol" w:hint="default" w:eastAsia="黑体"/>
       </w:rPr>
     </w:lvl>
   </w:abstractNum>
@@ -1992,7 +2245,7 @@
         <w:ind w:hanging="360" w:left="1080"/>
       </w:pPr>
       <w:rPr>
-        <w:rFonts w:ascii="Symbol" w:hAnsi="Symbol" w:hint="default"/>
+        <w:rFonts w:ascii="Symbol" w:hAnsi="Symbol" w:hint="default" w:eastAsia="黑体"/>
       </w:rPr>
     </w:lvl>
   </w:abstractNum>
@@ -2013,7 +2266,7 @@
         <w:ind w:hanging="360" w:left="720"/>
       </w:pPr>
       <w:rPr>
-        <w:rFonts w:ascii="Symbol" w:hAnsi="Symbol" w:hint="default"/>
+        <w:rFonts w:ascii="Symbol" w:hAnsi="Symbol" w:hint="default" w:eastAsia="黑体"/>
       </w:rPr>
     </w:lvl>
   </w:abstractNum>
@@ -2052,7 +2305,7 @@
         <w:ind w:hanging="360" w:left="360"/>
       </w:pPr>
       <w:rPr>
-        <w:rFonts w:ascii="Symbol" w:hAnsi="Symbol" w:hint="default"/>
+        <w:rFonts w:ascii="Symbol" w:hAnsi="Symbol" w:hint="default" w:eastAsia="黑体"/>
       </w:rPr>
     </w:lvl>
   </w:abstractNum>
@@ -2143,7 +2396,7 @@
         <w:ind w:left="720" w:hanging="360"/>
       </w:pPr>
       <w:rPr>
-        <w:rFonts w:ascii="Symbol" w:hAnsi="Symbol" w:cs="Symbol" w:hint="default"/>
+        <w:rFonts w:ascii="Symbol" w:hAnsi="Symbol" w:cs="Symbol" w:hint="default" w:eastAsia="黑体"/>
       </w:rPr>
     </w:lvl>
     <w:lvl w:ilvl="1">
@@ -2154,7 +2407,7 @@
         <w:ind w:left="1440" w:hanging="360"/>
       </w:pPr>
       <w:rPr>
-        <w:rFonts w:ascii="Courier New" w:hAnsi="Courier New" w:cs="Courier New" w:hint="default"/>
+        <w:rFonts w:ascii="Courier New" w:hAnsi="Courier New" w:cs="Courier New" w:hint="default" w:eastAsia="黑体"/>
       </w:rPr>
     </w:lvl>
     <w:lvl w:ilvl="2">
@@ -2165,7 +2418,7 @@
         <w:ind w:left="2160" w:hanging="360"/>
       </w:pPr>
       <w:rPr>
-        <w:rFonts w:ascii="Wingdings" w:hAnsi="Wingdings" w:cs="Wingdings" w:hint="default"/>
+        <w:rFonts w:ascii="Wingdings" w:hAnsi="Wingdings" w:cs="Wingdings" w:hint="default" w:eastAsia="黑体"/>
       </w:rPr>
     </w:lvl>
     <w:lvl w:ilvl="3">
@@ -2176,7 +2429,7 @@
         <w:ind w:left="2880" w:hanging="360"/>
       </w:pPr>
       <w:rPr>
-        <w:rFonts w:ascii="Symbol" w:hAnsi="Symbol" w:cs="Symbol" w:hint="default"/>
+        <w:rFonts w:ascii="Symbol" w:hAnsi="Symbol" w:cs="Symbol" w:hint="default" w:eastAsia="黑体"/>
       </w:rPr>
     </w:lvl>
     <w:lvl w:ilvl="4">
@@ -2187,7 +2440,7 @@
         <w:ind w:left="3600" w:hanging="360"/>
       </w:pPr>
       <w:rPr>
-        <w:rFonts w:ascii="Courier New" w:hAnsi="Courier New" w:cs="Courier New" w:hint="default"/>
+        <w:rFonts w:ascii="Courier New" w:hAnsi="Courier New" w:cs="Courier New" w:hint="default" w:eastAsia="黑体"/>
       </w:rPr>
     </w:lvl>
     <w:lvl w:ilvl="5">
@@ -2198,7 +2451,7 @@
         <w:ind w:left="4320" w:hanging="360"/>
       </w:pPr>
       <w:rPr>
-        <w:rFonts w:ascii="Wingdings" w:hAnsi="Wingdings" w:cs="Wingdings" w:hint="default"/>
+        <w:rFonts w:ascii="Wingdings" w:hAnsi="Wingdings" w:cs="Wingdings" w:hint="default" w:eastAsia="黑体"/>
       </w:rPr>
     </w:lvl>
     <w:lvl w:ilvl="6">
@@ -2209,7 +2462,7 @@
         <w:ind w:left="5040" w:hanging="360"/>
       </w:pPr>
       <w:rPr>
-        <w:rFonts w:ascii="Symbol" w:hAnsi="Symbol" w:cs="Symbol" w:hint="default"/>
+        <w:rFonts w:ascii="Symbol" w:hAnsi="Symbol" w:cs="Symbol" w:hint="default" w:eastAsia="黑体"/>
       </w:rPr>
     </w:lvl>
     <w:lvl w:ilvl="7">
@@ -2220,7 +2473,7 @@
         <w:ind w:left="5760" w:hanging="360"/>
       </w:pPr>
       <w:rPr>
-        <w:rFonts w:ascii="Courier New" w:hAnsi="Courier New" w:cs="Courier New" w:hint="default"/>
+        <w:rFonts w:ascii="Courier New" w:hAnsi="Courier New" w:cs="Courier New" w:hint="default" w:eastAsia="黑体"/>
       </w:rPr>
     </w:lvl>
     <w:lvl w:ilvl="8">
@@ -2231,7 +2484,7 @@
         <w:ind w:left="6480" w:hanging="360"/>
       </w:pPr>
       <w:rPr>
-        <w:rFonts w:ascii="Wingdings" w:hAnsi="Wingdings" w:cs="Wingdings" w:hint="default"/>
+        <w:rFonts w:ascii="Wingdings" w:hAnsi="Wingdings" w:cs="Wingdings" w:hint="default" w:eastAsia="黑体"/>
       </w:rPr>
     </w:lvl>
   </w:abstractNum>
@@ -2287,11 +2540,11 @@
 </file>
 
 <file path=word/styles.xml><?xml version="1.0" encoding="utf-8"?>
-<w:styles xmlns:mc="http://schemas.openxmlformats.org/markup-compatibility/2006" xmlns:r="http://schemas.openxmlformats.org/officeDocument/2006/relationships" xmlns:w="http://schemas.openxmlformats.org/wordprocessingml/2006/main" xmlns:w14="http://schemas.microsoft.com/office/word/2010/wordml" mc:Ignorable="w14">
+<w:styles xmlns:mc="http://schemas.openxmlformats.org/markup-compatibility/2006" xmlns:w="http://schemas.openxmlformats.org/wordprocessingml/2006/main" xmlns:r="http://schemas.openxmlformats.org/officeDocument/2006/relationships" xmlns:w14="http://schemas.microsoft.com/office/word/2010/wordml" mc:Ignorable="w14">
   <w:docDefaults>
     <w:rPrDefault>
       <w:rPr>
-        <w:rFonts w:asciiTheme="minorHAnsi" w:cstheme="minorBidi" w:eastAsiaTheme="minorEastAsia" w:hAnsiTheme="minorHAnsi"/>
+        <w:rFonts w:asciiTheme="minorHAnsi" w:cstheme="minorBidi" w:hAnsiTheme="minorHAnsi" w:eastAsia="黑体"/>
         <w:sz w:val="22"/>
         <w:szCs w:val="22"/>
         <w:lang w:bidi="ar-SA" w:eastAsia="en-US" w:val="en-US"/>
@@ -2513,7 +2766,7 @@
       <w:outlineLvl w:val="0"/>
     </w:pPr>
     <w:rPr>
-      <w:rFonts w:ascii="Times New Roman" w:asciiTheme="majorHAnsi" w:cstheme="majorBidi" w:eastAsia="黑体" w:eastAsiaTheme="majorEastAsia" w:hAnsi="Times New Roman" w:hAnsiTheme="majorHAnsi"/>
+      <w:rFonts w:ascii="Times New Roman" w:asciiTheme="majorHAnsi" w:cstheme="majorBidi" w:eastAsia="黑体" w:hAnsi="Times New Roman" w:hAnsiTheme="majorHAnsi"/>
       <w:b/>
       <w:bCs/>
       <w:color w:val="1F3864"/>
@@ -2537,7 +2790,7 @@
       <w:outlineLvl w:val="1"/>
     </w:pPr>
     <w:rPr>
-      <w:rFonts w:ascii="Times New Roman" w:asciiTheme="majorHAnsi" w:cstheme="majorBidi" w:eastAsia="黑体" w:eastAsiaTheme="majorEastAsia" w:hAnsi="Times New Roman" w:hAnsiTheme="majorHAnsi"/>
+      <w:rFonts w:ascii="Times New Roman" w:asciiTheme="majorHAnsi" w:cstheme="majorBidi" w:eastAsia="黑体" w:hAnsi="Times New Roman" w:hAnsiTheme="majorHAnsi"/>
       <w:b/>
       <w:bCs/>
       <w:color w:val="2E4E7E"/>
@@ -2561,7 +2814,7 @@
       <w:outlineLvl w:val="2"/>
     </w:pPr>
     <w:rPr>
-      <w:rFonts w:ascii="Times New Roman" w:asciiTheme="majorHAnsi" w:cstheme="majorBidi" w:eastAsia="黑体" w:eastAsiaTheme="majorEastAsia" w:hAnsi="Times New Roman" w:hAnsiTheme="majorHAnsi"/>
+      <w:rFonts w:ascii="Times New Roman" w:asciiTheme="majorHAnsi" w:cstheme="majorBidi" w:eastAsia="黑体" w:hAnsi="Times New Roman" w:hAnsiTheme="majorHAnsi"/>
       <w:b/>
       <w:bCs/>
       <w:color w:val="2E4E7E"/>
@@ -2585,7 +2838,7 @@
       <w:outlineLvl w:val="3"/>
     </w:pPr>
     <w:rPr>
-      <w:rFonts w:ascii="Times New Roman" w:asciiTheme="majorHAnsi" w:cstheme="majorBidi" w:eastAsia="黑体" w:eastAsiaTheme="majorEastAsia" w:hAnsi="Times New Roman" w:hAnsiTheme="majorHAnsi"/>
+      <w:rFonts w:ascii="Times New Roman" w:asciiTheme="majorHAnsi" w:cstheme="majorBidi" w:eastAsia="黑体" w:hAnsi="Times New Roman" w:hAnsiTheme="majorHAnsi"/>
       <w:b/>
       <w:bCs/>
       <w:i/>
@@ -2611,7 +2864,7 @@
       <w:outlineLvl w:val="4"/>
     </w:pPr>
     <w:rPr>
-      <w:rFonts w:ascii="Times New Roman" w:asciiTheme="majorHAnsi" w:cstheme="majorBidi" w:eastAsia="黑体" w:eastAsiaTheme="majorEastAsia" w:hAnsi="Times New Roman" w:hAnsiTheme="majorHAnsi"/>
+      <w:rFonts w:ascii="Times New Roman" w:asciiTheme="majorHAnsi" w:cstheme="majorBidi" w:eastAsia="黑体" w:hAnsi="Times New Roman" w:hAnsiTheme="majorHAnsi"/>
       <w:b/>
       <w:color w:val="333333"/>
       <w:sz w:val="22"/>
@@ -2634,7 +2887,7 @@
       <w:outlineLvl w:val="5"/>
     </w:pPr>
     <w:rPr>
-      <w:rFonts w:asciiTheme="majorHAnsi" w:cstheme="majorBidi" w:eastAsiaTheme="majorEastAsia" w:hAnsiTheme="majorHAnsi"/>
+      <w:rFonts w:asciiTheme="majorHAnsi" w:cstheme="majorBidi" w:hAnsiTheme="majorHAnsi" w:eastAsia="黑体"/>
       <w:i/>
       <w:iCs/>
       <w:color w:themeColor="accent1" w:themeShade="7F" w:val="243F60"/>
@@ -2657,7 +2910,7 @@
       <w:outlineLvl w:val="6"/>
     </w:pPr>
     <w:rPr>
-      <w:rFonts w:asciiTheme="majorHAnsi" w:cstheme="majorBidi" w:eastAsiaTheme="majorEastAsia" w:hAnsiTheme="majorHAnsi"/>
+      <w:rFonts w:asciiTheme="majorHAnsi" w:cstheme="majorBidi" w:hAnsiTheme="majorHAnsi" w:eastAsia="黑体"/>
       <w:i/>
       <w:iCs/>
       <w:color w:themeColor="text1" w:themeTint="BF" w:val="404040"/>
@@ -2680,7 +2933,7 @@
       <w:outlineLvl w:val="7"/>
     </w:pPr>
     <w:rPr>
-      <w:rFonts w:asciiTheme="majorHAnsi" w:cstheme="majorBidi" w:eastAsiaTheme="majorEastAsia" w:hAnsiTheme="majorHAnsi"/>
+      <w:rFonts w:asciiTheme="majorHAnsi" w:cstheme="majorBidi" w:hAnsiTheme="majorHAnsi" w:eastAsia="黑体"/>
       <w:color w:themeColor="accent1" w:val="4F81BD"/>
       <w:sz w:val="20"/>
       <w:szCs w:val="20"/>
@@ -2703,7 +2956,7 @@
       <w:outlineLvl w:val="8"/>
     </w:pPr>
     <w:rPr>
-      <w:rFonts w:asciiTheme="majorHAnsi" w:cstheme="majorBidi" w:eastAsiaTheme="majorEastAsia" w:hAnsiTheme="majorHAnsi"/>
+      <w:rFonts w:asciiTheme="majorHAnsi" w:cstheme="majorBidi" w:hAnsiTheme="majorHAnsi" w:eastAsia="黑体"/>
       <w:i/>
       <w:iCs/>
       <w:color w:themeColor="text1" w:themeTint="BF" w:val="404040"/>
@@ -2754,7 +3007,7 @@
     <w:uiPriority w:val="9"/>
     <w:rsid w:val="00FC693F"/>
     <w:rPr>
-      <w:rFonts w:asciiTheme="majorHAnsi" w:cstheme="majorBidi" w:eastAsiaTheme="majorEastAsia" w:hAnsiTheme="majorHAnsi"/>
+      <w:rFonts w:asciiTheme="majorHAnsi" w:cstheme="majorBidi" w:hAnsiTheme="majorHAnsi" w:eastAsia="黑体"/>
       <w:b/>
       <w:bCs/>
       <w:color w:themeColor="accent1" w:themeShade="BF" w:val="365F91"/>
@@ -2769,7 +3022,7 @@
     <w:uiPriority w:val="9"/>
     <w:rsid w:val="00FC693F"/>
     <w:rPr>
-      <w:rFonts w:asciiTheme="majorHAnsi" w:cstheme="majorBidi" w:eastAsiaTheme="majorEastAsia" w:hAnsiTheme="majorHAnsi"/>
+      <w:rFonts w:asciiTheme="majorHAnsi" w:cstheme="majorBidi" w:hAnsiTheme="majorHAnsi" w:eastAsia="黑体"/>
       <w:b/>
       <w:bCs/>
       <w:color w:themeColor="accent1" w:val="4F81BD"/>
@@ -2784,7 +3037,7 @@
     <w:uiPriority w:val="9"/>
     <w:rsid w:val="00FC693F"/>
     <w:rPr>
-      <w:rFonts w:asciiTheme="majorHAnsi" w:cstheme="majorBidi" w:eastAsiaTheme="majorEastAsia" w:hAnsiTheme="majorHAnsi"/>
+      <w:rFonts w:asciiTheme="majorHAnsi" w:cstheme="majorBidi" w:hAnsiTheme="majorHAnsi" w:eastAsia="黑体"/>
       <w:b/>
       <w:bCs/>
       <w:color w:themeColor="accent1" w:val="4F81BD"/>
@@ -2807,7 +3060,7 @@
       <w:contextualSpacing/>
     </w:pPr>
     <w:rPr>
-      <w:rFonts w:ascii="Times New Roman" w:asciiTheme="majorHAnsi" w:cstheme="majorBidi" w:eastAsia="黑体" w:eastAsiaTheme="majorEastAsia" w:hAnsi="Times New Roman" w:hAnsiTheme="majorHAnsi"/>
+      <w:rFonts w:ascii="Times New Roman" w:asciiTheme="majorHAnsi" w:cstheme="majorBidi" w:eastAsia="黑体" w:hAnsi="Times New Roman" w:hAnsiTheme="majorHAnsi"/>
       <w:b/>
       <w:color w:val="1F3864"/>
       <w:spacing w:val="5"/>
@@ -2823,7 +3076,7 @@
     <w:uiPriority w:val="10"/>
     <w:rsid w:val="00FC693F"/>
     <w:rPr>
-      <w:rFonts w:asciiTheme="majorHAnsi" w:cstheme="majorBidi" w:eastAsiaTheme="majorEastAsia" w:hAnsiTheme="majorHAnsi"/>
+      <w:rFonts w:asciiTheme="majorHAnsi" w:cstheme="majorBidi" w:hAnsiTheme="majorHAnsi" w:eastAsia="黑体"/>
       <w:color w:themeColor="text2" w:themeShade="BF" w:val="17365D"/>
       <w:spacing w:val="5"/>
       <w:kern w:val="28"/>
@@ -2845,7 +3098,7 @@
       </w:numPr>
     </w:pPr>
     <w:rPr>
-      <w:rFonts w:asciiTheme="majorHAnsi" w:cstheme="majorBidi" w:eastAsiaTheme="majorEastAsia" w:hAnsiTheme="majorHAnsi"/>
+      <w:rFonts w:asciiTheme="majorHAnsi" w:cstheme="majorBidi" w:hAnsiTheme="majorHAnsi" w:eastAsia="黑体"/>
       <w:i/>
       <w:iCs/>
       <w:color w:themeColor="accent1" w:val="4F81BD"/>
@@ -2861,7 +3114,7 @@
     <w:uiPriority w:val="11"/>
     <w:rsid w:val="00FC693F"/>
     <w:rPr>
-      <w:rFonts w:asciiTheme="majorHAnsi" w:cstheme="majorBidi" w:eastAsiaTheme="majorEastAsia" w:hAnsiTheme="majorHAnsi"/>
+      <w:rFonts w:asciiTheme="majorHAnsi" w:cstheme="majorBidi" w:hAnsiTheme="majorHAnsi" w:eastAsia="黑体"/>
       <w:i/>
       <w:iCs/>
       <w:color w:themeColor="accent1" w:val="4F81BD"/>
@@ -2928,6 +3181,7 @@
       <w:spacing w:after="120"/>
     </w:pPr>
     <w:rPr>
+      <w:rFonts w:eastAsia="黑体"/>
       <w:sz w:val="16"/>
       <w:szCs w:val="16"/>
     </w:rPr>
@@ -2939,6 +3193,7 @@
     <w:uiPriority w:val="99"/>
     <w:rsid w:val="00AA1D8D"/>
     <w:rPr>
+      <w:rFonts w:eastAsia="黑体"/>
       <w:sz w:val="16"/>
       <w:szCs w:val="16"/>
     </w:rPr>
@@ -3108,7 +3363,7 @@
       </w:tabs>
     </w:pPr>
     <w:rPr>
-      <w:rFonts w:ascii="Courier" w:hAnsi="Courier"/>
+      <w:rFonts w:ascii="Courier" w:hAnsi="Courier" w:eastAsia="黑体"/>
       <w:sz w:val="20"/>
       <w:szCs w:val="20"/>
     </w:rPr>
@@ -3120,7 +3375,7 @@
     <w:uiPriority w:val="99"/>
     <w:rsid w:val="0029639D"/>
     <w:rPr>
-      <w:rFonts w:ascii="Courier" w:hAnsi="Courier"/>
+      <w:rFonts w:ascii="Courier" w:hAnsi="Courier" w:eastAsia="黑体"/>
       <w:sz w:val="20"/>
       <w:szCs w:val="20"/>
     </w:rPr>
@@ -3156,6 +3411,7 @@
     <w:uiPriority w:val="29"/>
     <w:rsid w:val="00FC693F"/>
     <w:rPr>
+      <w:rFonts w:eastAsia="黑体"/>
       <w:i/>
       <w:iCs/>
       <w:color w:themeColor="text1" w:val="000000"/>
@@ -3169,7 +3425,7 @@
     <w:semiHidden/>
     <w:rsid w:val="00FC693F"/>
     <w:rPr>
-      <w:rFonts w:asciiTheme="majorHAnsi" w:cstheme="majorBidi" w:eastAsiaTheme="majorEastAsia" w:hAnsiTheme="majorHAnsi"/>
+      <w:rFonts w:asciiTheme="majorHAnsi" w:cstheme="majorBidi" w:hAnsiTheme="majorHAnsi" w:eastAsia="黑体"/>
       <w:b/>
       <w:bCs/>
       <w:i/>
@@ -3185,7 +3441,7 @@
     <w:semiHidden/>
     <w:rsid w:val="00FC693F"/>
     <w:rPr>
-      <w:rFonts w:asciiTheme="majorHAnsi" w:cstheme="majorBidi" w:eastAsiaTheme="majorEastAsia" w:hAnsiTheme="majorHAnsi"/>
+      <w:rFonts w:asciiTheme="majorHAnsi" w:cstheme="majorBidi" w:hAnsiTheme="majorHAnsi" w:eastAsia="黑体"/>
       <w:color w:themeColor="accent1" w:themeShade="7F" w:val="243F60"/>
     </w:rPr>
   </w:style>
@@ -3197,7 +3453,7 @@
     <w:semiHidden/>
     <w:rsid w:val="00FC693F"/>
     <w:rPr>
-      <w:rFonts w:asciiTheme="majorHAnsi" w:cstheme="majorBidi" w:eastAsiaTheme="majorEastAsia" w:hAnsiTheme="majorHAnsi"/>
+      <w:rFonts w:asciiTheme="majorHAnsi" w:cstheme="majorBidi" w:hAnsiTheme="majorHAnsi" w:eastAsia="黑体"/>
       <w:i/>
       <w:iCs/>
       <w:color w:themeColor="accent1" w:themeShade="7F" w:val="243F60"/>
@@ -3211,7 +3467,7 @@
     <w:semiHidden/>
     <w:rsid w:val="00FC693F"/>
     <w:rPr>
-      <w:rFonts w:asciiTheme="majorHAnsi" w:cstheme="majorBidi" w:eastAsiaTheme="majorEastAsia" w:hAnsiTheme="majorHAnsi"/>
+      <w:rFonts w:asciiTheme="majorHAnsi" w:cstheme="majorBidi" w:hAnsiTheme="majorHAnsi" w:eastAsia="黑体"/>
       <w:i/>
       <w:iCs/>
       <w:color w:themeColor="text1" w:themeTint="BF" w:val="404040"/>
@@ -3225,7 +3481,7 @@
     <w:semiHidden/>
     <w:rsid w:val="00FC693F"/>
     <w:rPr>
-      <w:rFonts w:asciiTheme="majorHAnsi" w:cstheme="majorBidi" w:eastAsiaTheme="majorEastAsia" w:hAnsiTheme="majorHAnsi"/>
+      <w:rFonts w:asciiTheme="majorHAnsi" w:cstheme="majorBidi" w:hAnsiTheme="majorHAnsi" w:eastAsia="黑体"/>
       <w:color w:themeColor="accent1" w:val="4F81BD"/>
       <w:sz w:val="20"/>
       <w:szCs w:val="20"/>
@@ -3239,7 +3495,7 @@
     <w:semiHidden/>
     <w:rsid w:val="00FC693F"/>
     <w:rPr>
-      <w:rFonts w:asciiTheme="majorHAnsi" w:cstheme="majorBidi" w:eastAsiaTheme="majorEastAsia" w:hAnsiTheme="majorHAnsi"/>
+      <w:rFonts w:asciiTheme="majorHAnsi" w:cstheme="majorBidi" w:hAnsiTheme="majorHAnsi" w:eastAsia="黑体"/>
       <w:i/>
       <w:iCs/>
       <w:color w:themeColor="text1" w:themeTint="BF" w:val="404040"/>
@@ -3260,6 +3516,7 @@
       <w:spacing w:line="240" w:lineRule="auto"/>
     </w:pPr>
     <w:rPr>
+      <w:rFonts w:eastAsia="黑体"/>
       <w:b/>
       <w:bCs/>
       <w:color w:themeColor="accent1" w:val="4F81BD"/>
@@ -3274,6 +3531,7 @@
     <w:qFormat/>
     <w:rsid w:val="00FC693F"/>
     <w:rPr>
+      <w:rFonts w:eastAsia="黑体"/>
       <w:b/>
       <w:bCs/>
     </w:rPr>
@@ -3285,6 +3543,7 @@
     <w:qFormat/>
     <w:rsid w:val="00FC693F"/>
     <w:rPr>
+      <w:rFonts w:eastAsia="黑体"/>
       <w:i/>
       <w:iCs/>
     </w:rPr>
@@ -3305,6 +3564,7 @@
       <w:ind w:left="936" w:right="936"/>
     </w:pPr>
     <w:rPr>
+      <w:rFonts w:eastAsia="黑体"/>
       <w:b/>
       <w:bCs/>
       <w:i/>
@@ -3319,6 +3579,7 @@
     <w:uiPriority w:val="30"/>
     <w:rsid w:val="00FC693F"/>
     <w:rPr>
+      <w:rFonts w:eastAsia="黑体"/>
       <w:b/>
       <w:bCs/>
       <w:i/>
@@ -3333,6 +3594,7 @@
     <w:qFormat/>
     <w:rsid w:val="00FC693F"/>
     <w:rPr>
+      <w:rFonts w:eastAsia="黑体"/>
       <w:i/>
       <w:iCs/>
       <w:color w:themeColor="text1" w:themeTint="7F" w:val="808080"/>
@@ -3345,6 +3607,7 @@
     <w:qFormat/>
     <w:rsid w:val="00FC693F"/>
     <w:rPr>
+      <w:rFonts w:eastAsia="黑体"/>
       <w:b/>
       <w:bCs/>
       <w:i/>
@@ -3359,6 +3622,7 @@
     <w:qFormat/>
     <w:rsid w:val="00FC693F"/>
     <w:rPr>
+      <w:rFonts w:eastAsia="黑体"/>
       <w:smallCaps/>
       <w:color w:themeColor="accent2" w:val="C0504D"/>
       <w:u w:val="single"/>
@@ -3371,6 +3635,7 @@
     <w:qFormat/>
     <w:rsid w:val="00FC693F"/>
     <w:rPr>
+      <w:rFonts w:eastAsia="黑体"/>
       <w:b/>
       <w:bCs/>
       <w:smallCaps/>
@@ -3386,6 +3651,7 @@
     <w:qFormat/>
     <w:rsid w:val="00FC693F"/>
     <w:rPr>
+      <w:rFonts w:eastAsia="黑体"/>
       <w:b/>
       <w:bCs/>
       <w:smallCaps/>
@@ -3440,6 +3706,7 @@
       <w:spacing w:after="0" w:line="240" w:lineRule="auto"/>
     </w:pPr>
     <w:rPr>
+      <w:rFonts w:eastAsia="黑体"/>
       <w:color w:themeColor="text1" w:themeShade="BF" w:val="000000"/>
     </w:rPr>
     <w:tblPr>
@@ -3462,6 +3729,7 @@
         <w:spacing w:after="0" w:before="0" w:line="240" w:lineRule="auto"/>
       </w:pPr>
       <w:rPr>
+        <w:rFonts w:eastAsia="黑体"/>
         <w:b/>
         <w:bCs/>
       </w:rPr>
@@ -3482,6 +3750,7 @@
         <w:spacing w:after="0" w:before="0" w:line="240" w:lineRule="auto"/>
       </w:pPr>
       <w:rPr>
+        <w:rFonts w:eastAsia="黑体"/>
         <w:b/>
         <w:bCs/>
       </w:rPr>
@@ -3499,12 +3768,14 @@
     </w:tblStylePr>
     <w:tblStylePr w:type="firstCol">
       <w:rPr>
+        <w:rFonts w:eastAsia="黑体"/>
         <w:b/>
         <w:bCs/>
       </w:rPr>
     </w:tblStylePr>
     <w:tblStylePr w:type="lastCol">
       <w:rPr>
+        <w:rFonts w:eastAsia="黑体"/>
         <w:b/>
         <w:bCs/>
       </w:rPr>
@@ -3543,6 +3814,7 @@
       <w:spacing w:after="0" w:line="240" w:lineRule="auto"/>
     </w:pPr>
     <w:rPr>
+      <w:rFonts w:eastAsia="黑体"/>
       <w:color w:themeColor="accent1" w:themeShade="BF" w:val="365F91"/>
     </w:rPr>
     <w:tblPr>
@@ -3565,6 +3837,7 @@
         <w:spacing w:after="0" w:before="0" w:line="240" w:lineRule="auto"/>
       </w:pPr>
       <w:rPr>
+        <w:rFonts w:eastAsia="黑体"/>
         <w:b/>
         <w:bCs/>
       </w:rPr>
@@ -3585,6 +3858,7 @@
         <w:spacing w:after="0" w:before="0" w:line="240" w:lineRule="auto"/>
       </w:pPr>
       <w:rPr>
+        <w:rFonts w:eastAsia="黑体"/>
         <w:b/>
         <w:bCs/>
       </w:rPr>
@@ -3602,12 +3876,14 @@
     </w:tblStylePr>
     <w:tblStylePr w:type="firstCol">
       <w:rPr>
+        <w:rFonts w:eastAsia="黑体"/>
         <w:b/>
         <w:bCs/>
       </w:rPr>
     </w:tblStylePr>
     <w:tblStylePr w:type="lastCol">
       <w:rPr>
+        <w:rFonts w:eastAsia="黑体"/>
         <w:b/>
         <w:bCs/>
       </w:rPr>
@@ -3646,6 +3922,7 @@
       <w:spacing w:after="0" w:line="240" w:lineRule="auto"/>
     </w:pPr>
     <w:rPr>
+      <w:rFonts w:eastAsia="黑体"/>
       <w:color w:themeColor="accent2" w:themeShade="BF" w:val="943634"/>
     </w:rPr>
     <w:tblPr>
@@ -3668,6 +3945,7 @@
         <w:spacing w:after="0" w:before="0" w:line="240" w:lineRule="auto"/>
       </w:pPr>
       <w:rPr>
+        <w:rFonts w:eastAsia="黑体"/>
         <w:b/>
         <w:bCs/>
       </w:rPr>
@@ -3688,6 +3966,7 @@
         <w:spacing w:after="0" w:before="0" w:line="240" w:lineRule="auto"/>
       </w:pPr>
       <w:rPr>
+        <w:rFonts w:eastAsia="黑体"/>
         <w:b/>
         <w:bCs/>
       </w:rPr>
@@ -3705,12 +3984,14 @@
     </w:tblStylePr>
     <w:tblStylePr w:type="firstCol">
       <w:rPr>
+        <w:rFonts w:eastAsia="黑体"/>
         <w:b/>
         <w:bCs/>
       </w:rPr>
     </w:tblStylePr>
     <w:tblStylePr w:type="lastCol">
       <w:rPr>
+        <w:rFonts w:eastAsia="黑体"/>
         <w:b/>
         <w:bCs/>
       </w:rPr>
@@ -3749,6 +4030,7 @@
       <w:spacing w:after="0" w:line="240" w:lineRule="auto"/>
     </w:pPr>
     <w:rPr>
+      <w:rFonts w:eastAsia="黑体"/>
       <w:color w:themeColor="accent3" w:themeShade="BF" w:val="76923C"/>
     </w:rPr>
     <w:tblPr>
@@ -3771,6 +4053,7 @@
         <w:spacing w:after="0" w:before="0" w:line="240" w:lineRule="auto"/>
       </w:pPr>
       <w:rPr>
+        <w:rFonts w:eastAsia="黑体"/>
         <w:b/>
         <w:bCs/>
       </w:rPr>
@@ -3791,6 +4074,7 @@
         <w:spacing w:after="0" w:before="0" w:line="240" w:lineRule="auto"/>
       </w:pPr>
       <w:rPr>
+        <w:rFonts w:eastAsia="黑体"/>
         <w:b/>
         <w:bCs/>
       </w:rPr>
@@ -3808,12 +4092,14 @@
     </w:tblStylePr>
     <w:tblStylePr w:type="firstCol">
       <w:rPr>
+        <w:rFonts w:eastAsia="黑体"/>
         <w:b/>
         <w:bCs/>
       </w:rPr>
     </w:tblStylePr>
     <w:tblStylePr w:type="lastCol">
       <w:rPr>
+        <w:rFonts w:eastAsia="黑体"/>
         <w:b/>
         <w:bCs/>
       </w:rPr>
@@ -3852,6 +4138,7 @@
       <w:spacing w:after="0" w:line="240" w:lineRule="auto"/>
     </w:pPr>
     <w:rPr>
+      <w:rFonts w:eastAsia="黑体"/>
       <w:color w:themeColor="accent4" w:themeShade="BF" w:val="5F497A"/>
     </w:rPr>
     <w:tblPr>
@@ -3874,6 +4161,7 @@
         <w:spacing w:after="0" w:before="0" w:line="240" w:lineRule="auto"/>
       </w:pPr>
       <w:rPr>
+        <w:rFonts w:eastAsia="黑体"/>
         <w:b/>
         <w:bCs/>
       </w:rPr>
@@ -3894,6 +4182,7 @@
         <w:spacing w:after="0" w:before="0" w:line="240" w:lineRule="auto"/>
       </w:pPr>
       <w:rPr>
+        <w:rFonts w:eastAsia="黑体"/>
         <w:b/>
         <w:bCs/>
       </w:rPr>
@@ -3911,12 +4200,14 @@
     </w:tblStylePr>
     <w:tblStylePr w:type="firstCol">
       <w:rPr>
+        <w:rFonts w:eastAsia="黑体"/>
         <w:b/>
         <w:bCs/>
       </w:rPr>
     </w:tblStylePr>
     <w:tblStylePr w:type="lastCol">
       <w:rPr>
+        <w:rFonts w:eastAsia="黑体"/>
         <w:b/>
         <w:bCs/>
       </w:rPr>
@@ -3955,6 +4246,7 @@
       <w:spacing w:after="0" w:line="240" w:lineRule="auto"/>
     </w:pPr>
     <w:rPr>
+      <w:rFonts w:eastAsia="黑体"/>
       <w:color w:themeColor="accent5" w:themeShade="BF" w:val="31849B"/>
     </w:rPr>
     <w:tblPr>
@@ -3977,6 +4269,7 @@
         <w:spacing w:after="0" w:before="0" w:line="240" w:lineRule="auto"/>
       </w:pPr>
       <w:rPr>
+        <w:rFonts w:eastAsia="黑体"/>
         <w:b/>
         <w:bCs/>
       </w:rPr>
@@ -3997,6 +4290,7 @@
         <w:spacing w:after="0" w:before="0" w:line="240" w:lineRule="auto"/>
       </w:pPr>
       <w:rPr>
+        <w:rFonts w:eastAsia="黑体"/>
         <w:b/>
         <w:bCs/>
       </w:rPr>
@@ -4014,12 +4308,14 @@
     </w:tblStylePr>
     <w:tblStylePr w:type="firstCol">
       <w:rPr>
+        <w:rFonts w:eastAsia="黑体"/>
         <w:b/>
         <w:bCs/>
       </w:rPr>
     </w:tblStylePr>
     <w:tblStylePr w:type="lastCol">
       <w:rPr>
+        <w:rFonts w:eastAsia="黑体"/>
         <w:b/>
         <w:bCs/>
       </w:rPr>
@@ -4058,6 +4354,7 @@
       <w:spacing w:after="0" w:line="240" w:lineRule="auto"/>
     </w:pPr>
     <w:rPr>
+      <w:rFonts w:eastAsia="黑体"/>
       <w:color w:themeColor="accent6" w:themeShade="BF" w:val="E36C0A"/>
     </w:rPr>
     <w:tblPr>
@@ -4080,6 +4377,7 @@
         <w:spacing w:after="0" w:before="0" w:line="240" w:lineRule="auto"/>
       </w:pPr>
       <w:rPr>
+        <w:rFonts w:eastAsia="黑体"/>
         <w:b/>
         <w:bCs/>
       </w:rPr>
@@ -4100,6 +4398,7 @@
         <w:spacing w:after="0" w:before="0" w:line="240" w:lineRule="auto"/>
       </w:pPr>
       <w:rPr>
+        <w:rFonts w:eastAsia="黑体"/>
         <w:b/>
         <w:bCs/>
       </w:rPr>
@@ -4117,12 +4416,14 @@
     </w:tblStylePr>
     <w:tblStylePr w:type="firstCol">
       <w:rPr>
+        <w:rFonts w:eastAsia="黑体"/>
         <w:b/>
         <w:bCs/>
       </w:rPr>
     </w:tblStylePr>
     <w:tblStylePr w:type="lastCol">
       <w:rPr>
+        <w:rFonts w:eastAsia="黑体"/>
         <w:b/>
         <w:bCs/>
       </w:rPr>
@@ -4182,6 +4483,7 @@
         <w:spacing w:after="0" w:before="0" w:line="240" w:lineRule="auto"/>
       </w:pPr>
       <w:rPr>
+        <w:rFonts w:eastAsia="黑体"/>
         <w:b/>
         <w:bCs/>
         <w:color w:themeColor="background1" w:val="FFFFFF"/>
@@ -4196,6 +4498,7 @@
         <w:spacing w:after="0" w:before="0" w:line="240" w:lineRule="auto"/>
       </w:pPr>
       <w:rPr>
+        <w:rFonts w:eastAsia="黑体"/>
         <w:b/>
         <w:bCs/>
       </w:rPr>
@@ -4211,12 +4514,14 @@
     </w:tblStylePr>
     <w:tblStylePr w:type="firstCol">
       <w:rPr>
+        <w:rFonts w:eastAsia="黑体"/>
         <w:b/>
         <w:bCs/>
       </w:rPr>
     </w:tblStylePr>
     <w:tblStylePr w:type="lastCol">
       <w:rPr>
+        <w:rFonts w:eastAsia="黑体"/>
         <w:b/>
         <w:bCs/>
       </w:rPr>
@@ -4274,6 +4579,7 @@
         <w:spacing w:after="0" w:before="0" w:line="240" w:lineRule="auto"/>
       </w:pPr>
       <w:rPr>
+        <w:rFonts w:eastAsia="黑体"/>
         <w:b/>
         <w:bCs/>
         <w:color w:themeColor="background1" w:val="FFFFFF"/>
@@ -4288,6 +4594,7 @@
         <w:spacing w:after="0" w:before="0" w:line="240" w:lineRule="auto"/>
       </w:pPr>
       <w:rPr>
+        <w:rFonts w:eastAsia="黑体"/>
         <w:b/>
         <w:bCs/>
       </w:rPr>
@@ -4303,12 +4610,14 @@
     </w:tblStylePr>
     <w:tblStylePr w:type="firstCol">
       <w:rPr>
+        <w:rFonts w:eastAsia="黑体"/>
         <w:b/>
         <w:bCs/>
       </w:rPr>
     </w:tblStylePr>
     <w:tblStylePr w:type="lastCol">
       <w:rPr>
+        <w:rFonts w:eastAsia="黑体"/>
         <w:b/>
         <w:bCs/>
       </w:rPr>
@@ -4366,6 +4675,7 @@
         <w:spacing w:after="0" w:before="0" w:line="240" w:lineRule="auto"/>
       </w:pPr>
       <w:rPr>
+        <w:rFonts w:eastAsia="黑体"/>
         <w:b/>
         <w:bCs/>
         <w:color w:themeColor="background1" w:val="FFFFFF"/>
@@ -4380,6 +4690,7 @@
         <w:spacing w:after="0" w:before="0" w:line="240" w:lineRule="auto"/>
       </w:pPr>
       <w:rPr>
+        <w:rFonts w:eastAsia="黑体"/>
         <w:b/>
         <w:bCs/>
       </w:rPr>
@@ -4395,12 +4706,14 @@
     </w:tblStylePr>
     <w:tblStylePr w:type="firstCol">
       <w:rPr>
+        <w:rFonts w:eastAsia="黑体"/>
         <w:b/>
         <w:bCs/>
       </w:rPr>
     </w:tblStylePr>
     <w:tblStylePr w:type="lastCol">
       <w:rPr>
+        <w:rFonts w:eastAsia="黑体"/>
         <w:b/>
         <w:bCs/>
       </w:rPr>
@@ -4458,6 +4771,7 @@
         <w:spacing w:after="0" w:before="0" w:line="240" w:lineRule="auto"/>
       </w:pPr>
       <w:rPr>
+        <w:rFonts w:eastAsia="黑体"/>
         <w:b/>
         <w:bCs/>
         <w:color w:themeColor="background1" w:val="FFFFFF"/>
@@ -4472,6 +4786,7 @@
         <w:spacing w:after="0" w:before="0" w:line="240" w:lineRule="auto"/>
       </w:pPr>
       <w:rPr>
+        <w:rFonts w:eastAsia="黑体"/>
         <w:b/>
         <w:bCs/>
       </w:rPr>
@@ -4487,12 +4802,14 @@
     </w:tblStylePr>
     <w:tblStylePr w:type="firstCol">
       <w:rPr>
+        <w:rFonts w:eastAsia="黑体"/>
         <w:b/>
         <w:bCs/>
       </w:rPr>
     </w:tblStylePr>
     <w:tblStylePr w:type="lastCol">
       <w:rPr>
+        <w:rFonts w:eastAsia="黑体"/>
         <w:b/>
         <w:bCs/>
       </w:rPr>
@@ -4550,6 +4867,7 @@
         <w:spacing w:after="0" w:before="0" w:line="240" w:lineRule="auto"/>
       </w:pPr>
       <w:rPr>
+        <w:rFonts w:eastAsia="黑体"/>
         <w:b/>
         <w:bCs/>
         <w:color w:themeColor="background1" w:val="FFFFFF"/>
@@ -4564,6 +4882,7 @@
         <w:spacing w:after="0" w:before="0" w:line="240" w:lineRule="auto"/>
       </w:pPr>
       <w:rPr>
+        <w:rFonts w:eastAsia="黑体"/>
         <w:b/>
         <w:bCs/>
       </w:rPr>
@@ -4579,12 +4898,14 @@
     </w:tblStylePr>
     <w:tblStylePr w:type="firstCol">
       <w:rPr>
+        <w:rFonts w:eastAsia="黑体"/>
         <w:b/>
         <w:bCs/>
       </w:rPr>
     </w:tblStylePr>
     <w:tblStylePr w:type="lastCol">
       <w:rPr>
+        <w:rFonts w:eastAsia="黑体"/>
         <w:b/>
         <w:bCs/>
       </w:rPr>
@@ -4642,6 +4963,7 @@
         <w:spacing w:after="0" w:before="0" w:line="240" w:lineRule="auto"/>
       </w:pPr>
       <w:rPr>
+        <w:rFonts w:eastAsia="黑体"/>
         <w:b/>
         <w:bCs/>
         <w:color w:themeColor="background1" w:val="FFFFFF"/>
@@ -4656,6 +4978,7 @@
         <w:spacing w:after="0" w:before="0" w:line="240" w:lineRule="auto"/>
       </w:pPr>
       <w:rPr>
+        <w:rFonts w:eastAsia="黑体"/>
         <w:b/>
         <w:bCs/>
       </w:rPr>
@@ -4671,12 +4994,14 @@
     </w:tblStylePr>
     <w:tblStylePr w:type="firstCol">
       <w:rPr>
+        <w:rFonts w:eastAsia="黑体"/>
         <w:b/>
         <w:bCs/>
       </w:rPr>
     </w:tblStylePr>
     <w:tblStylePr w:type="lastCol">
       <w:rPr>
+        <w:rFonts w:eastAsia="黑体"/>
         <w:b/>
         <w:bCs/>
       </w:rPr>
@@ -4734,6 +5059,7 @@
         <w:spacing w:after="0" w:before="0" w:line="240" w:lineRule="auto"/>
       </w:pPr>
       <w:rPr>
+        <w:rFonts w:eastAsia="黑体"/>
         <w:b/>
         <w:bCs/>
         <w:color w:themeColor="background1" w:val="FFFFFF"/>
@@ -4748,6 +5074,7 @@
         <w:spacing w:after="0" w:before="0" w:line="240" w:lineRule="auto"/>
       </w:pPr>
       <w:rPr>
+        <w:rFonts w:eastAsia="黑体"/>
         <w:b/>
         <w:bCs/>
       </w:rPr>
@@ -4763,12 +5090,14 @@
     </w:tblStylePr>
     <w:tblStylePr w:type="firstCol">
       <w:rPr>
+        <w:rFonts w:eastAsia="黑体"/>
         <w:b/>
         <w:bCs/>
       </w:rPr>
     </w:tblStylePr>
     <w:tblStylePr w:type="lastCol">
       <w:rPr>
+        <w:rFonts w:eastAsia="黑体"/>
         <w:b/>
         <w:bCs/>
       </w:rPr>
@@ -4828,7 +5157,7 @@
         <w:spacing w:after="0" w:before="0" w:line="240" w:lineRule="auto"/>
       </w:pPr>
       <w:rPr>
-        <w:rFonts w:asciiTheme="majorHAnsi" w:cstheme="majorBidi" w:eastAsiaTheme="majorEastAsia" w:hAnsiTheme="majorHAnsi"/>
+        <w:rFonts w:asciiTheme="majorHAnsi" w:cstheme="majorBidi" w:hAnsiTheme="majorHAnsi" w:eastAsia="黑体"/>
         <w:b/>
         <w:bCs/>
       </w:rPr>
@@ -4849,7 +5178,7 @@
         <w:spacing w:after="0" w:before="0" w:line="240" w:lineRule="auto"/>
       </w:pPr>
       <w:rPr>
-        <w:rFonts w:asciiTheme="majorHAnsi" w:cstheme="majorBidi" w:eastAsiaTheme="majorEastAsia" w:hAnsiTheme="majorHAnsi"/>
+        <w:rFonts w:asciiTheme="majorHAnsi" w:cstheme="majorBidi" w:hAnsiTheme="majorHAnsi" w:eastAsia="黑体"/>
         <w:b/>
         <w:bCs/>
       </w:rPr>
@@ -4867,14 +5196,14 @@
     </w:tblStylePr>
     <w:tblStylePr w:type="firstCol">
       <w:rPr>
-        <w:rFonts w:asciiTheme="majorHAnsi" w:cstheme="majorBidi" w:eastAsiaTheme="majorEastAsia" w:hAnsiTheme="majorHAnsi"/>
+        <w:rFonts w:asciiTheme="majorHAnsi" w:cstheme="majorBidi" w:hAnsiTheme="majorHAnsi" w:eastAsia="黑体"/>
         <w:b/>
         <w:bCs/>
       </w:rPr>
     </w:tblStylePr>
     <w:tblStylePr w:type="lastCol">
       <w:rPr>
-        <w:rFonts w:asciiTheme="majorHAnsi" w:cstheme="majorBidi" w:eastAsiaTheme="majorEastAsia" w:hAnsiTheme="majorHAnsi"/>
+        <w:rFonts w:asciiTheme="majorHAnsi" w:cstheme="majorBidi" w:hAnsiTheme="majorHAnsi" w:eastAsia="黑体"/>
         <w:b/>
         <w:bCs/>
       </w:rPr>
@@ -4958,7 +5287,7 @@
         <w:spacing w:after="0" w:before="0" w:line="240" w:lineRule="auto"/>
       </w:pPr>
       <w:rPr>
-        <w:rFonts w:asciiTheme="majorHAnsi" w:cstheme="majorBidi" w:eastAsiaTheme="majorEastAsia" w:hAnsiTheme="majorHAnsi"/>
+        <w:rFonts w:asciiTheme="majorHAnsi" w:cstheme="majorBidi" w:hAnsiTheme="majorHAnsi" w:eastAsia="黑体"/>
         <w:b/>
         <w:bCs/>
       </w:rPr>
@@ -4979,7 +5308,7 @@
         <w:spacing w:after="0" w:before="0" w:line="240" w:lineRule="auto"/>
       </w:pPr>
       <w:rPr>
-        <w:rFonts w:asciiTheme="majorHAnsi" w:cstheme="majorBidi" w:eastAsiaTheme="majorEastAsia" w:hAnsiTheme="majorHAnsi"/>
+        <w:rFonts w:asciiTheme="majorHAnsi" w:cstheme="majorBidi" w:hAnsiTheme="majorHAnsi" w:eastAsia="黑体"/>
         <w:b/>
         <w:bCs/>
       </w:rPr>
@@ -4997,14 +5326,14 @@
     </w:tblStylePr>
     <w:tblStylePr w:type="firstCol">
       <w:rPr>
-        <w:rFonts w:asciiTheme="majorHAnsi" w:cstheme="majorBidi" w:eastAsiaTheme="majorEastAsia" w:hAnsiTheme="majorHAnsi"/>
+        <w:rFonts w:asciiTheme="majorHAnsi" w:cstheme="majorBidi" w:hAnsiTheme="majorHAnsi" w:eastAsia="黑体"/>
         <w:b/>
         <w:bCs/>
       </w:rPr>
     </w:tblStylePr>
     <w:tblStylePr w:type="lastCol">
       <w:rPr>
-        <w:rFonts w:asciiTheme="majorHAnsi" w:cstheme="majorBidi" w:eastAsiaTheme="majorEastAsia" w:hAnsiTheme="majorHAnsi"/>
+        <w:rFonts w:asciiTheme="majorHAnsi" w:cstheme="majorBidi" w:hAnsiTheme="majorHAnsi" w:eastAsia="黑体"/>
         <w:b/>
         <w:bCs/>
       </w:rPr>
@@ -5088,7 +5417,7 @@
         <w:spacing w:after="0" w:before="0" w:line="240" w:lineRule="auto"/>
       </w:pPr>
       <w:rPr>
-        <w:rFonts w:asciiTheme="majorHAnsi" w:cstheme="majorBidi" w:eastAsiaTheme="majorEastAsia" w:hAnsiTheme="majorHAnsi"/>
+        <w:rFonts w:asciiTheme="majorHAnsi" w:cstheme="majorBidi" w:hAnsiTheme="majorHAnsi" w:eastAsia="黑体"/>
         <w:b/>
         <w:bCs/>
       </w:rPr>
@@ -5109,7 +5438,7 @@
         <w:spacing w:after="0" w:before="0" w:line="240" w:lineRule="auto"/>
       </w:pPr>
       <w:rPr>
-        <w:rFonts w:asciiTheme="majorHAnsi" w:cstheme="majorBidi" w:eastAsiaTheme="majorEastAsia" w:hAnsiTheme="majorHAnsi"/>
+        <w:rFonts w:asciiTheme="majorHAnsi" w:cstheme="majorBidi" w:hAnsiTheme="majorHAnsi" w:eastAsia="黑体"/>
         <w:b/>
         <w:bCs/>
       </w:rPr>
@@ -5127,14 +5456,14 @@
     </w:tblStylePr>
     <w:tblStylePr w:type="firstCol">
       <w:rPr>
-        <w:rFonts w:asciiTheme="majorHAnsi" w:cstheme="majorBidi" w:eastAsiaTheme="majorEastAsia" w:hAnsiTheme="majorHAnsi"/>
+        <w:rFonts w:asciiTheme="majorHAnsi" w:cstheme="majorBidi" w:hAnsiTheme="majorHAnsi" w:eastAsia="黑体"/>
         <w:b/>
         <w:bCs/>
       </w:rPr>
     </w:tblStylePr>
     <w:tblStylePr w:type="lastCol">
       <w:rPr>
-        <w:rFonts w:asciiTheme="majorHAnsi" w:cstheme="majorBidi" w:eastAsiaTheme="majorEastAsia" w:hAnsiTheme="majorHAnsi"/>
+        <w:rFonts w:asciiTheme="majorHAnsi" w:cstheme="majorBidi" w:hAnsiTheme="majorHAnsi" w:eastAsia="黑体"/>
         <w:b/>
         <w:bCs/>
       </w:rPr>
@@ -5218,7 +5547,7 @@
         <w:spacing w:after="0" w:before="0" w:line="240" w:lineRule="auto"/>
       </w:pPr>
       <w:rPr>
-        <w:rFonts w:asciiTheme="majorHAnsi" w:cstheme="majorBidi" w:eastAsiaTheme="majorEastAsia" w:hAnsiTheme="majorHAnsi"/>
+        <w:rFonts w:asciiTheme="majorHAnsi" w:cstheme="majorBidi" w:hAnsiTheme="majorHAnsi" w:eastAsia="黑体"/>
         <w:b/>
         <w:bCs/>
       </w:rPr>
@@ -5239,7 +5568,7 @@
         <w:spacing w:after="0" w:before="0" w:line="240" w:lineRule="auto"/>
       </w:pPr>
       <w:rPr>
-        <w:rFonts w:asciiTheme="majorHAnsi" w:cstheme="majorBidi" w:eastAsiaTheme="majorEastAsia" w:hAnsiTheme="majorHAnsi"/>
+        <w:rFonts w:asciiTheme="majorHAnsi" w:cstheme="majorBidi" w:hAnsiTheme="majorHAnsi" w:eastAsia="黑体"/>
         <w:b/>
         <w:bCs/>
       </w:rPr>
@@ -5257,14 +5586,14 @@
     </w:tblStylePr>
     <w:tblStylePr w:type="firstCol">
       <w:rPr>
-        <w:rFonts w:asciiTheme="majorHAnsi" w:cstheme="majorBidi" w:eastAsiaTheme="majorEastAsia" w:hAnsiTheme="majorHAnsi"/>
+        <w:rFonts w:asciiTheme="majorHAnsi" w:cstheme="majorBidi" w:hAnsiTheme="majorHAnsi" w:eastAsia="黑体"/>
         <w:b/>
         <w:bCs/>
       </w:rPr>
     </w:tblStylePr>
     <w:tblStylePr w:type="lastCol">
       <w:rPr>
-        <w:rFonts w:asciiTheme="majorHAnsi" w:cstheme="majorBidi" w:eastAsiaTheme="majorEastAsia" w:hAnsiTheme="majorHAnsi"/>
+        <w:rFonts w:asciiTheme="majorHAnsi" w:cstheme="majorBidi" w:hAnsiTheme="majorHAnsi" w:eastAsia="黑体"/>
         <w:b/>
         <w:bCs/>
       </w:rPr>
@@ -5348,7 +5677,7 @@
         <w:spacing w:after="0" w:before="0" w:line="240" w:lineRule="auto"/>
       </w:pPr>
       <w:rPr>
-        <w:rFonts w:asciiTheme="majorHAnsi" w:cstheme="majorBidi" w:eastAsiaTheme="majorEastAsia" w:hAnsiTheme="majorHAnsi"/>
+        <w:rFonts w:asciiTheme="majorHAnsi" w:cstheme="majorBidi" w:hAnsiTheme="majorHAnsi" w:eastAsia="黑体"/>
         <w:b/>
         <w:bCs/>
       </w:rPr>
@@ -5369,7 +5698,7 @@
         <w:spacing w:after="0" w:before="0" w:line="240" w:lineRule="auto"/>
       </w:pPr>
       <w:rPr>
-        <w:rFonts w:asciiTheme="majorHAnsi" w:cstheme="majorBidi" w:eastAsiaTheme="majorEastAsia" w:hAnsiTheme="majorHAnsi"/>
+        <w:rFonts w:asciiTheme="majorHAnsi" w:cstheme="majorBidi" w:hAnsiTheme="majorHAnsi" w:eastAsia="黑体"/>
         <w:b/>
         <w:bCs/>
       </w:rPr>
@@ -5387,14 +5716,14 @@
     </w:tblStylePr>
     <w:tblStylePr w:type="firstCol">
       <w:rPr>
-        <w:rFonts w:asciiTheme="majorHAnsi" w:cstheme="majorBidi" w:eastAsiaTheme="majorEastAsia" w:hAnsiTheme="majorHAnsi"/>
+        <w:rFonts w:asciiTheme="majorHAnsi" w:cstheme="majorBidi" w:hAnsiTheme="majorHAnsi" w:eastAsia="黑体"/>
         <w:b/>
         <w:bCs/>
       </w:rPr>
     </w:tblStylePr>
     <w:tblStylePr w:type="lastCol">
       <w:rPr>
-        <w:rFonts w:asciiTheme="majorHAnsi" w:cstheme="majorBidi" w:eastAsiaTheme="majorEastAsia" w:hAnsiTheme="majorHAnsi"/>
+        <w:rFonts w:asciiTheme="majorHAnsi" w:cstheme="majorBidi" w:hAnsiTheme="majorHAnsi" w:eastAsia="黑体"/>
         <w:b/>
         <w:bCs/>
       </w:rPr>
@@ -5478,7 +5807,7 @@
         <w:spacing w:after="0" w:before="0" w:line="240" w:lineRule="auto"/>
       </w:pPr>
       <w:rPr>
-        <w:rFonts w:asciiTheme="majorHAnsi" w:cstheme="majorBidi" w:eastAsiaTheme="majorEastAsia" w:hAnsiTheme="majorHAnsi"/>
+        <w:rFonts w:asciiTheme="majorHAnsi" w:cstheme="majorBidi" w:hAnsiTheme="majorHAnsi" w:eastAsia="黑体"/>
         <w:b/>
         <w:bCs/>
       </w:rPr>
@@ -5499,7 +5828,7 @@
         <w:spacing w:after="0" w:before="0" w:line="240" w:lineRule="auto"/>
       </w:pPr>
       <w:rPr>
-        <w:rFonts w:asciiTheme="majorHAnsi" w:cstheme="majorBidi" w:eastAsiaTheme="majorEastAsia" w:hAnsiTheme="majorHAnsi"/>
+        <w:rFonts w:asciiTheme="majorHAnsi" w:cstheme="majorBidi" w:hAnsiTheme="majorHAnsi" w:eastAsia="黑体"/>
         <w:b/>
         <w:bCs/>
       </w:rPr>
@@ -5517,14 +5846,14 @@
     </w:tblStylePr>
     <w:tblStylePr w:type="firstCol">
       <w:rPr>
-        <w:rFonts w:asciiTheme="majorHAnsi" w:cstheme="majorBidi" w:eastAsiaTheme="majorEastAsia" w:hAnsiTheme="majorHAnsi"/>
+        <w:rFonts w:asciiTheme="majorHAnsi" w:cstheme="majorBidi" w:hAnsiTheme="majorHAnsi" w:eastAsia="黑体"/>
         <w:b/>
         <w:bCs/>
       </w:rPr>
     </w:tblStylePr>
     <w:tblStylePr w:type="lastCol">
       <w:rPr>
-        <w:rFonts w:asciiTheme="majorHAnsi" w:cstheme="majorBidi" w:eastAsiaTheme="majorEastAsia" w:hAnsiTheme="majorHAnsi"/>
+        <w:rFonts w:asciiTheme="majorHAnsi" w:cstheme="majorBidi" w:hAnsiTheme="majorHAnsi" w:eastAsia="黑体"/>
         <w:b/>
         <w:bCs/>
       </w:rPr>
@@ -5608,7 +5937,7 @@
         <w:spacing w:after="0" w:before="0" w:line="240" w:lineRule="auto"/>
       </w:pPr>
       <w:rPr>
-        <w:rFonts w:asciiTheme="majorHAnsi" w:cstheme="majorBidi" w:eastAsiaTheme="majorEastAsia" w:hAnsiTheme="majorHAnsi"/>
+        <w:rFonts w:asciiTheme="majorHAnsi" w:cstheme="majorBidi" w:hAnsiTheme="majorHAnsi" w:eastAsia="黑体"/>
         <w:b/>
         <w:bCs/>
       </w:rPr>
@@ -5629,7 +5958,7 @@
         <w:spacing w:after="0" w:before="0" w:line="240" w:lineRule="auto"/>
       </w:pPr>
       <w:rPr>
-        <w:rFonts w:asciiTheme="majorHAnsi" w:cstheme="majorBidi" w:eastAsiaTheme="majorEastAsia" w:hAnsiTheme="majorHAnsi"/>
+        <w:rFonts w:asciiTheme="majorHAnsi" w:cstheme="majorBidi" w:hAnsiTheme="majorHAnsi" w:eastAsia="黑体"/>
         <w:b/>
         <w:bCs/>
       </w:rPr>
@@ -5647,14 +5976,14 @@
     </w:tblStylePr>
     <w:tblStylePr w:type="firstCol">
       <w:rPr>
-        <w:rFonts w:asciiTheme="majorHAnsi" w:cstheme="majorBidi" w:eastAsiaTheme="majorEastAsia" w:hAnsiTheme="majorHAnsi"/>
+        <w:rFonts w:asciiTheme="majorHAnsi" w:cstheme="majorBidi" w:hAnsiTheme="majorHAnsi" w:eastAsia="黑体"/>
         <w:b/>
         <w:bCs/>
       </w:rPr>
     </w:tblStylePr>
     <w:tblStylePr w:type="lastCol">
       <w:rPr>
-        <w:rFonts w:asciiTheme="majorHAnsi" w:cstheme="majorBidi" w:eastAsiaTheme="majorEastAsia" w:hAnsiTheme="majorHAnsi"/>
+        <w:rFonts w:asciiTheme="majorHAnsi" w:cstheme="majorBidi" w:hAnsiTheme="majorHAnsi" w:eastAsia="黑体"/>
         <w:b/>
         <w:bCs/>
       </w:rPr>
@@ -5737,6 +6066,7 @@
         <w:spacing w:after="0" w:before="0" w:line="240" w:lineRule="auto"/>
       </w:pPr>
       <w:rPr>
+        <w:rFonts w:eastAsia="黑体"/>
         <w:b/>
         <w:bCs/>
         <w:color w:themeColor="background1" w:val="FFFFFF"/>
@@ -5759,6 +6089,7 @@
         <w:spacing w:after="0" w:before="0" w:line="240" w:lineRule="auto"/>
       </w:pPr>
       <w:rPr>
+        <w:rFonts w:eastAsia="黑体"/>
         <w:b/>
         <w:bCs/>
       </w:rPr>
@@ -5776,12 +6107,14 @@
     </w:tblStylePr>
     <w:tblStylePr w:type="firstCol">
       <w:rPr>
+        <w:rFonts w:eastAsia="黑体"/>
         <w:b/>
         <w:bCs/>
       </w:rPr>
     </w:tblStylePr>
     <w:tblStylePr w:type="lastCol">
       <w:rPr>
+        <w:rFonts w:eastAsia="黑体"/>
         <w:b/>
         <w:bCs/>
       </w:rPr>
@@ -5843,6 +6176,7 @@
         <w:spacing w:after="0" w:before="0" w:line="240" w:lineRule="auto"/>
       </w:pPr>
       <w:rPr>
+        <w:rFonts w:eastAsia="黑体"/>
         <w:b/>
         <w:bCs/>
         <w:color w:themeColor="background1" w:val="FFFFFF"/>
@@ -5865,6 +6199,7 @@
         <w:spacing w:after="0" w:before="0" w:line="240" w:lineRule="auto"/>
       </w:pPr>
       <w:rPr>
+        <w:rFonts w:eastAsia="黑体"/>
         <w:b/>
         <w:bCs/>
       </w:rPr>
@@ -5882,12 +6217,14 @@
     </w:tblStylePr>
     <w:tblStylePr w:type="firstCol">
       <w:rPr>
+        <w:rFonts w:eastAsia="黑体"/>
         <w:b/>
         <w:bCs/>
       </w:rPr>
     </w:tblStylePr>
     <w:tblStylePr w:type="lastCol">
       <w:rPr>
+        <w:rFonts w:eastAsia="黑体"/>
         <w:b/>
         <w:bCs/>
       </w:rPr>
@@ -5949,6 +6286,7 @@
         <w:spacing w:after="0" w:before="0" w:line="240" w:lineRule="auto"/>
       </w:pPr>
       <w:rPr>
+        <w:rFonts w:eastAsia="黑体"/>
         <w:b/>
         <w:bCs/>
         <w:color w:themeColor="background1" w:val="FFFFFF"/>
@@ -5971,6 +6309,7 @@
         <w:spacing w:after="0" w:before="0" w:line="240" w:lineRule="auto"/>
       </w:pPr>
       <w:rPr>
+        <w:rFonts w:eastAsia="黑体"/>
         <w:b/>
         <w:bCs/>
       </w:rPr>
@@ -5988,12 +6327,14 @@
     </w:tblStylePr>
     <w:tblStylePr w:type="firstCol">
       <w:rPr>
+        <w:rFonts w:eastAsia="黑体"/>
         <w:b/>
         <w:bCs/>
       </w:rPr>
     </w:tblStylePr>
     <w:tblStylePr w:type="lastCol">
       <w:rPr>
+        <w:rFonts w:eastAsia="黑体"/>
         <w:b/>
         <w:bCs/>
       </w:rPr>
@@ -6055,6 +6396,7 @@
         <w:spacing w:after="0" w:before="0" w:line="240" w:lineRule="auto"/>
       </w:pPr>
       <w:rPr>
+        <w:rFonts w:eastAsia="黑体"/>
         <w:b/>
         <w:bCs/>
         <w:color w:themeColor="background1" w:val="FFFFFF"/>
@@ -6077,6 +6419,7 @@
         <w:spacing w:after="0" w:before="0" w:line="240" w:lineRule="auto"/>
       </w:pPr>
       <w:rPr>
+        <w:rFonts w:eastAsia="黑体"/>
         <w:b/>
         <w:bCs/>
       </w:rPr>
@@ -6094,12 +6437,14 @@
     </w:tblStylePr>
     <w:tblStylePr w:type="firstCol">
       <w:rPr>
+        <w:rFonts w:eastAsia="黑体"/>
         <w:b/>
         <w:bCs/>
       </w:rPr>
     </w:tblStylePr>
     <w:tblStylePr w:type="lastCol">
       <w:rPr>
+        <w:rFonts w:eastAsia="黑体"/>
         <w:b/>
         <w:bCs/>
       </w:rPr>
@@ -6161,6 +6506,7 @@
         <w:spacing w:after="0" w:before="0" w:line="240" w:lineRule="auto"/>
       </w:pPr>
       <w:rPr>
+        <w:rFonts w:eastAsia="黑体"/>
         <w:b/>
         <w:bCs/>
         <w:color w:themeColor="background1" w:val="FFFFFF"/>
@@ -6183,6 +6529,7 @@
         <w:spacing w:after="0" w:before="0" w:line="240" w:lineRule="auto"/>
       </w:pPr>
       <w:rPr>
+        <w:rFonts w:eastAsia="黑体"/>
         <w:b/>
         <w:bCs/>
       </w:rPr>
@@ -6200,12 +6547,14 @@
     </w:tblStylePr>
     <w:tblStylePr w:type="firstCol">
       <w:rPr>
+        <w:rFonts w:eastAsia="黑体"/>
         <w:b/>
         <w:bCs/>
       </w:rPr>
     </w:tblStylePr>
     <w:tblStylePr w:type="lastCol">
       <w:rPr>
+        <w:rFonts w:eastAsia="黑体"/>
         <w:b/>
         <w:bCs/>
       </w:rPr>
@@ -6267,6 +6616,7 @@
         <w:spacing w:after="0" w:before="0" w:line="240" w:lineRule="auto"/>
       </w:pPr>
       <w:rPr>
+        <w:rFonts w:eastAsia="黑体"/>
         <w:b/>
         <w:bCs/>
         <w:color w:themeColor="background1" w:val="FFFFFF"/>
@@ -6289,6 +6639,7 @@
         <w:spacing w:after="0" w:before="0" w:line="240" w:lineRule="auto"/>
       </w:pPr>
       <w:rPr>
+        <w:rFonts w:eastAsia="黑体"/>
         <w:b/>
         <w:bCs/>
       </w:rPr>
@@ -6306,12 +6657,14 @@
     </w:tblStylePr>
     <w:tblStylePr w:type="firstCol">
       <w:rPr>
+        <w:rFonts w:eastAsia="黑体"/>
         <w:b/>
         <w:bCs/>
       </w:rPr>
     </w:tblStylePr>
     <w:tblStylePr w:type="lastCol">
       <w:rPr>
+        <w:rFonts w:eastAsia="黑体"/>
         <w:b/>
         <w:bCs/>
       </w:rPr>
@@ -6373,6 +6726,7 @@
         <w:spacing w:after="0" w:before="0" w:line="240" w:lineRule="auto"/>
       </w:pPr>
       <w:rPr>
+        <w:rFonts w:eastAsia="黑体"/>
         <w:b/>
         <w:bCs/>
         <w:color w:themeColor="background1" w:val="FFFFFF"/>
@@ -6395,6 +6749,7 @@
         <w:spacing w:after="0" w:before="0" w:line="240" w:lineRule="auto"/>
       </w:pPr>
       <w:rPr>
+        <w:rFonts w:eastAsia="黑体"/>
         <w:b/>
         <w:bCs/>
       </w:rPr>
@@ -6412,12 +6767,14 @@
     </w:tblStylePr>
     <w:tblStylePr w:type="firstCol">
       <w:rPr>
+        <w:rFonts w:eastAsia="黑体"/>
         <w:b/>
         <w:bCs/>
       </w:rPr>
     </w:tblStylePr>
     <w:tblStylePr w:type="lastCol">
       <w:rPr>
+        <w:rFonts w:eastAsia="黑体"/>
         <w:b/>
         <w:bCs/>
       </w:rPr>
@@ -6476,6 +6833,7 @@
         <w:spacing w:after="0" w:before="0" w:line="240" w:lineRule="auto"/>
       </w:pPr>
       <w:rPr>
+        <w:rFonts w:eastAsia="黑体"/>
         <w:b/>
         <w:bCs/>
         <w:color w:themeColor="background1" w:val="FFFFFF"/>
@@ -6498,6 +6856,7 @@
         <w:spacing w:after="0" w:before="0" w:line="240" w:lineRule="auto"/>
       </w:pPr>
       <w:rPr>
+        <w:rFonts w:eastAsia="黑体"/>
         <w:color w:val="auto"/>
       </w:rPr>
       <w:tblPr/>
@@ -6515,6 +6874,7 @@
     </w:tblStylePr>
     <w:tblStylePr w:type="firstCol">
       <w:rPr>
+        <w:rFonts w:eastAsia="黑体"/>
         <w:b/>
         <w:bCs/>
         <w:color w:themeColor="background1" w:val="FFFFFF"/>
@@ -6534,6 +6894,7 @@
     </w:tblStylePr>
     <w:tblStylePr w:type="lastCol">
       <w:rPr>
+        <w:rFonts w:eastAsia="黑体"/>
         <w:b/>
         <w:bCs/>
         <w:color w:themeColor="background1" w:val="FFFFFF"/>
@@ -6582,6 +6943,7 @@
     </w:tblStylePr>
     <w:tblStylePr w:type="nwCell">
       <w:rPr>
+        <w:rFonts w:eastAsia="黑体"/>
         <w:color w:themeColor="background1" w:val="FFFFFF"/>
       </w:rPr>
       <w:tblPr/>
@@ -6625,6 +6987,7 @@
         <w:spacing w:after="0" w:before="0" w:line="240" w:lineRule="auto"/>
       </w:pPr>
       <w:rPr>
+        <w:rFonts w:eastAsia="黑体"/>
         <w:b/>
         <w:bCs/>
         <w:color w:themeColor="background1" w:val="FFFFFF"/>
@@ -6647,6 +7010,7 @@
         <w:spacing w:after="0" w:before="0" w:line="240" w:lineRule="auto"/>
       </w:pPr>
       <w:rPr>
+        <w:rFonts w:eastAsia="黑体"/>
         <w:color w:val="auto"/>
       </w:rPr>
       <w:tblPr/>
@@ -6664,6 +7028,7 @@
     </w:tblStylePr>
     <w:tblStylePr w:type="firstCol">
       <w:rPr>
+        <w:rFonts w:eastAsia="黑体"/>
         <w:b/>
         <w:bCs/>
         <w:color w:themeColor="background1" w:val="FFFFFF"/>
@@ -6683,6 +7048,7 @@
     </w:tblStylePr>
     <w:tblStylePr w:type="lastCol">
       <w:rPr>
+        <w:rFonts w:eastAsia="黑体"/>
         <w:b/>
         <w:bCs/>
         <w:color w:themeColor="background1" w:val="FFFFFF"/>
@@ -6731,6 +7097,7 @@
     </w:tblStylePr>
     <w:tblStylePr w:type="nwCell">
       <w:rPr>
+        <w:rFonts w:eastAsia="黑体"/>
         <w:color w:themeColor="background1" w:val="FFFFFF"/>
       </w:rPr>
       <w:tblPr/>
@@ -6774,6 +7141,7 @@
         <w:spacing w:after="0" w:before="0" w:line="240" w:lineRule="auto"/>
       </w:pPr>
       <w:rPr>
+        <w:rFonts w:eastAsia="黑体"/>
         <w:b/>
         <w:bCs/>
         <w:color w:themeColor="background1" w:val="FFFFFF"/>
@@ -6796,6 +7164,7 @@
         <w:spacing w:after="0" w:before="0" w:line="240" w:lineRule="auto"/>
       </w:pPr>
       <w:rPr>
+        <w:rFonts w:eastAsia="黑体"/>
         <w:color w:val="auto"/>
       </w:rPr>
       <w:tblPr/>
@@ -6813,6 +7182,7 @@
     </w:tblStylePr>
     <w:tblStylePr w:type="firstCol">
       <w:rPr>
+        <w:rFonts w:eastAsia="黑体"/>
         <w:b/>
         <w:bCs/>
         <w:color w:themeColor="background1" w:val="FFFFFF"/>
@@ -6832,6 +7202,7 @@
     </w:tblStylePr>
     <w:tblStylePr w:type="lastCol">
       <w:rPr>
+        <w:rFonts w:eastAsia="黑体"/>
         <w:b/>
         <w:bCs/>
         <w:color w:themeColor="background1" w:val="FFFFFF"/>
@@ -6880,6 +7251,7 @@
     </w:tblStylePr>
     <w:tblStylePr w:type="nwCell">
       <w:rPr>
+        <w:rFonts w:eastAsia="黑体"/>
         <w:color w:themeColor="background1" w:val="FFFFFF"/>
       </w:rPr>
       <w:tblPr/>
@@ -6923,6 +7295,7 @@
         <w:spacing w:after="0" w:before="0" w:line="240" w:lineRule="auto"/>
       </w:pPr>
       <w:rPr>
+        <w:rFonts w:eastAsia="黑体"/>
         <w:b/>
         <w:bCs/>
         <w:color w:themeColor="background1" w:val="FFFFFF"/>
@@ -6945,6 +7318,7 @@
         <w:spacing w:after="0" w:before="0" w:line="240" w:lineRule="auto"/>
       </w:pPr>
       <w:rPr>
+        <w:rFonts w:eastAsia="黑体"/>
         <w:color w:val="auto"/>
       </w:rPr>
       <w:tblPr/>
@@ -6962,6 +7336,7 @@
     </w:tblStylePr>
     <w:tblStylePr w:type="firstCol">
       <w:rPr>
+        <w:rFonts w:eastAsia="黑体"/>
         <w:b/>
         <w:bCs/>
         <w:color w:themeColor="background1" w:val="FFFFFF"/>
@@ -6981,6 +7356,7 @@
     </w:tblStylePr>
     <w:tblStylePr w:type="lastCol">
       <w:rPr>
+        <w:rFonts w:eastAsia="黑体"/>
         <w:b/>
         <w:bCs/>
         <w:color w:themeColor="background1" w:val="FFFFFF"/>
@@ -7029,6 +7405,7 @@
     </w:tblStylePr>
     <w:tblStylePr w:type="nwCell">
       <w:rPr>
+        <w:rFonts w:eastAsia="黑体"/>
         <w:color w:themeColor="background1" w:val="FFFFFF"/>
       </w:rPr>
       <w:tblPr/>
@@ -7072,6 +7449,7 @@
         <w:spacing w:after="0" w:before="0" w:line="240" w:lineRule="auto"/>
       </w:pPr>
       <w:rPr>
+        <w:rFonts w:eastAsia="黑体"/>
         <w:b/>
         <w:bCs/>
         <w:color w:themeColor="background1" w:val="FFFFFF"/>
@@ -7094,6 +7472,7 @@
         <w:spacing w:after="0" w:before="0" w:line="240" w:lineRule="auto"/>
       </w:pPr>
       <w:rPr>
+        <w:rFonts w:eastAsia="黑体"/>
         <w:color w:val="auto"/>
       </w:rPr>
       <w:tblPr/>
@@ -7111,6 +7490,7 @@
     </w:tblStylePr>
     <w:tblStylePr w:type="firstCol">
       <w:rPr>
+        <w:rFonts w:eastAsia="黑体"/>
         <w:b/>
         <w:bCs/>
         <w:color w:themeColor="background1" w:val="FFFFFF"/>
@@ -7130,6 +7510,7 @@
     </w:tblStylePr>
     <w:tblStylePr w:type="lastCol">
       <w:rPr>
+        <w:rFonts w:eastAsia="黑体"/>
         <w:b/>
         <w:bCs/>
         <w:color w:themeColor="background1" w:val="FFFFFF"/>
@@ -7178,6 +7559,7 @@
     </w:tblStylePr>
     <w:tblStylePr w:type="nwCell">
       <w:rPr>
+        <w:rFonts w:eastAsia="黑体"/>
         <w:color w:themeColor="background1" w:val="FFFFFF"/>
       </w:rPr>
       <w:tblPr/>
@@ -7221,6 +7603,7 @@
         <w:spacing w:after="0" w:before="0" w:line="240" w:lineRule="auto"/>
       </w:pPr>
       <w:rPr>
+        <w:rFonts w:eastAsia="黑体"/>
         <w:b/>
         <w:bCs/>
         <w:color w:themeColor="background1" w:val="FFFFFF"/>
@@ -7243,6 +7626,7 @@
         <w:spacing w:after="0" w:before="0" w:line="240" w:lineRule="auto"/>
       </w:pPr>
       <w:rPr>
+        <w:rFonts w:eastAsia="黑体"/>
         <w:color w:val="auto"/>
       </w:rPr>
       <w:tblPr/>
@@ -7260,6 +7644,7 @@
     </w:tblStylePr>
     <w:tblStylePr w:type="firstCol">
       <w:rPr>
+        <w:rFonts w:eastAsia="黑体"/>
         <w:b/>
         <w:bCs/>
         <w:color w:themeColor="background1" w:val="FFFFFF"/>
@@ -7279,6 +7664,7 @@
     </w:tblStylePr>
     <w:tblStylePr w:type="lastCol">
       <w:rPr>
+        <w:rFonts w:eastAsia="黑体"/>
         <w:b/>
         <w:bCs/>
         <w:color w:themeColor="background1" w:val="FFFFFF"/>
@@ -7327,6 +7713,7 @@
     </w:tblStylePr>
     <w:tblStylePr w:type="nwCell">
       <w:rPr>
+        <w:rFonts w:eastAsia="黑体"/>
         <w:color w:themeColor="background1" w:val="FFFFFF"/>
       </w:rPr>
       <w:tblPr/>
@@ -7370,6 +7757,7 @@
         <w:spacing w:after="0" w:before="0" w:line="240" w:lineRule="auto"/>
       </w:pPr>
       <w:rPr>
+        <w:rFonts w:eastAsia="黑体"/>
         <w:b/>
         <w:bCs/>
         <w:color w:themeColor="background1" w:val="FFFFFF"/>
@@ -7392,6 +7780,7 @@
         <w:spacing w:after="0" w:before="0" w:line="240" w:lineRule="auto"/>
       </w:pPr>
       <w:rPr>
+        <w:rFonts w:eastAsia="黑体"/>
         <w:color w:val="auto"/>
       </w:rPr>
       <w:tblPr/>
@@ -7409,6 +7798,7 @@
     </w:tblStylePr>
     <w:tblStylePr w:type="firstCol">
       <w:rPr>
+        <w:rFonts w:eastAsia="黑体"/>
         <w:b/>
         <w:bCs/>
         <w:color w:themeColor="background1" w:val="FFFFFF"/>
@@ -7428,6 +7818,7 @@
     </w:tblStylePr>
     <w:tblStylePr w:type="lastCol">
       <w:rPr>
+        <w:rFonts w:eastAsia="黑体"/>
         <w:b/>
         <w:bCs/>
         <w:color w:themeColor="background1" w:val="FFFFFF"/>
@@ -7476,6 +7867,7 @@
     </w:tblStylePr>
     <w:tblStylePr w:type="nwCell">
       <w:rPr>
+        <w:rFonts w:eastAsia="黑体"/>
         <w:color w:themeColor="background1" w:val="FFFFFF"/>
       </w:rPr>
       <w:tblPr/>
@@ -7500,6 +7892,7 @@
       <w:spacing w:after="0" w:line="240" w:lineRule="auto"/>
     </w:pPr>
     <w:rPr>
+      <w:rFonts w:eastAsia="黑体"/>
       <w:color w:themeColor="text1" w:val="000000"/>
     </w:rPr>
     <w:tblPr>
@@ -7519,7 +7912,7 @@
     </w:tblPr>
     <w:tblStylePr w:type="firstRow">
       <w:rPr>
-        <w:rFonts w:asciiTheme="majorHAnsi" w:cstheme="majorBidi" w:eastAsiaTheme="majorEastAsia" w:hAnsiTheme="majorHAnsi"/>
+        <w:rFonts w:asciiTheme="majorHAnsi" w:cstheme="majorBidi" w:hAnsiTheme="majorHAnsi" w:eastAsia="黑体"/>
       </w:rPr>
       <w:tblPr/>
       <w:tcPr>
@@ -7531,6 +7924,7 @@
     </w:tblStylePr>
     <w:tblStylePr w:type="lastRow">
       <w:rPr>
+        <w:rFonts w:eastAsia="黑体"/>
         <w:b/>
         <w:bCs/>
         <w:color w:themeColor="text2" w:val="1F497D"/>
@@ -7545,12 +7939,14 @@
     </w:tblStylePr>
     <w:tblStylePr w:type="firstCol">
       <w:rPr>
+        <w:rFonts w:eastAsia="黑体"/>
         <w:b/>
         <w:bCs/>
       </w:rPr>
     </w:tblStylePr>
     <w:tblStylePr w:type="lastCol">
       <w:rPr>
+        <w:rFonts w:eastAsia="黑体"/>
         <w:b/>
         <w:bCs/>
       </w:rPr>
@@ -7584,6 +7980,7 @@
       <w:spacing w:after="0" w:line="240" w:lineRule="auto"/>
     </w:pPr>
     <w:rPr>
+      <w:rFonts w:eastAsia="黑体"/>
       <w:color w:themeColor="text1" w:val="000000"/>
     </w:rPr>
     <w:tblPr>
@@ -7603,7 +8000,7 @@
     </w:tblPr>
     <w:tblStylePr w:type="firstRow">
       <w:rPr>
-        <w:rFonts w:asciiTheme="majorHAnsi" w:cstheme="majorBidi" w:eastAsiaTheme="majorEastAsia" w:hAnsiTheme="majorHAnsi"/>
+        <w:rFonts w:asciiTheme="majorHAnsi" w:cstheme="majorBidi" w:hAnsiTheme="majorHAnsi" w:eastAsia="黑体"/>
       </w:rPr>
       <w:tblPr/>
       <w:tcPr>
@@ -7615,6 +8012,7 @@
     </w:tblStylePr>
     <w:tblStylePr w:type="lastRow">
       <w:rPr>
+        <w:rFonts w:eastAsia="黑体"/>
         <w:b/>
         <w:bCs/>
         <w:color w:themeColor="text2" w:val="1F497D"/>
@@ -7629,12 +8027,14 @@
     </w:tblStylePr>
     <w:tblStylePr w:type="firstCol">
       <w:rPr>
+        <w:rFonts w:eastAsia="黑体"/>
         <w:b/>
         <w:bCs/>
       </w:rPr>
     </w:tblStylePr>
     <w:tblStylePr w:type="lastCol">
       <w:rPr>
+        <w:rFonts w:eastAsia="黑体"/>
         <w:b/>
         <w:bCs/>
       </w:rPr>
@@ -7668,6 +8068,7 @@
       <w:spacing w:after="0" w:line="240" w:lineRule="auto"/>
     </w:pPr>
     <w:rPr>
+      <w:rFonts w:eastAsia="黑体"/>
       <w:color w:themeColor="text1" w:val="000000"/>
     </w:rPr>
     <w:tblPr>
@@ -7687,7 +8088,7 @@
     </w:tblPr>
     <w:tblStylePr w:type="firstRow">
       <w:rPr>
-        <w:rFonts w:asciiTheme="majorHAnsi" w:cstheme="majorBidi" w:eastAsiaTheme="majorEastAsia" w:hAnsiTheme="majorHAnsi"/>
+        <w:rFonts w:asciiTheme="majorHAnsi" w:cstheme="majorBidi" w:hAnsiTheme="majorHAnsi" w:eastAsia="黑体"/>
       </w:rPr>
       <w:tblPr/>
       <w:tcPr>
@@ -7699,6 +8100,7 @@
     </w:tblStylePr>
     <w:tblStylePr w:type="lastRow">
       <w:rPr>
+        <w:rFonts w:eastAsia="黑体"/>
         <w:b/>
         <w:bCs/>
         <w:color w:themeColor="text2" w:val="1F497D"/>
@@ -7713,12 +8115,14 @@
     </w:tblStylePr>
     <w:tblStylePr w:type="firstCol">
       <w:rPr>
+        <w:rFonts w:eastAsia="黑体"/>
         <w:b/>
         <w:bCs/>
       </w:rPr>
     </w:tblStylePr>
     <w:tblStylePr w:type="lastCol">
       <w:rPr>
+        <w:rFonts w:eastAsia="黑体"/>
         <w:b/>
         <w:bCs/>
       </w:rPr>
@@ -7752,6 +8156,7 @@
       <w:spacing w:after="0" w:line="240" w:lineRule="auto"/>
     </w:pPr>
     <w:rPr>
+      <w:rFonts w:eastAsia="黑体"/>
       <w:color w:themeColor="text1" w:val="000000"/>
     </w:rPr>
     <w:tblPr>
@@ -7771,7 +8176,7 @@
     </w:tblPr>
     <w:tblStylePr w:type="firstRow">
       <w:rPr>
-        <w:rFonts w:asciiTheme="majorHAnsi" w:cstheme="majorBidi" w:eastAsiaTheme="majorEastAsia" w:hAnsiTheme="majorHAnsi"/>
+        <w:rFonts w:asciiTheme="majorHAnsi" w:cstheme="majorBidi" w:hAnsiTheme="majorHAnsi" w:eastAsia="黑体"/>
       </w:rPr>
       <w:tblPr/>
       <w:tcPr>
@@ -7783,6 +8188,7 @@
     </w:tblStylePr>
     <w:tblStylePr w:type="lastRow">
       <w:rPr>
+        <w:rFonts w:eastAsia="黑体"/>
         <w:b/>
         <w:bCs/>
         <w:color w:themeColor="text2" w:val="1F497D"/>
@@ -7797,12 +8203,14 @@
     </w:tblStylePr>
     <w:tblStylePr w:type="firstCol">
       <w:rPr>
+        <w:rFonts w:eastAsia="黑体"/>
         <w:b/>
         <w:bCs/>
       </w:rPr>
     </w:tblStylePr>
     <w:tblStylePr w:type="lastCol">
       <w:rPr>
+        <w:rFonts w:eastAsia="黑体"/>
         <w:b/>
         <w:bCs/>
       </w:rPr>
@@ -7836,6 +8244,7 @@
       <w:spacing w:after="0" w:line="240" w:lineRule="auto"/>
     </w:pPr>
     <w:rPr>
+      <w:rFonts w:eastAsia="黑体"/>
       <w:color w:themeColor="text1" w:val="000000"/>
     </w:rPr>
     <w:tblPr>
@@ -7855,7 +8264,7 @@
     </w:tblPr>
     <w:tblStylePr w:type="firstRow">
       <w:rPr>
-        <w:rFonts w:asciiTheme="majorHAnsi" w:cstheme="majorBidi" w:eastAsiaTheme="majorEastAsia" w:hAnsiTheme="majorHAnsi"/>
+        <w:rFonts w:asciiTheme="majorHAnsi" w:cstheme="majorBidi" w:hAnsiTheme="majorHAnsi" w:eastAsia="黑体"/>
       </w:rPr>
       <w:tblPr/>
       <w:tcPr>
@@ -7867,6 +8276,7 @@
     </w:tblStylePr>
     <w:tblStylePr w:type="lastRow">
       <w:rPr>
+        <w:rFonts w:eastAsia="黑体"/>
         <w:b/>
         <w:bCs/>
         <w:color w:themeColor="text2" w:val="1F497D"/>
@@ -7881,12 +8291,14 @@
     </w:tblStylePr>
     <w:tblStylePr w:type="firstCol">
       <w:rPr>
+        <w:rFonts w:eastAsia="黑体"/>
         <w:b/>
         <w:bCs/>
       </w:rPr>
     </w:tblStylePr>
     <w:tblStylePr w:type="lastCol">
       <w:rPr>
+        <w:rFonts w:eastAsia="黑体"/>
         <w:b/>
         <w:bCs/>
       </w:rPr>
@@ -7920,6 +8332,7 @@
       <w:spacing w:after="0" w:line="240" w:lineRule="auto"/>
     </w:pPr>
     <w:rPr>
+      <w:rFonts w:eastAsia="黑体"/>
       <w:color w:themeColor="text1" w:val="000000"/>
     </w:rPr>
     <w:tblPr>
@@ -7939,7 +8352,7 @@
     </w:tblPr>
     <w:tblStylePr w:type="firstRow">
       <w:rPr>
-        <w:rFonts w:asciiTheme="majorHAnsi" w:cstheme="majorBidi" w:eastAsiaTheme="majorEastAsia" w:hAnsiTheme="majorHAnsi"/>
+        <w:rFonts w:asciiTheme="majorHAnsi" w:cstheme="majorBidi" w:hAnsiTheme="majorHAnsi" w:eastAsia="黑体"/>
       </w:rPr>
       <w:tblPr/>
       <w:tcPr>
@@ -7951,6 +8364,7 @@
     </w:tblStylePr>
     <w:tblStylePr w:type="lastRow">
       <w:rPr>
+        <w:rFonts w:eastAsia="黑体"/>
         <w:b/>
         <w:bCs/>
         <w:color w:themeColor="text2" w:val="1F497D"/>
@@ -7965,12 +8379,14 @@
     </w:tblStylePr>
     <w:tblStylePr w:type="firstCol">
       <w:rPr>
+        <w:rFonts w:eastAsia="黑体"/>
         <w:b/>
         <w:bCs/>
       </w:rPr>
     </w:tblStylePr>
     <w:tblStylePr w:type="lastCol">
       <w:rPr>
+        <w:rFonts w:eastAsia="黑体"/>
         <w:b/>
         <w:bCs/>
       </w:rPr>
@@ -8004,6 +8420,7 @@
       <w:spacing w:after="0" w:line="240" w:lineRule="auto"/>
     </w:pPr>
     <w:rPr>
+      <w:rFonts w:eastAsia="黑体"/>
       <w:color w:themeColor="text1" w:val="000000"/>
     </w:rPr>
     <w:tblPr>
@@ -8023,7 +8440,7 @@
     </w:tblPr>
     <w:tblStylePr w:type="firstRow">
       <w:rPr>
-        <w:rFonts w:asciiTheme="majorHAnsi" w:cstheme="majorBidi" w:eastAsiaTheme="majorEastAsia" w:hAnsiTheme="majorHAnsi"/>
+        <w:rFonts w:asciiTheme="majorHAnsi" w:cstheme="majorBidi" w:hAnsiTheme="majorHAnsi" w:eastAsia="黑体"/>
       </w:rPr>
       <w:tblPr/>
       <w:tcPr>
@@ -8035,6 +8452,7 @@
     </w:tblStylePr>
     <w:tblStylePr w:type="lastRow">
       <w:rPr>
+        <w:rFonts w:eastAsia="黑体"/>
         <w:b/>
         <w:bCs/>
         <w:color w:themeColor="text2" w:val="1F497D"/>
@@ -8049,12 +8467,14 @@
     </w:tblStylePr>
     <w:tblStylePr w:type="firstCol">
       <w:rPr>
+        <w:rFonts w:eastAsia="黑体"/>
         <w:b/>
         <w:bCs/>
       </w:rPr>
     </w:tblStylePr>
     <w:tblStylePr w:type="lastCol">
       <w:rPr>
+        <w:rFonts w:eastAsia="黑体"/>
         <w:b/>
         <w:bCs/>
       </w:rPr>
@@ -8088,7 +8508,7 @@
       <w:spacing w:after="0" w:line="240" w:lineRule="auto"/>
     </w:pPr>
     <w:rPr>
-      <w:rFonts w:asciiTheme="majorHAnsi" w:cstheme="majorBidi" w:eastAsiaTheme="majorEastAsia" w:hAnsiTheme="majorHAnsi"/>
+      <w:rFonts w:asciiTheme="majorHAnsi" w:cstheme="majorBidi" w:hAnsiTheme="majorHAnsi" w:eastAsia="黑体"/>
       <w:color w:themeColor="text1" w:val="000000"/>
     </w:rPr>
     <w:tblPr>
@@ -8110,6 +8530,7 @@
     </w:tblPr>
     <w:tblStylePr w:type="firstRow">
       <w:rPr>
+        <w:rFonts w:eastAsia="黑体"/>
         <w:sz w:val="24"/>
         <w:szCs w:val="24"/>
       </w:rPr>
@@ -8216,7 +8637,7 @@
       <w:spacing w:after="0" w:line="240" w:lineRule="auto"/>
     </w:pPr>
     <w:rPr>
-      <w:rFonts w:asciiTheme="majorHAnsi" w:cstheme="majorBidi" w:eastAsiaTheme="majorEastAsia" w:hAnsiTheme="majorHAnsi"/>
+      <w:rFonts w:asciiTheme="majorHAnsi" w:cstheme="majorBidi" w:hAnsiTheme="majorHAnsi" w:eastAsia="黑体"/>
       <w:color w:themeColor="text1" w:val="000000"/>
     </w:rPr>
     <w:tblPr>
@@ -8238,6 +8659,7 @@
     </w:tblPr>
     <w:tblStylePr w:type="firstRow">
       <w:rPr>
+        <w:rFonts w:eastAsia="黑体"/>
         <w:sz w:val="24"/>
         <w:szCs w:val="24"/>
       </w:rPr>
@@ -8344,7 +8766,7 @@
       <w:spacing w:after="0" w:line="240" w:lineRule="auto"/>
     </w:pPr>
     <w:rPr>
-      <w:rFonts w:asciiTheme="majorHAnsi" w:cstheme="majorBidi" w:eastAsiaTheme="majorEastAsia" w:hAnsiTheme="majorHAnsi"/>
+      <w:rFonts w:asciiTheme="majorHAnsi" w:cstheme="majorBidi" w:hAnsiTheme="majorHAnsi" w:eastAsia="黑体"/>
       <w:color w:themeColor="text1" w:val="000000"/>
     </w:rPr>
     <w:tblPr>
@@ -8366,6 +8788,7 @@
     </w:tblPr>
     <w:tblStylePr w:type="firstRow">
       <w:rPr>
+        <w:rFonts w:eastAsia="黑体"/>
         <w:sz w:val="24"/>
         <w:szCs w:val="24"/>
       </w:rPr>
@@ -8472,7 +8895,7 @@
       <w:spacing w:after="0" w:line="240" w:lineRule="auto"/>
     </w:pPr>
     <w:rPr>
-      <w:rFonts w:asciiTheme="majorHAnsi" w:cstheme="majorBidi" w:eastAsiaTheme="majorEastAsia" w:hAnsiTheme="majorHAnsi"/>
+      <w:rFonts w:asciiTheme="majorHAnsi" w:cstheme="majorBidi" w:hAnsiTheme="majorHAnsi" w:eastAsia="黑体"/>
       <w:color w:themeColor="text1" w:val="000000"/>
     </w:rPr>
     <w:tblPr>
@@ -8494,6 +8917,7 @@
     </w:tblPr>
     <w:tblStylePr w:type="firstRow">
       <w:rPr>
+        <w:rFonts w:eastAsia="黑体"/>
         <w:sz w:val="24"/>
         <w:szCs w:val="24"/>
       </w:rPr>
@@ -8600,7 +9024,7 @@
       <w:spacing w:after="0" w:line="240" w:lineRule="auto"/>
     </w:pPr>
     <w:rPr>
-      <w:rFonts w:asciiTheme="majorHAnsi" w:cstheme="majorBidi" w:eastAsiaTheme="majorEastAsia" w:hAnsiTheme="majorHAnsi"/>
+      <w:rFonts w:asciiTheme="majorHAnsi" w:cstheme="majorBidi" w:hAnsiTheme="majorHAnsi" w:eastAsia="黑体"/>
       <w:color w:themeColor="text1" w:val="000000"/>
     </w:rPr>
     <w:tblPr>
@@ -8622,6 +9046,7 @@
     </w:tblPr>
     <w:tblStylePr w:type="firstRow">
       <w:rPr>
+        <w:rFonts w:eastAsia="黑体"/>
         <w:sz w:val="24"/>
         <w:szCs w:val="24"/>
       </w:rPr>
@@ -8728,7 +9153,7 @@
       <w:spacing w:after="0" w:line="240" w:lineRule="auto"/>
     </w:pPr>
     <w:rPr>
-      <w:rFonts w:asciiTheme="majorHAnsi" w:cstheme="majorBidi" w:eastAsiaTheme="majorEastAsia" w:hAnsiTheme="majorHAnsi"/>
+      <w:rFonts w:asciiTheme="majorHAnsi" w:cstheme="majorBidi" w:hAnsiTheme="majorHAnsi" w:eastAsia="黑体"/>
       <w:color w:themeColor="text1" w:val="000000"/>
     </w:rPr>
     <w:tblPr>
@@ -8750,6 +9175,7 @@
     </w:tblPr>
     <w:tblStylePr w:type="firstRow">
       <w:rPr>
+        <w:rFonts w:eastAsia="黑体"/>
         <w:sz w:val="24"/>
         <w:szCs w:val="24"/>
       </w:rPr>
@@ -8856,7 +9282,7 @@
       <w:spacing w:after="0" w:line="240" w:lineRule="auto"/>
     </w:pPr>
     <w:rPr>
-      <w:rFonts w:asciiTheme="majorHAnsi" w:cstheme="majorBidi" w:eastAsiaTheme="majorEastAsia" w:hAnsiTheme="majorHAnsi"/>
+      <w:rFonts w:asciiTheme="majorHAnsi" w:cstheme="majorBidi" w:hAnsiTheme="majorHAnsi" w:eastAsia="黑体"/>
       <w:color w:themeColor="text1" w:val="000000"/>
     </w:rPr>
     <w:tblPr>
@@ -8878,6 +9304,7 @@
     </w:tblPr>
     <w:tblStylePr w:type="firstRow">
       <w:rPr>
+        <w:rFonts w:eastAsia="黑体"/>
         <w:sz w:val="24"/>
         <w:szCs w:val="24"/>
       </w:rPr>
@@ -9007,12 +9434,14 @@
     </w:tcPr>
     <w:tblStylePr w:type="firstRow">
       <w:rPr>
+        <w:rFonts w:eastAsia="黑体"/>
         <w:b/>
         <w:bCs/>
       </w:rPr>
     </w:tblStylePr>
     <w:tblStylePr w:type="lastRow">
       <w:rPr>
+        <w:rFonts w:eastAsia="黑体"/>
         <w:b/>
         <w:bCs/>
       </w:rPr>
@@ -9025,12 +9454,14 @@
     </w:tblStylePr>
     <w:tblStylePr w:type="firstCol">
       <w:rPr>
+        <w:rFonts w:eastAsia="黑体"/>
         <w:b/>
         <w:bCs/>
       </w:rPr>
     </w:tblStylePr>
     <w:tblStylePr w:type="lastCol">
       <w:rPr>
+        <w:rFonts w:eastAsia="黑体"/>
         <w:b/>
         <w:bCs/>
       </w:rPr>
@@ -9080,12 +9511,14 @@
     </w:tcPr>
     <w:tblStylePr w:type="firstRow">
       <w:rPr>
+        <w:rFonts w:eastAsia="黑体"/>
         <w:b/>
         <w:bCs/>
       </w:rPr>
     </w:tblStylePr>
     <w:tblStylePr w:type="lastRow">
       <w:rPr>
+        <w:rFonts w:eastAsia="黑体"/>
         <w:b/>
         <w:bCs/>
       </w:rPr>
@@ -9098,12 +9531,14 @@
     </w:tblStylePr>
     <w:tblStylePr w:type="firstCol">
       <w:rPr>
+        <w:rFonts w:eastAsia="黑体"/>
         <w:b/>
         <w:bCs/>
       </w:rPr>
     </w:tblStylePr>
     <w:tblStylePr w:type="lastCol">
       <w:rPr>
+        <w:rFonts w:eastAsia="黑体"/>
         <w:b/>
         <w:bCs/>
       </w:rPr>
@@ -9153,12 +9588,14 @@
     </w:tcPr>
     <w:tblStylePr w:type="firstRow">
       <w:rPr>
+        <w:rFonts w:eastAsia="黑体"/>
         <w:b/>
         <w:bCs/>
       </w:rPr>
     </w:tblStylePr>
     <w:tblStylePr w:type="lastRow">
       <w:rPr>
+        <w:rFonts w:eastAsia="黑体"/>
         <w:b/>
         <w:bCs/>
       </w:rPr>
@@ -9171,12 +9608,14 @@
     </w:tblStylePr>
     <w:tblStylePr w:type="firstCol">
       <w:rPr>
+        <w:rFonts w:eastAsia="黑体"/>
         <w:b/>
         <w:bCs/>
       </w:rPr>
     </w:tblStylePr>
     <w:tblStylePr w:type="lastCol">
       <w:rPr>
+        <w:rFonts w:eastAsia="黑体"/>
         <w:b/>
         <w:bCs/>
       </w:rPr>
@@ -9226,12 +9665,14 @@
     </w:tcPr>
     <w:tblStylePr w:type="firstRow">
       <w:rPr>
+        <w:rFonts w:eastAsia="黑体"/>
         <w:b/>
         <w:bCs/>
       </w:rPr>
     </w:tblStylePr>
     <w:tblStylePr w:type="lastRow">
       <w:rPr>
+        <w:rFonts w:eastAsia="黑体"/>
         <w:b/>
         <w:bCs/>
       </w:rPr>
@@ -9244,12 +9685,14 @@
     </w:tblStylePr>
     <w:tblStylePr w:type="firstCol">
       <w:rPr>
+        <w:rFonts w:eastAsia="黑体"/>
         <w:b/>
         <w:bCs/>
       </w:rPr>
     </w:tblStylePr>
     <w:tblStylePr w:type="lastCol">
       <w:rPr>
+        <w:rFonts w:eastAsia="黑体"/>
         <w:b/>
         <w:bCs/>
       </w:rPr>
@@ -9299,12 +9742,14 @@
     </w:tcPr>
     <w:tblStylePr w:type="firstRow">
       <w:rPr>
+        <w:rFonts w:eastAsia="黑体"/>
         <w:b/>
         <w:bCs/>
       </w:rPr>
     </w:tblStylePr>
     <w:tblStylePr w:type="lastRow">
       <w:rPr>
+        <w:rFonts w:eastAsia="黑体"/>
         <w:b/>
         <w:bCs/>
       </w:rPr>
@@ -9317,12 +9762,14 @@
     </w:tblStylePr>
     <w:tblStylePr w:type="firstCol">
       <w:rPr>
+        <w:rFonts w:eastAsia="黑体"/>
         <w:b/>
         <w:bCs/>
       </w:rPr>
     </w:tblStylePr>
     <w:tblStylePr w:type="lastCol">
       <w:rPr>
+        <w:rFonts w:eastAsia="黑体"/>
         <w:b/>
         <w:bCs/>
       </w:rPr>
@@ -9372,12 +9819,14 @@
     </w:tcPr>
     <w:tblStylePr w:type="firstRow">
       <w:rPr>
+        <w:rFonts w:eastAsia="黑体"/>
         <w:b/>
         <w:bCs/>
       </w:rPr>
     </w:tblStylePr>
     <w:tblStylePr w:type="lastRow">
       <w:rPr>
+        <w:rFonts w:eastAsia="黑体"/>
         <w:b/>
         <w:bCs/>
       </w:rPr>
@@ -9390,12 +9839,14 @@
     </w:tblStylePr>
     <w:tblStylePr w:type="firstCol">
       <w:rPr>
+        <w:rFonts w:eastAsia="黑体"/>
         <w:b/>
         <w:bCs/>
       </w:rPr>
     </w:tblStylePr>
     <w:tblStylePr w:type="lastCol">
       <w:rPr>
+        <w:rFonts w:eastAsia="黑体"/>
         <w:b/>
         <w:bCs/>
       </w:rPr>
@@ -9445,12 +9896,14 @@
     </w:tcPr>
     <w:tblStylePr w:type="firstRow">
       <w:rPr>
+        <w:rFonts w:eastAsia="黑体"/>
         <w:b/>
         <w:bCs/>
       </w:rPr>
     </w:tblStylePr>
     <w:tblStylePr w:type="lastRow">
       <w:rPr>
+        <w:rFonts w:eastAsia="黑体"/>
         <w:b/>
         <w:bCs/>
       </w:rPr>
@@ -9463,12 +9916,14 @@
     </w:tblStylePr>
     <w:tblStylePr w:type="firstCol">
       <w:rPr>
+        <w:rFonts w:eastAsia="黑体"/>
         <w:b/>
         <w:bCs/>
       </w:rPr>
     </w:tblStylePr>
     <w:tblStylePr w:type="lastCol">
       <w:rPr>
+        <w:rFonts w:eastAsia="黑体"/>
         <w:b/>
         <w:bCs/>
       </w:rPr>
@@ -9495,7 +9950,7 @@
       <w:spacing w:after="0" w:line="240" w:lineRule="auto"/>
     </w:pPr>
     <w:rPr>
-      <w:rFonts w:asciiTheme="majorHAnsi" w:cstheme="majorBidi" w:eastAsiaTheme="majorEastAsia" w:hAnsiTheme="majorHAnsi"/>
+      <w:rFonts w:asciiTheme="majorHAnsi" w:cstheme="majorBidi" w:hAnsiTheme="majorHAnsi" w:eastAsia="黑体"/>
       <w:color w:themeColor="text1" w:val="000000"/>
     </w:rPr>
     <w:tblPr>
@@ -9522,6 +9977,7 @@
     </w:tcPr>
     <w:tblStylePr w:type="firstRow">
       <w:rPr>
+        <w:rFonts w:eastAsia="黑体"/>
         <w:b/>
         <w:bCs/>
         <w:color w:themeColor="text1" w:val="000000"/>
@@ -9533,6 +9989,7 @@
     </w:tblStylePr>
     <w:tblStylePr w:type="lastRow">
       <w:rPr>
+        <w:rFonts w:eastAsia="黑体"/>
         <w:b/>
         <w:bCs/>
         <w:color w:themeColor="text1" w:val="000000"/>
@@ -9552,6 +10009,7 @@
     </w:tblStylePr>
     <w:tblStylePr w:type="firstCol">
       <w:rPr>
+        <w:rFonts w:eastAsia="黑体"/>
         <w:b/>
         <w:bCs/>
         <w:color w:themeColor="text1" w:val="000000"/>
@@ -9571,6 +10029,7 @@
     </w:tblStylePr>
     <w:tblStylePr w:type="lastCol">
       <w:rPr>
+        <w:rFonts w:eastAsia="黑体"/>
         <w:b w:val="0"/>
         <w:bCs w:val="0"/>
         <w:color w:themeColor="text1" w:val="000000"/>
@@ -9620,7 +10079,7 @@
       <w:spacing w:after="0" w:line="240" w:lineRule="auto"/>
     </w:pPr>
     <w:rPr>
-      <w:rFonts w:asciiTheme="majorHAnsi" w:cstheme="majorBidi" w:eastAsiaTheme="majorEastAsia" w:hAnsiTheme="majorHAnsi"/>
+      <w:rFonts w:asciiTheme="majorHAnsi" w:cstheme="majorBidi" w:hAnsiTheme="majorHAnsi" w:eastAsia="黑体"/>
       <w:color w:themeColor="text1" w:val="000000"/>
     </w:rPr>
     <w:tblPr>
@@ -9647,6 +10106,7 @@
     </w:tcPr>
     <w:tblStylePr w:type="firstRow">
       <w:rPr>
+        <w:rFonts w:eastAsia="黑体"/>
         <w:b/>
         <w:bCs/>
         <w:color w:themeColor="text1" w:val="000000"/>
@@ -9658,6 +10118,7 @@
     </w:tblStylePr>
     <w:tblStylePr w:type="lastRow">
       <w:rPr>
+        <w:rFonts w:eastAsia="黑体"/>
         <w:b/>
         <w:bCs/>
         <w:color w:themeColor="text1" w:val="000000"/>
@@ -9677,6 +10138,7 @@
     </w:tblStylePr>
     <w:tblStylePr w:type="firstCol">
       <w:rPr>
+        <w:rFonts w:eastAsia="黑体"/>
         <w:b/>
         <w:bCs/>
         <w:color w:themeColor="text1" w:val="000000"/>
@@ -9696,6 +10158,7 @@
     </w:tblStylePr>
     <w:tblStylePr w:type="lastCol">
       <w:rPr>
+        <w:rFonts w:eastAsia="黑体"/>
         <w:b w:val="0"/>
         <w:bCs w:val="0"/>
         <w:color w:themeColor="text1" w:val="000000"/>
@@ -9745,7 +10208,7 @@
       <w:spacing w:after="0" w:line="240" w:lineRule="auto"/>
     </w:pPr>
     <w:rPr>
-      <w:rFonts w:asciiTheme="majorHAnsi" w:cstheme="majorBidi" w:eastAsiaTheme="majorEastAsia" w:hAnsiTheme="majorHAnsi"/>
+      <w:rFonts w:asciiTheme="majorHAnsi" w:cstheme="majorBidi" w:hAnsiTheme="majorHAnsi" w:eastAsia="黑体"/>
       <w:color w:themeColor="text1" w:val="000000"/>
     </w:rPr>
     <w:tblPr>
@@ -9772,6 +10235,7 @@
     </w:tcPr>
     <w:tblStylePr w:type="firstRow">
       <w:rPr>
+        <w:rFonts w:eastAsia="黑体"/>
         <w:b/>
         <w:bCs/>
         <w:color w:themeColor="text1" w:val="000000"/>
@@ -9783,6 +10247,7 @@
     </w:tblStylePr>
     <w:tblStylePr w:type="lastRow">
       <w:rPr>
+        <w:rFonts w:eastAsia="黑体"/>
         <w:b/>
         <w:bCs/>
         <w:color w:themeColor="text1" w:val="000000"/>
@@ -9802,6 +10267,7 @@
     </w:tblStylePr>
     <w:tblStylePr w:type="firstCol">
       <w:rPr>
+        <w:rFonts w:eastAsia="黑体"/>
         <w:b/>
         <w:bCs/>
         <w:color w:themeColor="text1" w:val="000000"/>
@@ -9821,6 +10287,7 @@
     </w:tblStylePr>
     <w:tblStylePr w:type="lastCol">
       <w:rPr>
+        <w:rFonts w:eastAsia="黑体"/>
         <w:b w:val="0"/>
         <w:bCs w:val="0"/>
         <w:color w:themeColor="text1" w:val="000000"/>
@@ -9870,7 +10337,7 @@
       <w:spacing w:after="0" w:line="240" w:lineRule="auto"/>
     </w:pPr>
     <w:rPr>
-      <w:rFonts w:asciiTheme="majorHAnsi" w:cstheme="majorBidi" w:eastAsiaTheme="majorEastAsia" w:hAnsiTheme="majorHAnsi"/>
+      <w:rFonts w:asciiTheme="majorHAnsi" w:cstheme="majorBidi" w:hAnsiTheme="majorHAnsi" w:eastAsia="黑体"/>
       <w:color w:themeColor="text1" w:val="000000"/>
     </w:rPr>
     <w:tblPr>
@@ -9897,6 +10364,7 @@
     </w:tcPr>
     <w:tblStylePr w:type="firstRow">
       <w:rPr>
+        <w:rFonts w:eastAsia="黑体"/>
         <w:b/>
         <w:bCs/>
         <w:color w:themeColor="text1" w:val="000000"/>
@@ -9908,6 +10376,7 @@
     </w:tblStylePr>
     <w:tblStylePr w:type="lastRow">
       <w:rPr>
+        <w:rFonts w:eastAsia="黑体"/>
         <w:b/>
         <w:bCs/>
         <w:color w:themeColor="text1" w:val="000000"/>
@@ -9927,6 +10396,7 @@
     </w:tblStylePr>
     <w:tblStylePr w:type="firstCol">
       <w:rPr>
+        <w:rFonts w:eastAsia="黑体"/>
         <w:b/>
         <w:bCs/>
         <w:color w:themeColor="text1" w:val="000000"/>
@@ -9946,6 +10416,7 @@
     </w:tblStylePr>
     <w:tblStylePr w:type="lastCol">
       <w:rPr>
+        <w:rFonts w:eastAsia="黑体"/>
         <w:b w:val="0"/>
         <w:bCs w:val="0"/>
         <w:color w:themeColor="text1" w:val="000000"/>
@@ -9995,7 +10466,7 @@
       <w:spacing w:after="0" w:line="240" w:lineRule="auto"/>
     </w:pPr>
     <w:rPr>
-      <w:rFonts w:asciiTheme="majorHAnsi" w:cstheme="majorBidi" w:eastAsiaTheme="majorEastAsia" w:hAnsiTheme="majorHAnsi"/>
+      <w:rFonts w:asciiTheme="majorHAnsi" w:cstheme="majorBidi" w:hAnsiTheme="majorHAnsi" w:eastAsia="黑体"/>
       <w:color w:themeColor="text1" w:val="000000"/>
     </w:rPr>
     <w:tblPr>
@@ -10022,6 +10493,7 @@
     </w:tcPr>
     <w:tblStylePr w:type="firstRow">
       <w:rPr>
+        <w:rFonts w:eastAsia="黑体"/>
         <w:b/>
         <w:bCs/>
         <w:color w:themeColor="text1" w:val="000000"/>
@@ -10033,6 +10505,7 @@
     </w:tblStylePr>
     <w:tblStylePr w:type="lastRow">
       <w:rPr>
+        <w:rFonts w:eastAsia="黑体"/>
         <w:b/>
         <w:bCs/>
         <w:color w:themeColor="text1" w:val="000000"/>
@@ -10052,6 +10525,7 @@
     </w:tblStylePr>
     <w:tblStylePr w:type="firstCol">
       <w:rPr>
+        <w:rFonts w:eastAsia="黑体"/>
         <w:b/>
         <w:bCs/>
         <w:color w:themeColor="text1" w:val="000000"/>
@@ -10071,6 +10545,7 @@
     </w:tblStylePr>
     <w:tblStylePr w:type="lastCol">
       <w:rPr>
+        <w:rFonts w:eastAsia="黑体"/>
         <w:b w:val="0"/>
         <w:bCs w:val="0"/>
         <w:color w:themeColor="text1" w:val="000000"/>
@@ -10120,7 +10595,7 @@
       <w:spacing w:after="0" w:line="240" w:lineRule="auto"/>
     </w:pPr>
     <w:rPr>
-      <w:rFonts w:asciiTheme="majorHAnsi" w:cstheme="majorBidi" w:eastAsiaTheme="majorEastAsia" w:hAnsiTheme="majorHAnsi"/>
+      <w:rFonts w:asciiTheme="majorHAnsi" w:cstheme="majorBidi" w:hAnsiTheme="majorHAnsi" w:eastAsia="黑体"/>
       <w:color w:themeColor="text1" w:val="000000"/>
     </w:rPr>
     <w:tblPr>
@@ -10147,6 +10622,7 @@
     </w:tcPr>
     <w:tblStylePr w:type="firstRow">
       <w:rPr>
+        <w:rFonts w:eastAsia="黑体"/>
         <w:b/>
         <w:bCs/>
         <w:color w:themeColor="text1" w:val="000000"/>
@@ -10158,6 +10634,7 @@
     </w:tblStylePr>
     <w:tblStylePr w:type="lastRow">
       <w:rPr>
+        <w:rFonts w:eastAsia="黑体"/>
         <w:b/>
         <w:bCs/>
         <w:color w:themeColor="text1" w:val="000000"/>
@@ -10177,6 +10654,7 @@
     </w:tblStylePr>
     <w:tblStylePr w:type="firstCol">
       <w:rPr>
+        <w:rFonts w:eastAsia="黑体"/>
         <w:b/>
         <w:bCs/>
         <w:color w:themeColor="text1" w:val="000000"/>
@@ -10196,6 +10674,7 @@
     </w:tblStylePr>
     <w:tblStylePr w:type="lastCol">
       <w:rPr>
+        <w:rFonts w:eastAsia="黑体"/>
         <w:b w:val="0"/>
         <w:bCs w:val="0"/>
         <w:color w:themeColor="text1" w:val="000000"/>
@@ -10245,7 +10724,7 @@
       <w:spacing w:after="0" w:line="240" w:lineRule="auto"/>
     </w:pPr>
     <w:rPr>
-      <w:rFonts w:asciiTheme="majorHAnsi" w:cstheme="majorBidi" w:eastAsiaTheme="majorEastAsia" w:hAnsiTheme="majorHAnsi"/>
+      <w:rFonts w:asciiTheme="majorHAnsi" w:cstheme="majorBidi" w:hAnsiTheme="majorHAnsi" w:eastAsia="黑体"/>
       <w:color w:themeColor="text1" w:val="000000"/>
     </w:rPr>
     <w:tblPr>
@@ -10272,6 +10751,7 @@
     </w:tcPr>
     <w:tblStylePr w:type="firstRow">
       <w:rPr>
+        <w:rFonts w:eastAsia="黑体"/>
         <w:b/>
         <w:bCs/>
         <w:color w:themeColor="text1" w:val="000000"/>
@@ -10283,6 +10763,7 @@
     </w:tblStylePr>
     <w:tblStylePr w:type="lastRow">
       <w:rPr>
+        <w:rFonts w:eastAsia="黑体"/>
         <w:b/>
         <w:bCs/>
         <w:color w:themeColor="text1" w:val="000000"/>
@@ -10302,6 +10783,7 @@
     </w:tblStylePr>
     <w:tblStylePr w:type="firstCol">
       <w:rPr>
+        <w:rFonts w:eastAsia="黑体"/>
         <w:b/>
         <w:bCs/>
         <w:color w:themeColor="text1" w:val="000000"/>
@@ -10321,6 +10803,7 @@
     </w:tblStylePr>
     <w:tblStylePr w:type="lastCol">
       <w:rPr>
+        <w:rFonts w:eastAsia="黑体"/>
         <w:b w:val="0"/>
         <w:bCs w:val="0"/>
         <w:color w:themeColor="text1" w:val="000000"/>
@@ -10393,6 +10876,7 @@
     </w:tcPr>
     <w:tblStylePr w:type="firstRow">
       <w:rPr>
+        <w:rFonts w:eastAsia="黑体"/>
         <w:b/>
         <w:bCs/>
         <w:i w:val="0"/>
@@ -10414,6 +10898,7 @@
     </w:tblStylePr>
     <w:tblStylePr w:type="lastRow">
       <w:rPr>
+        <w:rFonts w:eastAsia="黑体"/>
         <w:b/>
         <w:bCs/>
         <w:i w:val="0"/>
@@ -10435,6 +10920,7 @@
     </w:tblStylePr>
     <w:tblStylePr w:type="firstCol">
       <w:rPr>
+        <w:rFonts w:eastAsia="黑体"/>
         <w:b/>
         <w:bCs/>
         <w:i w:val="0"/>
@@ -10454,6 +10940,7 @@
     </w:tblStylePr>
     <w:tblStylePr w:type="lastCol">
       <w:rPr>
+        <w:rFonts w:eastAsia="黑体"/>
         <w:b/>
         <w:bCs/>
         <w:i w:val="0"/>
@@ -10534,6 +11021,7 @@
     </w:tcPr>
     <w:tblStylePr w:type="firstRow">
       <w:rPr>
+        <w:rFonts w:eastAsia="黑体"/>
         <w:b/>
         <w:bCs/>
         <w:i w:val="0"/>
@@ -10555,6 +11043,7 @@
     </w:tblStylePr>
     <w:tblStylePr w:type="lastRow">
       <w:rPr>
+        <w:rFonts w:eastAsia="黑体"/>
         <w:b/>
         <w:bCs/>
         <w:i w:val="0"/>
@@ -10576,6 +11065,7 @@
     </w:tblStylePr>
     <w:tblStylePr w:type="firstCol">
       <w:rPr>
+        <w:rFonts w:eastAsia="黑体"/>
         <w:b/>
         <w:bCs/>
         <w:i w:val="0"/>
@@ -10595,6 +11085,7 @@
     </w:tblStylePr>
     <w:tblStylePr w:type="lastCol">
       <w:rPr>
+        <w:rFonts w:eastAsia="黑体"/>
         <w:b/>
         <w:bCs/>
         <w:i w:val="0"/>
@@ -10675,6 +11166,7 @@
     </w:tcPr>
     <w:tblStylePr w:type="firstRow">
       <w:rPr>
+        <w:rFonts w:eastAsia="黑体"/>
         <w:b/>
         <w:bCs/>
         <w:i w:val="0"/>
@@ -10696,6 +11188,7 @@
     </w:tblStylePr>
     <w:tblStylePr w:type="lastRow">
       <w:rPr>
+        <w:rFonts w:eastAsia="黑体"/>
         <w:b/>
         <w:bCs/>
         <w:i w:val="0"/>
@@ -10717,6 +11210,7 @@
     </w:tblStylePr>
     <w:tblStylePr w:type="firstCol">
       <w:rPr>
+        <w:rFonts w:eastAsia="黑体"/>
         <w:b/>
         <w:bCs/>
         <w:i w:val="0"/>
@@ -10736,6 +11230,7 @@
     </w:tblStylePr>
     <w:tblStylePr w:type="lastCol">
       <w:rPr>
+        <w:rFonts w:eastAsia="黑体"/>
         <w:b/>
         <w:bCs/>
         <w:i w:val="0"/>
@@ -10816,6 +11311,7 @@
     </w:tcPr>
     <w:tblStylePr w:type="firstRow">
       <w:rPr>
+        <w:rFonts w:eastAsia="黑体"/>
         <w:b/>
         <w:bCs/>
         <w:i w:val="0"/>
@@ -10837,6 +11333,7 @@
     </w:tblStylePr>
     <w:tblStylePr w:type="lastRow">
       <w:rPr>
+        <w:rFonts w:eastAsia="黑体"/>
         <w:b/>
         <w:bCs/>
         <w:i w:val="0"/>
@@ -10858,6 +11355,7 @@
     </w:tblStylePr>
     <w:tblStylePr w:type="firstCol">
       <w:rPr>
+        <w:rFonts w:eastAsia="黑体"/>
         <w:b/>
         <w:bCs/>
         <w:i w:val="0"/>
@@ -10877,6 +11375,7 @@
     </w:tblStylePr>
     <w:tblStylePr w:type="lastCol">
       <w:rPr>
+        <w:rFonts w:eastAsia="黑体"/>
         <w:b/>
         <w:bCs/>
         <w:i w:val="0"/>
@@ -10957,6 +11456,7 @@
     </w:tcPr>
     <w:tblStylePr w:type="firstRow">
       <w:rPr>
+        <w:rFonts w:eastAsia="黑体"/>
         <w:b/>
         <w:bCs/>
         <w:i w:val="0"/>
@@ -10978,6 +11478,7 @@
     </w:tblStylePr>
     <w:tblStylePr w:type="lastRow">
       <w:rPr>
+        <w:rFonts w:eastAsia="黑体"/>
         <w:b/>
         <w:bCs/>
         <w:i w:val="0"/>
@@ -10999,6 +11500,7 @@
     </w:tblStylePr>
     <w:tblStylePr w:type="firstCol">
       <w:rPr>
+        <w:rFonts w:eastAsia="黑体"/>
         <w:b/>
         <w:bCs/>
         <w:i w:val="0"/>
@@ -11018,6 +11520,7 @@
     </w:tblStylePr>
     <w:tblStylePr w:type="lastCol">
       <w:rPr>
+        <w:rFonts w:eastAsia="黑体"/>
         <w:b/>
         <w:bCs/>
         <w:i w:val="0"/>
@@ -11098,6 +11601,7 @@
     </w:tcPr>
     <w:tblStylePr w:type="firstRow">
       <w:rPr>
+        <w:rFonts w:eastAsia="黑体"/>
         <w:b/>
         <w:bCs/>
         <w:i w:val="0"/>
@@ -11119,6 +11623,7 @@
     </w:tblStylePr>
     <w:tblStylePr w:type="lastRow">
       <w:rPr>
+        <w:rFonts w:eastAsia="黑体"/>
         <w:b/>
         <w:bCs/>
         <w:i w:val="0"/>
@@ -11140,6 +11645,7 @@
     </w:tblStylePr>
     <w:tblStylePr w:type="firstCol">
       <w:rPr>
+        <w:rFonts w:eastAsia="黑体"/>
         <w:b/>
         <w:bCs/>
         <w:i w:val="0"/>
@@ -11159,6 +11665,7 @@
     </w:tblStylePr>
     <w:tblStylePr w:type="lastCol">
       <w:rPr>
+        <w:rFonts w:eastAsia="黑体"/>
         <w:b/>
         <w:bCs/>
         <w:i w:val="0"/>
@@ -11239,6 +11746,7 @@
     </w:tcPr>
     <w:tblStylePr w:type="firstRow">
       <w:rPr>
+        <w:rFonts w:eastAsia="黑体"/>
         <w:b/>
         <w:bCs/>
         <w:i w:val="0"/>
@@ -11260,6 +11768,7 @@
     </w:tblStylePr>
     <w:tblStylePr w:type="lastRow">
       <w:rPr>
+        <w:rFonts w:eastAsia="黑体"/>
         <w:b/>
         <w:bCs/>
         <w:i w:val="0"/>
@@ -11281,6 +11790,7 @@
     </w:tblStylePr>
     <w:tblStylePr w:type="firstCol">
       <w:rPr>
+        <w:rFonts w:eastAsia="黑体"/>
         <w:b/>
         <w:bCs/>
         <w:i w:val="0"/>
@@ -11300,6 +11810,7 @@
     </w:tblStylePr>
     <w:tblStylePr w:type="lastCol">
       <w:rPr>
+        <w:rFonts w:eastAsia="黑体"/>
         <w:b/>
         <w:bCs/>
         <w:i w:val="0"/>
@@ -11357,6 +11868,7 @@
       <w:spacing w:after="0" w:line="240" w:lineRule="auto"/>
     </w:pPr>
     <w:rPr>
+      <w:rFonts w:eastAsia="黑体"/>
       <w:color w:themeColor="background1" w:val="FFFFFF"/>
     </w:rPr>
     <w:tblPr>
@@ -11375,6 +11887,7 @@
     </w:tcPr>
     <w:tblStylePr w:type="firstRow">
       <w:rPr>
+        <w:rFonts w:eastAsia="黑体"/>
         <w:b/>
         <w:bCs/>
       </w:rPr>
@@ -11471,6 +11984,7 @@
       <w:spacing w:after="0" w:line="240" w:lineRule="auto"/>
     </w:pPr>
     <w:rPr>
+      <w:rFonts w:eastAsia="黑体"/>
       <w:color w:themeColor="background1" w:val="FFFFFF"/>
     </w:rPr>
     <w:tblPr>
@@ -11489,6 +12003,7 @@
     </w:tcPr>
     <w:tblStylePr w:type="firstRow">
       <w:rPr>
+        <w:rFonts w:eastAsia="黑体"/>
         <w:b/>
         <w:bCs/>
       </w:rPr>
@@ -11585,6 +12100,7 @@
       <w:spacing w:after="0" w:line="240" w:lineRule="auto"/>
     </w:pPr>
     <w:rPr>
+      <w:rFonts w:eastAsia="黑体"/>
       <w:color w:themeColor="background1" w:val="FFFFFF"/>
     </w:rPr>
     <w:tblPr>
@@ -11603,6 +12119,7 @@
     </w:tcPr>
     <w:tblStylePr w:type="firstRow">
       <w:rPr>
+        <w:rFonts w:eastAsia="黑体"/>
         <w:b/>
         <w:bCs/>
       </w:rPr>
@@ -11699,6 +12216,7 @@
       <w:spacing w:after="0" w:line="240" w:lineRule="auto"/>
     </w:pPr>
     <w:rPr>
+      <w:rFonts w:eastAsia="黑体"/>
       <w:color w:themeColor="background1" w:val="FFFFFF"/>
     </w:rPr>
     <w:tblPr>
@@ -11717,6 +12235,7 @@
     </w:tcPr>
     <w:tblStylePr w:type="firstRow">
       <w:rPr>
+        <w:rFonts w:eastAsia="黑体"/>
         <w:b/>
         <w:bCs/>
       </w:rPr>
@@ -11813,6 +12332,7 @@
       <w:spacing w:after="0" w:line="240" w:lineRule="auto"/>
     </w:pPr>
     <w:rPr>
+      <w:rFonts w:eastAsia="黑体"/>
       <w:color w:themeColor="background1" w:val="FFFFFF"/>
     </w:rPr>
     <w:tblPr>
@@ -11831,6 +12351,7 @@
     </w:tcPr>
     <w:tblStylePr w:type="firstRow">
       <w:rPr>
+        <w:rFonts w:eastAsia="黑体"/>
         <w:b/>
         <w:bCs/>
       </w:rPr>
@@ -11927,6 +12448,7 @@
       <w:spacing w:after="0" w:line="240" w:lineRule="auto"/>
     </w:pPr>
     <w:rPr>
+      <w:rFonts w:eastAsia="黑体"/>
       <w:color w:themeColor="background1" w:val="FFFFFF"/>
     </w:rPr>
     <w:tblPr>
@@ -11945,6 +12467,7 @@
     </w:tcPr>
     <w:tblStylePr w:type="firstRow">
       <w:rPr>
+        <w:rFonts w:eastAsia="黑体"/>
         <w:b/>
         <w:bCs/>
       </w:rPr>
@@ -12041,6 +12564,7 @@
       <w:spacing w:after="0" w:line="240" w:lineRule="auto"/>
     </w:pPr>
     <w:rPr>
+      <w:rFonts w:eastAsia="黑体"/>
       <w:color w:themeColor="background1" w:val="FFFFFF"/>
     </w:rPr>
     <w:tblPr>
@@ -12059,6 +12583,7 @@
     </w:tcPr>
     <w:tblStylePr w:type="firstRow">
       <w:rPr>
+        <w:rFonts w:eastAsia="黑体"/>
         <w:b/>
         <w:bCs/>
       </w:rPr>
@@ -12155,6 +12680,7 @@
       <w:spacing w:after="0" w:line="240" w:lineRule="auto"/>
     </w:pPr>
     <w:rPr>
+      <w:rFonts w:eastAsia="黑体"/>
       <w:color w:themeColor="text1" w:val="000000"/>
     </w:rPr>
     <w:tblPr>
@@ -12181,6 +12707,7 @@
     </w:tcPr>
     <w:tblStylePr w:type="firstRow">
       <w:rPr>
+        <w:rFonts w:eastAsia="黑体"/>
         <w:b/>
         <w:bCs/>
       </w:rPr>
@@ -12199,6 +12726,7 @@
     </w:tblStylePr>
     <w:tblStylePr w:type="lastRow">
       <w:rPr>
+        <w:rFonts w:eastAsia="黑体"/>
         <w:b/>
         <w:bCs/>
         <w:color w:themeColor="background1" w:val="FFFFFF"/>
@@ -12213,6 +12741,7 @@
     </w:tblStylePr>
     <w:tblStylePr w:type="firstCol">
       <w:rPr>
+        <w:rFonts w:eastAsia="黑体"/>
         <w:color w:themeColor="background1" w:val="FFFFFF"/>
       </w:rPr>
       <w:tblPr/>
@@ -12230,6 +12759,7 @@
     </w:tblStylePr>
     <w:tblStylePr w:type="lastCol">
       <w:rPr>
+        <w:rFonts w:eastAsia="黑体"/>
         <w:color w:themeColor="background1" w:val="FFFFFF"/>
       </w:rPr>
       <w:tblPr/>
@@ -12259,11 +12789,13 @@
     </w:tblStylePr>
     <w:tblStylePr w:type="neCell">
       <w:rPr>
+        <w:rFonts w:eastAsia="黑体"/>
         <w:color w:themeColor="text1" w:val="000000"/>
       </w:rPr>
     </w:tblStylePr>
     <w:tblStylePr w:type="nwCell">
       <w:rPr>
+        <w:rFonts w:eastAsia="黑体"/>
         <w:color w:themeColor="text1" w:val="000000"/>
       </w:rPr>
     </w:tblStylePr>
@@ -12277,6 +12809,7 @@
       <w:spacing w:after="0" w:line="240" w:lineRule="auto"/>
     </w:pPr>
     <w:rPr>
+      <w:rFonts w:eastAsia="黑体"/>
       <w:color w:themeColor="text1" w:val="000000"/>
     </w:rPr>
     <w:tblPr>
@@ -12303,6 +12836,7 @@
     </w:tcPr>
     <w:tblStylePr w:type="firstRow">
       <w:rPr>
+        <w:rFonts w:eastAsia="黑体"/>
         <w:b/>
         <w:bCs/>
       </w:rPr>
@@ -12321,6 +12855,7 @@
     </w:tblStylePr>
     <w:tblStylePr w:type="lastRow">
       <w:rPr>
+        <w:rFonts w:eastAsia="黑体"/>
         <w:b/>
         <w:bCs/>
         <w:color w:themeColor="background1" w:val="FFFFFF"/>
@@ -12335,6 +12870,7 @@
     </w:tblStylePr>
     <w:tblStylePr w:type="firstCol">
       <w:rPr>
+        <w:rFonts w:eastAsia="黑体"/>
         <w:color w:themeColor="background1" w:val="FFFFFF"/>
       </w:rPr>
       <w:tblPr/>
@@ -12352,6 +12888,7 @@
     </w:tblStylePr>
     <w:tblStylePr w:type="lastCol">
       <w:rPr>
+        <w:rFonts w:eastAsia="黑体"/>
         <w:color w:themeColor="background1" w:val="FFFFFF"/>
       </w:rPr>
       <w:tblPr/>
@@ -12381,11 +12918,13 @@
     </w:tblStylePr>
     <w:tblStylePr w:type="neCell">
       <w:rPr>
+        <w:rFonts w:eastAsia="黑体"/>
         <w:color w:themeColor="text1" w:val="000000"/>
       </w:rPr>
     </w:tblStylePr>
     <w:tblStylePr w:type="nwCell">
       <w:rPr>
+        <w:rFonts w:eastAsia="黑体"/>
         <w:color w:themeColor="text1" w:val="000000"/>
       </w:rPr>
     </w:tblStylePr>
@@ -12399,6 +12938,7 @@
       <w:spacing w:after="0" w:line="240" w:lineRule="auto"/>
     </w:pPr>
     <w:rPr>
+      <w:rFonts w:eastAsia="黑体"/>
       <w:color w:themeColor="text1" w:val="000000"/>
     </w:rPr>
     <w:tblPr>
@@ -12425,6 +12965,7 @@
     </w:tcPr>
     <w:tblStylePr w:type="firstRow">
       <w:rPr>
+        <w:rFonts w:eastAsia="黑体"/>
         <w:b/>
         <w:bCs/>
       </w:rPr>
@@ -12443,6 +12984,7 @@
     </w:tblStylePr>
     <w:tblStylePr w:type="lastRow">
       <w:rPr>
+        <w:rFonts w:eastAsia="黑体"/>
         <w:b/>
         <w:bCs/>
         <w:color w:themeColor="background1" w:val="FFFFFF"/>
@@ -12457,6 +12999,7 @@
     </w:tblStylePr>
     <w:tblStylePr w:type="firstCol">
       <w:rPr>
+        <w:rFonts w:eastAsia="黑体"/>
         <w:color w:themeColor="background1" w:val="FFFFFF"/>
       </w:rPr>
       <w:tblPr/>
@@ -12474,6 +13017,7 @@
     </w:tblStylePr>
     <w:tblStylePr w:type="lastCol">
       <w:rPr>
+        <w:rFonts w:eastAsia="黑体"/>
         <w:color w:themeColor="background1" w:val="FFFFFF"/>
       </w:rPr>
       <w:tblPr/>
@@ -12503,11 +13047,13 @@
     </w:tblStylePr>
     <w:tblStylePr w:type="neCell">
       <w:rPr>
+        <w:rFonts w:eastAsia="黑体"/>
         <w:color w:themeColor="text1" w:val="000000"/>
       </w:rPr>
     </w:tblStylePr>
     <w:tblStylePr w:type="nwCell">
       <w:rPr>
+        <w:rFonts w:eastAsia="黑体"/>
         <w:color w:themeColor="text1" w:val="000000"/>
       </w:rPr>
     </w:tblStylePr>
@@ -12521,6 +13067,7 @@
       <w:spacing w:after="0" w:line="240" w:lineRule="auto"/>
     </w:pPr>
     <w:rPr>
+      <w:rFonts w:eastAsia="黑体"/>
       <w:color w:themeColor="text1" w:val="000000"/>
     </w:rPr>
     <w:tblPr>
@@ -12547,6 +13094,7 @@
     </w:tcPr>
     <w:tblStylePr w:type="firstRow">
       <w:rPr>
+        <w:rFonts w:eastAsia="黑体"/>
         <w:b/>
         <w:bCs/>
       </w:rPr>
@@ -12565,6 +13113,7 @@
     </w:tblStylePr>
     <w:tblStylePr w:type="lastRow">
       <w:rPr>
+        <w:rFonts w:eastAsia="黑体"/>
         <w:b/>
         <w:bCs/>
         <w:color w:themeColor="background1" w:val="FFFFFF"/>
@@ -12579,6 +13128,7 @@
     </w:tblStylePr>
     <w:tblStylePr w:type="firstCol">
       <w:rPr>
+        <w:rFonts w:eastAsia="黑体"/>
         <w:color w:themeColor="background1" w:val="FFFFFF"/>
       </w:rPr>
       <w:tblPr/>
@@ -12596,6 +13146,7 @@
     </w:tblStylePr>
     <w:tblStylePr w:type="lastCol">
       <w:rPr>
+        <w:rFonts w:eastAsia="黑体"/>
         <w:color w:themeColor="background1" w:val="FFFFFF"/>
       </w:rPr>
       <w:tblPr/>
@@ -12633,6 +13184,7 @@
       <w:spacing w:after="0" w:line="240" w:lineRule="auto"/>
     </w:pPr>
     <w:rPr>
+      <w:rFonts w:eastAsia="黑体"/>
       <w:color w:themeColor="text1" w:val="000000"/>
     </w:rPr>
     <w:tblPr>
@@ -12659,6 +13211,7 @@
     </w:tcPr>
     <w:tblStylePr w:type="firstRow">
       <w:rPr>
+        <w:rFonts w:eastAsia="黑体"/>
         <w:b/>
         <w:bCs/>
       </w:rPr>
@@ -12677,6 +13230,7 @@
     </w:tblStylePr>
     <w:tblStylePr w:type="lastRow">
       <w:rPr>
+        <w:rFonts w:eastAsia="黑体"/>
         <w:b/>
         <w:bCs/>
         <w:color w:themeColor="background1" w:val="FFFFFF"/>
@@ -12691,6 +13245,7 @@
     </w:tblStylePr>
     <w:tblStylePr w:type="firstCol">
       <w:rPr>
+        <w:rFonts w:eastAsia="黑体"/>
         <w:color w:themeColor="background1" w:val="FFFFFF"/>
       </w:rPr>
       <w:tblPr/>
@@ -12708,6 +13263,7 @@
     </w:tblStylePr>
     <w:tblStylePr w:type="lastCol">
       <w:rPr>
+        <w:rFonts w:eastAsia="黑体"/>
         <w:color w:themeColor="background1" w:val="FFFFFF"/>
       </w:rPr>
       <w:tblPr/>
@@ -12737,11 +13293,13 @@
     </w:tblStylePr>
     <w:tblStylePr w:type="neCell">
       <w:rPr>
+        <w:rFonts w:eastAsia="黑体"/>
         <w:color w:themeColor="text1" w:val="000000"/>
       </w:rPr>
     </w:tblStylePr>
     <w:tblStylePr w:type="nwCell">
       <w:rPr>
+        <w:rFonts w:eastAsia="黑体"/>
         <w:color w:themeColor="text1" w:val="000000"/>
       </w:rPr>
     </w:tblStylePr>
@@ -12755,6 +13313,7 @@
       <w:spacing w:after="0" w:line="240" w:lineRule="auto"/>
     </w:pPr>
     <w:rPr>
+      <w:rFonts w:eastAsia="黑体"/>
       <w:color w:themeColor="text1" w:val="000000"/>
     </w:rPr>
     <w:tblPr>
@@ -12781,6 +13340,7 @@
     </w:tcPr>
     <w:tblStylePr w:type="firstRow">
       <w:rPr>
+        <w:rFonts w:eastAsia="黑体"/>
         <w:b/>
         <w:bCs/>
       </w:rPr>
@@ -12799,6 +13359,7 @@
     </w:tblStylePr>
     <w:tblStylePr w:type="lastRow">
       <w:rPr>
+        <w:rFonts w:eastAsia="黑体"/>
         <w:b/>
         <w:bCs/>
         <w:color w:themeColor="background1" w:val="FFFFFF"/>
@@ -12813,6 +13374,7 @@
     </w:tblStylePr>
     <w:tblStylePr w:type="firstCol">
       <w:rPr>
+        <w:rFonts w:eastAsia="黑体"/>
         <w:color w:themeColor="background1" w:val="FFFFFF"/>
       </w:rPr>
       <w:tblPr/>
@@ -12830,6 +13392,7 @@
     </w:tblStylePr>
     <w:tblStylePr w:type="lastCol">
       <w:rPr>
+        <w:rFonts w:eastAsia="黑体"/>
         <w:color w:themeColor="background1" w:val="FFFFFF"/>
       </w:rPr>
       <w:tblPr/>
@@ -12859,11 +13422,13 @@
     </w:tblStylePr>
     <w:tblStylePr w:type="neCell">
       <w:rPr>
+        <w:rFonts w:eastAsia="黑体"/>
         <w:color w:themeColor="text1" w:val="000000"/>
       </w:rPr>
     </w:tblStylePr>
     <w:tblStylePr w:type="nwCell">
       <w:rPr>
+        <w:rFonts w:eastAsia="黑体"/>
         <w:color w:themeColor="text1" w:val="000000"/>
       </w:rPr>
     </w:tblStylePr>
@@ -12877,6 +13442,7 @@
       <w:spacing w:after="0" w:line="240" w:lineRule="auto"/>
     </w:pPr>
     <w:rPr>
+      <w:rFonts w:eastAsia="黑体"/>
       <w:color w:themeColor="text1" w:val="000000"/>
     </w:rPr>
     <w:tblPr>
@@ -12903,6 +13469,7 @@
     </w:tcPr>
     <w:tblStylePr w:type="firstRow">
       <w:rPr>
+        <w:rFonts w:eastAsia="黑体"/>
         <w:b/>
         <w:bCs/>
       </w:rPr>
@@ -12921,6 +13488,7 @@
     </w:tblStylePr>
     <w:tblStylePr w:type="lastRow">
       <w:rPr>
+        <w:rFonts w:eastAsia="黑体"/>
         <w:b/>
         <w:bCs/>
         <w:color w:themeColor="background1" w:val="FFFFFF"/>
@@ -12935,6 +13503,7 @@
     </w:tblStylePr>
     <w:tblStylePr w:type="firstCol">
       <w:rPr>
+        <w:rFonts w:eastAsia="黑体"/>
         <w:color w:themeColor="background1" w:val="FFFFFF"/>
       </w:rPr>
       <w:tblPr/>
@@ -12952,6 +13521,7 @@
     </w:tblStylePr>
     <w:tblStylePr w:type="lastCol">
       <w:rPr>
+        <w:rFonts w:eastAsia="黑体"/>
         <w:color w:themeColor="background1" w:val="FFFFFF"/>
       </w:rPr>
       <w:tblPr/>
@@ -12981,11 +13551,13 @@
     </w:tblStylePr>
     <w:tblStylePr w:type="neCell">
       <w:rPr>
+        <w:rFonts w:eastAsia="黑体"/>
         <w:color w:themeColor="text1" w:val="000000"/>
       </w:rPr>
     </w:tblStylePr>
     <w:tblStylePr w:type="nwCell">
       <w:rPr>
+        <w:rFonts w:eastAsia="黑体"/>
         <w:color w:themeColor="text1" w:val="000000"/>
       </w:rPr>
     </w:tblStylePr>
@@ -12999,6 +13571,7 @@
       <w:spacing w:after="0" w:line="240" w:lineRule="auto"/>
     </w:pPr>
     <w:rPr>
+      <w:rFonts w:eastAsia="黑体"/>
       <w:color w:themeColor="text1" w:val="000000"/>
     </w:rPr>
     <w:tblPr>
@@ -13017,6 +13590,7 @@
     </w:tcPr>
     <w:tblStylePr w:type="firstRow">
       <w:rPr>
+        <w:rFonts w:eastAsia="黑体"/>
         <w:b/>
         <w:bCs/>
         <w:color w:themeColor="background1" w:val="FFFFFF"/>
@@ -13031,6 +13605,7 @@
     </w:tblStylePr>
     <w:tblStylePr w:type="lastRow">
       <w:rPr>
+        <w:rFonts w:eastAsia="黑体"/>
         <w:b/>
         <w:bCs/>
         <w:color w:themeColor="accent2" w:themeShade="CC" w:val="9E3A38"/>
@@ -13045,12 +13620,14 @@
     </w:tblStylePr>
     <w:tblStylePr w:type="firstCol">
       <w:rPr>
+        <w:rFonts w:eastAsia="黑体"/>
         <w:b/>
         <w:bCs/>
       </w:rPr>
     </w:tblStylePr>
     <w:tblStylePr w:type="lastCol">
       <w:rPr>
+        <w:rFonts w:eastAsia="黑体"/>
         <w:b/>
         <w:bCs/>
       </w:rPr>
@@ -13085,6 +13662,7 @@
       <w:spacing w:after="0" w:line="240" w:lineRule="auto"/>
     </w:pPr>
     <w:rPr>
+      <w:rFonts w:eastAsia="黑体"/>
       <w:color w:themeColor="text1" w:val="000000"/>
     </w:rPr>
     <w:tblPr>
@@ -13103,6 +13681,7 @@
     </w:tcPr>
     <w:tblStylePr w:type="firstRow">
       <w:rPr>
+        <w:rFonts w:eastAsia="黑体"/>
         <w:b/>
         <w:bCs/>
         <w:color w:themeColor="background1" w:val="FFFFFF"/>
@@ -13117,6 +13696,7 @@
     </w:tblStylePr>
     <w:tblStylePr w:type="lastRow">
       <w:rPr>
+        <w:rFonts w:eastAsia="黑体"/>
         <w:b/>
         <w:bCs/>
         <w:color w:themeColor="accent2" w:themeShade="CC" w:val="9E3A38"/>
@@ -13131,12 +13711,14 @@
     </w:tblStylePr>
     <w:tblStylePr w:type="firstCol">
       <w:rPr>
+        <w:rFonts w:eastAsia="黑体"/>
         <w:b/>
         <w:bCs/>
       </w:rPr>
     </w:tblStylePr>
     <w:tblStylePr w:type="lastCol">
       <w:rPr>
+        <w:rFonts w:eastAsia="黑体"/>
         <w:b/>
         <w:bCs/>
       </w:rPr>
@@ -13171,6 +13753,7 @@
       <w:spacing w:after="0" w:line="240" w:lineRule="auto"/>
     </w:pPr>
     <w:rPr>
+      <w:rFonts w:eastAsia="黑体"/>
       <w:color w:themeColor="text1" w:val="000000"/>
     </w:rPr>
     <w:tblPr>
@@ -13189,6 +13772,7 @@
     </w:tcPr>
     <w:tblStylePr w:type="firstRow">
       <w:rPr>
+        <w:rFonts w:eastAsia="黑体"/>
         <w:b/>
         <w:bCs/>
         <w:color w:themeColor="background1" w:val="FFFFFF"/>
@@ -13203,6 +13787,7 @@
     </w:tblStylePr>
     <w:tblStylePr w:type="lastRow">
       <w:rPr>
+        <w:rFonts w:eastAsia="黑体"/>
         <w:b/>
         <w:bCs/>
         <w:color w:themeColor="accent2" w:themeShade="CC" w:val="9E3A38"/>
@@ -13217,12 +13802,14 @@
     </w:tblStylePr>
     <w:tblStylePr w:type="firstCol">
       <w:rPr>
+        <w:rFonts w:eastAsia="黑体"/>
         <w:b/>
         <w:bCs/>
       </w:rPr>
     </w:tblStylePr>
     <w:tblStylePr w:type="lastCol">
       <w:rPr>
+        <w:rFonts w:eastAsia="黑体"/>
         <w:b/>
         <w:bCs/>
       </w:rPr>
@@ -13257,6 +13844,7 @@
       <w:spacing w:after="0" w:line="240" w:lineRule="auto"/>
     </w:pPr>
     <w:rPr>
+      <w:rFonts w:eastAsia="黑体"/>
       <w:color w:themeColor="text1" w:val="000000"/>
     </w:rPr>
     <w:tblPr>
@@ -13275,6 +13863,7 @@
     </w:tcPr>
     <w:tblStylePr w:type="firstRow">
       <w:rPr>
+        <w:rFonts w:eastAsia="黑体"/>
         <w:b/>
         <w:bCs/>
         <w:color w:themeColor="background1" w:val="FFFFFF"/>
@@ -13289,6 +13878,7 @@
     </w:tblStylePr>
     <w:tblStylePr w:type="lastRow">
       <w:rPr>
+        <w:rFonts w:eastAsia="黑体"/>
         <w:b/>
         <w:bCs/>
         <w:color w:themeColor="accent4" w:themeShade="CC" w:val="664E82"/>
@@ -13303,12 +13893,14 @@
     </w:tblStylePr>
     <w:tblStylePr w:type="firstCol">
       <w:rPr>
+        <w:rFonts w:eastAsia="黑体"/>
         <w:b/>
         <w:bCs/>
       </w:rPr>
     </w:tblStylePr>
     <w:tblStylePr w:type="lastCol">
       <w:rPr>
+        <w:rFonts w:eastAsia="黑体"/>
         <w:b/>
         <w:bCs/>
       </w:rPr>
@@ -13343,6 +13935,7 @@
       <w:spacing w:after="0" w:line="240" w:lineRule="auto"/>
     </w:pPr>
     <w:rPr>
+      <w:rFonts w:eastAsia="黑体"/>
       <w:color w:themeColor="text1" w:val="000000"/>
     </w:rPr>
     <w:tblPr>
@@ -13361,6 +13954,7 @@
     </w:tcPr>
     <w:tblStylePr w:type="firstRow">
       <w:rPr>
+        <w:rFonts w:eastAsia="黑体"/>
         <w:b/>
         <w:bCs/>
         <w:color w:themeColor="background1" w:val="FFFFFF"/>
@@ -13375,6 +13969,7 @@
     </w:tblStylePr>
     <w:tblStylePr w:type="lastRow">
       <w:rPr>
+        <w:rFonts w:eastAsia="黑体"/>
         <w:b/>
         <w:bCs/>
         <w:color w:themeColor="accent3" w:themeShade="CC" w:val="7E9C40"/>
@@ -13389,12 +13984,14 @@
     </w:tblStylePr>
     <w:tblStylePr w:type="firstCol">
       <w:rPr>
+        <w:rFonts w:eastAsia="黑体"/>
         <w:b/>
         <w:bCs/>
       </w:rPr>
     </w:tblStylePr>
     <w:tblStylePr w:type="lastCol">
       <w:rPr>
+        <w:rFonts w:eastAsia="黑体"/>
         <w:b/>
         <w:bCs/>
       </w:rPr>
@@ -13429,6 +14026,7 @@
       <w:spacing w:after="0" w:line="240" w:lineRule="auto"/>
     </w:pPr>
     <w:rPr>
+      <w:rFonts w:eastAsia="黑体"/>
       <w:color w:themeColor="text1" w:val="000000"/>
     </w:rPr>
     <w:tblPr>
@@ -13447,6 +14045,7 @@
     </w:tcPr>
     <w:tblStylePr w:type="firstRow">
       <w:rPr>
+        <w:rFonts w:eastAsia="黑体"/>
         <w:b/>
         <w:bCs/>
         <w:color w:themeColor="background1" w:val="FFFFFF"/>
@@ -13461,6 +14060,7 @@
     </w:tblStylePr>
     <w:tblStylePr w:type="lastRow">
       <w:rPr>
+        <w:rFonts w:eastAsia="黑体"/>
         <w:b/>
         <w:bCs/>
         <w:color w:themeColor="accent6" w:themeShade="CC" w:val="F2730A"/>
@@ -13475,12 +14075,14 @@
     </w:tblStylePr>
     <w:tblStylePr w:type="firstCol">
       <w:rPr>
+        <w:rFonts w:eastAsia="黑体"/>
         <w:b/>
         <w:bCs/>
       </w:rPr>
     </w:tblStylePr>
     <w:tblStylePr w:type="lastCol">
       <w:rPr>
+        <w:rFonts w:eastAsia="黑体"/>
         <w:b/>
         <w:bCs/>
       </w:rPr>
@@ -13515,6 +14117,7 @@
       <w:spacing w:after="0" w:line="240" w:lineRule="auto"/>
     </w:pPr>
     <w:rPr>
+      <w:rFonts w:eastAsia="黑体"/>
       <w:color w:themeColor="text1" w:val="000000"/>
     </w:rPr>
     <w:tblPr>
@@ -13533,6 +14136,7 @@
     </w:tcPr>
     <w:tblStylePr w:type="firstRow">
       <w:rPr>
+        <w:rFonts w:eastAsia="黑体"/>
         <w:b/>
         <w:bCs/>
         <w:color w:themeColor="background1" w:val="FFFFFF"/>
@@ -13547,6 +14151,7 @@
     </w:tblStylePr>
     <w:tblStylePr w:type="lastRow">
       <w:rPr>
+        <w:rFonts w:eastAsia="黑体"/>
         <w:b/>
         <w:bCs/>
         <w:color w:themeColor="accent5" w:themeShade="CC" w:val="348DA5"/>
@@ -13561,12 +14166,14 @@
     </w:tblStylePr>
     <w:tblStylePr w:type="firstCol">
       <w:rPr>
+        <w:rFonts w:eastAsia="黑体"/>
         <w:b/>
         <w:bCs/>
       </w:rPr>
     </w:tblStylePr>
     <w:tblStylePr w:type="lastCol">
       <w:rPr>
+        <w:rFonts w:eastAsia="黑体"/>
         <w:b/>
         <w:bCs/>
       </w:rPr>
@@ -13601,6 +14208,7 @@
       <w:spacing w:after="0" w:line="240" w:lineRule="auto"/>
     </w:pPr>
     <w:rPr>
+      <w:rFonts w:eastAsia="黑体"/>
       <w:color w:themeColor="text1" w:val="000000"/>
     </w:rPr>
     <w:tblPr>
@@ -13622,6 +14230,7 @@
     </w:tcPr>
     <w:tblStylePr w:type="firstRow">
       <w:rPr>
+        <w:rFonts w:eastAsia="黑体"/>
         <w:b/>
         <w:bCs/>
       </w:rPr>
@@ -13632,6 +14241,7 @@
     </w:tblStylePr>
     <w:tblStylePr w:type="lastRow">
       <w:rPr>
+        <w:rFonts w:eastAsia="黑体"/>
         <w:b/>
         <w:bCs/>
         <w:color w:themeColor="text1" w:val="000000"/>
@@ -13643,6 +14253,7 @@
     </w:tblStylePr>
     <w:tblStylePr w:type="firstCol">
       <w:rPr>
+        <w:rFonts w:eastAsia="黑体"/>
         <w:color w:themeColor="background1" w:val="FFFFFF"/>
       </w:rPr>
       <w:tblPr/>
@@ -13652,6 +14263,7 @@
     </w:tblStylePr>
     <w:tblStylePr w:type="lastCol">
       <w:rPr>
+        <w:rFonts w:eastAsia="黑体"/>
         <w:color w:themeColor="background1" w:val="FFFFFF"/>
       </w:rPr>
       <w:tblPr/>
@@ -13681,6 +14293,7 @@
       <w:spacing w:after="0" w:line="240" w:lineRule="auto"/>
     </w:pPr>
     <w:rPr>
+      <w:rFonts w:eastAsia="黑体"/>
       <w:color w:themeColor="text1" w:val="000000"/>
     </w:rPr>
     <w:tblPr>
@@ -13702,6 +14315,7 @@
     </w:tcPr>
     <w:tblStylePr w:type="firstRow">
       <w:rPr>
+        <w:rFonts w:eastAsia="黑体"/>
         <w:b/>
         <w:bCs/>
       </w:rPr>
@@ -13712,6 +14326,7 @@
     </w:tblStylePr>
     <w:tblStylePr w:type="lastRow">
       <w:rPr>
+        <w:rFonts w:eastAsia="黑体"/>
         <w:b/>
         <w:bCs/>
         <w:color w:themeColor="text1" w:val="000000"/>
@@ -13723,6 +14338,7 @@
     </w:tblStylePr>
     <w:tblStylePr w:type="firstCol">
       <w:rPr>
+        <w:rFonts w:eastAsia="黑体"/>
         <w:color w:themeColor="background1" w:val="FFFFFF"/>
       </w:rPr>
       <w:tblPr/>
@@ -13732,6 +14348,7 @@
     </w:tblStylePr>
     <w:tblStylePr w:type="lastCol">
       <w:rPr>
+        <w:rFonts w:eastAsia="黑体"/>
         <w:color w:themeColor="background1" w:val="FFFFFF"/>
       </w:rPr>
       <w:tblPr/>
@@ -13761,6 +14378,7 @@
       <w:spacing w:after="0" w:line="240" w:lineRule="auto"/>
     </w:pPr>
     <w:rPr>
+      <w:rFonts w:eastAsia="黑体"/>
       <w:color w:themeColor="text1" w:val="000000"/>
     </w:rPr>
     <w:tblPr>
@@ -13782,6 +14400,7 @@
     </w:tcPr>
     <w:tblStylePr w:type="firstRow">
       <w:rPr>
+        <w:rFonts w:eastAsia="黑体"/>
         <w:b/>
         <w:bCs/>
       </w:rPr>
@@ -13792,6 +14411,7 @@
     </w:tblStylePr>
     <w:tblStylePr w:type="lastRow">
       <w:rPr>
+        <w:rFonts w:eastAsia="黑体"/>
         <w:b/>
         <w:bCs/>
         <w:color w:themeColor="text1" w:val="000000"/>
@@ -13803,6 +14423,7 @@
     </w:tblStylePr>
     <w:tblStylePr w:type="firstCol">
       <w:rPr>
+        <w:rFonts w:eastAsia="黑体"/>
         <w:color w:themeColor="background1" w:val="FFFFFF"/>
       </w:rPr>
       <w:tblPr/>
@@ -13812,6 +14433,7 @@
     </w:tblStylePr>
     <w:tblStylePr w:type="lastCol">
       <w:rPr>
+        <w:rFonts w:eastAsia="黑体"/>
         <w:color w:themeColor="background1" w:val="FFFFFF"/>
       </w:rPr>
       <w:tblPr/>
@@ -13841,6 +14463,7 @@
       <w:spacing w:after="0" w:line="240" w:lineRule="auto"/>
     </w:pPr>
     <w:rPr>
+      <w:rFonts w:eastAsia="黑体"/>
       <w:color w:themeColor="text1" w:val="000000"/>
     </w:rPr>
     <w:tblPr>
@@ -13862,6 +14485,7 @@
     </w:tcPr>
     <w:tblStylePr w:type="firstRow">
       <w:rPr>
+        <w:rFonts w:eastAsia="黑体"/>
         <w:b/>
         <w:bCs/>
       </w:rPr>
@@ -13872,6 +14496,7 @@
     </w:tblStylePr>
     <w:tblStylePr w:type="lastRow">
       <w:rPr>
+        <w:rFonts w:eastAsia="黑体"/>
         <w:b/>
         <w:bCs/>
         <w:color w:themeColor="text1" w:val="000000"/>
@@ -13883,6 +14508,7 @@
     </w:tblStylePr>
     <w:tblStylePr w:type="firstCol">
       <w:rPr>
+        <w:rFonts w:eastAsia="黑体"/>
         <w:color w:themeColor="background1" w:val="FFFFFF"/>
       </w:rPr>
       <w:tblPr/>
@@ -13892,6 +14518,7 @@
     </w:tblStylePr>
     <w:tblStylePr w:type="lastCol">
       <w:rPr>
+        <w:rFonts w:eastAsia="黑体"/>
         <w:color w:themeColor="background1" w:val="FFFFFF"/>
       </w:rPr>
       <w:tblPr/>
@@ -13921,6 +14548,7 @@
       <w:spacing w:after="0" w:line="240" w:lineRule="auto"/>
     </w:pPr>
     <w:rPr>
+      <w:rFonts w:eastAsia="黑体"/>
       <w:color w:themeColor="text1" w:val="000000"/>
     </w:rPr>
     <w:tblPr>
@@ -13942,6 +14570,7 @@
     </w:tcPr>
     <w:tblStylePr w:type="firstRow">
       <w:rPr>
+        <w:rFonts w:eastAsia="黑体"/>
         <w:b/>
         <w:bCs/>
       </w:rPr>
@@ -13952,6 +14581,7 @@
     </w:tblStylePr>
     <w:tblStylePr w:type="lastRow">
       <w:rPr>
+        <w:rFonts w:eastAsia="黑体"/>
         <w:b/>
         <w:bCs/>
         <w:color w:themeColor="text1" w:val="000000"/>
@@ -13963,6 +14593,7 @@
     </w:tblStylePr>
     <w:tblStylePr w:type="firstCol">
       <w:rPr>
+        <w:rFonts w:eastAsia="黑体"/>
         <w:color w:themeColor="background1" w:val="FFFFFF"/>
       </w:rPr>
       <w:tblPr/>
@@ -13972,6 +14603,7 @@
     </w:tblStylePr>
     <w:tblStylePr w:type="lastCol">
       <w:rPr>
+        <w:rFonts w:eastAsia="黑体"/>
         <w:color w:themeColor="background1" w:val="FFFFFF"/>
       </w:rPr>
       <w:tblPr/>
@@ -14001,6 +14633,7 @@
       <w:spacing w:after="0" w:line="240" w:lineRule="auto"/>
     </w:pPr>
     <w:rPr>
+      <w:rFonts w:eastAsia="黑体"/>
       <w:color w:themeColor="text1" w:val="000000"/>
     </w:rPr>
     <w:tblPr>
@@ -14022,6 +14655,7 @@
     </w:tcPr>
     <w:tblStylePr w:type="firstRow">
       <w:rPr>
+        <w:rFonts w:eastAsia="黑体"/>
         <w:b/>
         <w:bCs/>
       </w:rPr>
@@ -14032,6 +14666,7 @@
     </w:tblStylePr>
     <w:tblStylePr w:type="lastRow">
       <w:rPr>
+        <w:rFonts w:eastAsia="黑体"/>
         <w:b/>
         <w:bCs/>
         <w:color w:themeColor="text1" w:val="000000"/>
@@ -14043,6 +14678,7 @@
     </w:tblStylePr>
     <w:tblStylePr w:type="firstCol">
       <w:rPr>
+        <w:rFonts w:eastAsia="黑体"/>
         <w:color w:themeColor="background1" w:val="FFFFFF"/>
       </w:rPr>
       <w:tblPr/>
@@ -14052,6 +14688,7 @@
     </w:tblStylePr>
     <w:tblStylePr w:type="lastCol">
       <w:rPr>
+        <w:rFonts w:eastAsia="黑体"/>
         <w:color w:themeColor="background1" w:val="FFFFFF"/>
       </w:rPr>
       <w:tblPr/>
@@ -14081,6 +14718,7 @@
       <w:spacing w:after="0" w:line="240" w:lineRule="auto"/>
     </w:pPr>
     <w:rPr>
+      <w:rFonts w:eastAsia="黑体"/>
       <w:color w:themeColor="text1" w:val="000000"/>
     </w:rPr>
     <w:tblPr>
@@ -14102,6 +14740,7 @@
     </w:tcPr>
     <w:tblStylePr w:type="firstRow">
       <w:rPr>
+        <w:rFonts w:eastAsia="黑体"/>
         <w:b/>
         <w:bCs/>
       </w:rPr>
@@ -14112,6 +14751,7 @@
     </w:tblStylePr>
     <w:tblStylePr w:type="lastRow">
       <w:rPr>
+        <w:rFonts w:eastAsia="黑体"/>
         <w:b/>
         <w:bCs/>
         <w:color w:themeColor="text1" w:val="000000"/>
@@ -14123,6 +14763,7 @@
     </w:tblStylePr>
     <w:tblStylePr w:type="firstCol">
       <w:rPr>
+        <w:rFonts w:eastAsia="黑体"/>
         <w:color w:themeColor="background1" w:val="FFFFFF"/>
       </w:rPr>
       <w:tblPr/>
@@ -14132,6 +14773,7 @@
     </w:tblStylePr>
     <w:tblStylePr w:type="lastCol">
       <w:rPr>
+        <w:rFonts w:eastAsia="黑体"/>
         <w:color w:themeColor="background1" w:val="FFFFFF"/>
       </w:rPr>
       <w:tblPr/>
@@ -14164,6 +14806,7 @@
     <w:name w:val="KeywordTok"/>
     <w:basedOn w:val="VerbatimChar"/>
     <w:rPr>
+      <w:rFonts w:eastAsia="黑体"/>
       <w:b/>
       <w:color w:val="007020"/>
     </w:rPr>
@@ -14172,6 +14815,7 @@
     <w:name w:val="DataTypeTok"/>
     <w:basedOn w:val="VerbatimChar"/>
     <w:rPr>
+      <w:rFonts w:eastAsia="黑体"/>
       <w:color w:val="902000"/>
     </w:rPr>
   </w:style>
@@ -14179,6 +14823,7 @@
     <w:name w:val="DecValTok"/>
     <w:basedOn w:val="VerbatimChar"/>
     <w:rPr>
+      <w:rFonts w:eastAsia="黑体"/>
       <w:color w:val="40a070"/>
     </w:rPr>
   </w:style>
@@ -14186,6 +14831,7 @@
     <w:name w:val="BaseNTok"/>
     <w:basedOn w:val="VerbatimChar"/>
     <w:rPr>
+      <w:rFonts w:eastAsia="黑体"/>
       <w:color w:val="40a070"/>
     </w:rPr>
   </w:style>
@@ -14193,6 +14839,7 @@
     <w:name w:val="FloatTok"/>
     <w:basedOn w:val="VerbatimChar"/>
     <w:rPr>
+      <w:rFonts w:eastAsia="黑体"/>
       <w:color w:val="40a070"/>
     </w:rPr>
   </w:style>
@@ -14200,6 +14847,7 @@
     <w:name w:val="ConstantTok"/>
     <w:basedOn w:val="VerbatimChar"/>
     <w:rPr>
+      <w:rFonts w:eastAsia="黑体"/>
       <w:color w:val="880000"/>
     </w:rPr>
   </w:style>
@@ -14207,6 +14855,7 @@
     <w:name w:val="CharTok"/>
     <w:basedOn w:val="VerbatimChar"/>
     <w:rPr>
+      <w:rFonts w:eastAsia="黑体"/>
       <w:color w:val="4070a0"/>
     </w:rPr>
   </w:style>
@@ -14214,6 +14863,7 @@
     <w:name w:val="SpecialCharTok"/>
     <w:basedOn w:val="VerbatimChar"/>
     <w:rPr>
+      <w:rFonts w:eastAsia="黑体"/>
       <w:color w:val="4070a0"/>
     </w:rPr>
   </w:style>
@@ -14221,6 +14871,7 @@
     <w:name w:val="StringTok"/>
     <w:basedOn w:val="VerbatimChar"/>
     <w:rPr>
+      <w:rFonts w:eastAsia="黑体"/>
       <w:color w:val="4070a0"/>
     </w:rPr>
   </w:style>
@@ -14228,6 +14879,7 @@
     <w:name w:val="VerbatimStringTok"/>
     <w:basedOn w:val="VerbatimChar"/>
     <w:rPr>
+      <w:rFonts w:eastAsia="黑体"/>
       <w:color w:val="4070a0"/>
     </w:rPr>
   </w:style>
@@ -14235,6 +14887,7 @@
     <w:name w:val="SpecialStringTok"/>
     <w:basedOn w:val="VerbatimChar"/>
     <w:rPr>
+      <w:rFonts w:eastAsia="黑体"/>
       <w:color w:val="bb6688"/>
     </w:rPr>
   </w:style>
@@ -14242,6 +14895,7 @@
     <w:name w:val="ImportTok"/>
     <w:basedOn w:val="VerbatimChar"/>
     <w:rPr>
+      <w:rFonts w:eastAsia="黑体"/>
       <w:b/>
       <w:color w:val="008000"/>
     </w:rPr>
@@ -14250,6 +14904,7 @@
     <w:name w:val="CommentTok"/>
     <w:basedOn w:val="VerbatimChar"/>
     <w:rPr>
+      <w:rFonts w:eastAsia="黑体"/>
       <w:i/>
       <w:color w:val="60a0b0"/>
     </w:rPr>
@@ -14258,6 +14913,7 @@
     <w:name w:val="DocumentationTok"/>
     <w:basedOn w:val="VerbatimChar"/>
     <w:rPr>
+      <w:rFonts w:eastAsia="黑体"/>
       <w:i/>
       <w:color w:val="ba2121"/>
     </w:rPr>
@@ -14266,6 +14922,7 @@
     <w:name w:val="AnnotationTok"/>
     <w:basedOn w:val="VerbatimChar"/>
     <w:rPr>
+      <w:rFonts w:eastAsia="黑体"/>
       <w:b/>
       <w:i/>
       <w:color w:val="60a0b0"/>
@@ -14275,6 +14932,7 @@
     <w:name w:val="CommentVarTok"/>
     <w:basedOn w:val="VerbatimChar"/>
     <w:rPr>
+      <w:rFonts w:eastAsia="黑体"/>
       <w:b/>
       <w:i/>
       <w:color w:val="60a0b0"/>
@@ -14284,6 +14942,7 @@
     <w:name w:val="OtherTok"/>
     <w:basedOn w:val="VerbatimChar"/>
     <w:rPr>
+      <w:rFonts w:eastAsia="黑体"/>
       <w:color w:val="007020"/>
     </w:rPr>
   </w:style>
@@ -14291,6 +14950,7 @@
     <w:name w:val="FunctionTok"/>
     <w:basedOn w:val="VerbatimChar"/>
     <w:rPr>
+      <w:rFonts w:eastAsia="黑体"/>
       <w:color w:val="06287e"/>
     </w:rPr>
   </w:style>
@@ -14298,6 +14958,7 @@
     <w:name w:val="VariableTok"/>
     <w:basedOn w:val="VerbatimChar"/>
     <w:rPr>
+      <w:rFonts w:eastAsia="黑体"/>
       <w:color w:val="19177c"/>
     </w:rPr>
   </w:style>
@@ -14305,6 +14966,7 @@
     <w:name w:val="ControlFlowTok"/>
     <w:basedOn w:val="VerbatimChar"/>
     <w:rPr>
+      <w:rFonts w:eastAsia="黑体"/>
       <w:b/>
       <w:color w:val="007020"/>
     </w:rPr>
@@ -14313,6 +14975,7 @@
     <w:name w:val="OperatorTok"/>
     <w:basedOn w:val="VerbatimChar"/>
     <w:rPr>
+      <w:rFonts w:eastAsia="黑体"/>
       <w:color w:val="666666"/>
     </w:rPr>
   </w:style>
@@ -14320,18 +14983,22 @@
     <w:name w:val="BuiltInTok"/>
     <w:basedOn w:val="VerbatimChar"/>
     <w:rPr>
+      <w:rFonts w:eastAsia="黑体"/>
       <w:color w:val="008000"/>
     </w:rPr>
   </w:style>
   <w:style w:type="character" w:customStyle="1" w:styleId="ExtensionTok">
     <w:name w:val="ExtensionTok"/>
     <w:basedOn w:val="VerbatimChar"/>
-    <w:rPr/>
+    <w:rPr>
+      <w:rFonts w:eastAsia="黑体"/>
+    </w:rPr>
   </w:style>
   <w:style w:type="character" w:customStyle="1" w:styleId="PreprocessorTok">
     <w:name w:val="PreprocessorTok"/>
     <w:basedOn w:val="VerbatimChar"/>
     <w:rPr>
+      <w:rFonts w:eastAsia="黑体"/>
       <w:color w:val="bc7a00"/>
     </w:rPr>
   </w:style>
@@ -14339,18 +15006,22 @@
     <w:name w:val="AttributeTok"/>
     <w:basedOn w:val="VerbatimChar"/>
     <w:rPr>
+      <w:rFonts w:eastAsia="黑体"/>
       <w:color w:val="7d9029"/>
     </w:rPr>
   </w:style>
   <w:style w:type="character" w:customStyle="1" w:styleId="RegionMarkerTok">
     <w:name w:val="RegionMarkerTok"/>
     <w:basedOn w:val="VerbatimChar"/>
-    <w:rPr/>
+    <w:rPr>
+      <w:rFonts w:eastAsia="黑体"/>
+    </w:rPr>
   </w:style>
   <w:style w:type="character" w:customStyle="1" w:styleId="InformationTok">
     <w:name w:val="InformationTok"/>
     <w:basedOn w:val="VerbatimChar"/>
     <w:rPr>
+      <w:rFonts w:eastAsia="黑体"/>
       <w:b/>
       <w:i/>
       <w:color w:val="60a0b0"/>
@@ -14360,6 +15031,7 @@
     <w:name w:val="WarningTok"/>
     <w:basedOn w:val="VerbatimChar"/>
     <w:rPr>
+      <w:rFonts w:eastAsia="黑体"/>
       <w:b/>
       <w:i/>
       <w:color w:val="60a0b0"/>
@@ -14369,6 +15041,7 @@
     <w:name w:val="AlertTok"/>
     <w:basedOn w:val="VerbatimChar"/>
     <w:rPr>
+      <w:rFonts w:eastAsia="黑体"/>
       <w:b/>
       <w:color w:val="ff0000"/>
     </w:rPr>
@@ -14377,6 +15050,7 @@
     <w:name w:val="ErrorTok"/>
     <w:basedOn w:val="VerbatimChar"/>
     <w:rPr>
+      <w:rFonts w:eastAsia="黑体"/>
       <w:b/>
       <w:color w:val="ff0000"/>
     </w:rPr>
@@ -14384,7 +15058,9 @@
   <w:style w:type="character" w:customStyle="1" w:styleId="NormalTok">
     <w:name w:val="NormalTok"/>
     <w:basedOn w:val="VerbatimChar"/>
-    <w:rPr/>
+    <w:rPr>
+      <w:rFonts w:eastAsia="黑体"/>
+    </w:rPr>
   </w:style>
 </w:styles>
 </file>
@@ -14433,12 +15109,12 @@
     <a:fontScheme name="Office">
       <a:majorFont>
         <a:latin typeface="Calibri"/>
-        <a:ea typeface=""/>
+        <a:ea typeface="黑体"/>
         <a:cs typeface=""/>
         <a:font script="Jpan" typeface="ＭＳ ゴシック"/>
         <a:font script="Hang" typeface="맑은 고딕"/>
-        <a:font script="Hans" typeface="宋体"/>
-        <a:font script="Hant" typeface="新細明體"/>
+        <a:font script="Hans" typeface="黑体"/>
+        <a:font script="Hant" typeface="黑体"/>
         <a:font script="Arab" typeface="Times New Roman"/>
         <a:font script="Hebr" typeface="Times New Roman"/>
         <a:font script="Thai" typeface="Angsana New"/>
@@ -14468,12 +15144,12 @@
       </a:majorFont>
       <a:minorFont>
         <a:latin typeface="Cambria"/>
-        <a:ea typeface=""/>
+        <a:ea typeface="黑体"/>
         <a:cs typeface=""/>
         <a:font script="Jpan" typeface="ＭＳ 明朝"/>
         <a:font script="Hang" typeface="맑은 고딕"/>
-        <a:font script="Hans" typeface="宋体"/>
-        <a:font script="Hant" typeface="新細明體"/>
+        <a:font script="Hans" typeface="黑体"/>
+        <a:font script="Hant" typeface="黑体"/>
         <a:font script="Arab" typeface="Arial"/>
         <a:font script="Hebr" typeface="Arial"/>
         <a:font script="Thai" typeface="Cordia New"/>

--- a/05-数字电路/01-组合逻辑电路/半加器电路/半加器电路.docx
+++ b/05-数字电路/01-组合逻辑电路/半加器电路/半加器电路.docx
@@ -2038,7 +2038,7 @@
           <w:color w:val="555555"/>
           <w:sz w:val="21"/>
         </w:rPr>
-        <w:t>材料收集者：杜文杰，WX手机：19519196569，QQ:3478827729</w:t>
+        <w:t>材料收集者：杜文杰，微信/手机：19519196569，QQ:3478827729</w:t>
       </w:r>
     </w:p>
     <w:sectPr>
